--- a/backend/utils/doc_templates/bill_items_wo_buh.docx
+++ b/backend/utils/doc_templates/bill_items_wo_buh.docx
@@ -1,6 +1,6 @@
 
 <file path=word/document.xml><?xml version="1.0" encoding="utf-8"?>
-<w:document xmlns:wpc="http://schemas.microsoft.com/office/word/2010/wordprocessingCanvas" xmlns:mc="http://schemas.openxmlformats.org/markup-compatibility/2006" xmlns:o="urn:schemas-microsoft-com:office:office" xmlns:r="http://schemas.openxmlformats.org/officeDocument/2006/relationships" xmlns:m="http://schemas.openxmlformats.org/officeDocument/2006/math" xmlns:v="urn:schemas-microsoft-com:vml" xmlns:wp14="http://schemas.microsoft.com/office/word/2010/wordprocessingDrawing" xmlns:wp="http://schemas.openxmlformats.org/drawingml/2006/wordprocessingDrawing" xmlns:w10="urn:schemas-microsoft-com:office:word" xmlns:w="http://schemas.openxmlformats.org/wordprocessingml/2006/main" xmlns:w14="http://schemas.microsoft.com/office/word/2010/wordml" xmlns:wpg="http://schemas.microsoft.com/office/word/2010/wordprocessingGroup" xmlns:wpi="http://schemas.microsoft.com/office/word/2010/wordprocessingInk" xmlns:wne="http://schemas.microsoft.com/office/word/2006/wordml" xmlns:wps="http://schemas.microsoft.com/office/word/2010/wordprocessingShape" mc:Ignorable="w14 wp14">
+<w:document xmlns:wpc="http://schemas.microsoft.com/office/word/2010/wordprocessingCanvas" xmlns:cx="http://schemas.microsoft.com/office/drawing/2014/chartex" xmlns:mc="http://schemas.openxmlformats.org/markup-compatibility/2006" xmlns:o="urn:schemas-microsoft-com:office:office" xmlns:r="http://schemas.openxmlformats.org/officeDocument/2006/relationships" xmlns:m="http://schemas.openxmlformats.org/officeDocument/2006/math" xmlns:v="urn:schemas-microsoft-com:vml" xmlns:wp14="http://schemas.microsoft.com/office/word/2010/wordprocessingDrawing" xmlns:wp="http://schemas.openxmlformats.org/drawingml/2006/wordprocessingDrawing" xmlns:w10="urn:schemas-microsoft-com:office:word" xmlns:w="http://schemas.openxmlformats.org/wordprocessingml/2006/main" xmlns:w14="http://schemas.microsoft.com/office/word/2010/wordml" xmlns:w15="http://schemas.microsoft.com/office/word/2012/wordml" xmlns:w16se="http://schemas.microsoft.com/office/word/2015/wordml/symex" xmlns:wpg="http://schemas.microsoft.com/office/word/2010/wordprocessingGroup" xmlns:wpi="http://schemas.microsoft.com/office/word/2010/wordprocessingInk" xmlns:wne="http://schemas.microsoft.com/office/word/2006/wordml" xmlns:wps="http://schemas.microsoft.com/office/word/2010/wordprocessingShape" mc:Ignorable="w14 w15 w16se wp14">
   <w:body>
     <w:p>
       <w:pPr>
@@ -12,7 +12,7 @@
     </w:p>
     <w:tbl>
       <w:tblPr>
-        <w:tblStyle w:val="a8"/>
+        <w:tblStyle w:val="a7"/>
         <w:tblW w:w="0" w:type="auto"/>
         <w:tblLook w:val="04A0" w:firstRow="1" w:lastRow="0" w:firstColumn="1" w:lastColumn="0" w:noHBand="0" w:noVBand="1"/>
       </w:tblPr>
@@ -396,17 +396,7 @@
                 <w:szCs w:val="18"/>
                 <w:lang w:val="en-US"/>
               </w:rPr>
-              <w:t xml:space="preserve"> {</w:t>
-            </w:r>
-            <w:proofErr w:type="gramStart"/>
-            <w:r>
-              <w:rPr>
-                <w:rFonts w:ascii="Arial" w:hAnsi="Arial"/>
-                <w:sz w:val="18"/>
-                <w:szCs w:val="18"/>
-                <w:lang w:val="en-US"/>
-              </w:rPr>
-              <w:t>{</w:t>
+              <w:t xml:space="preserve"> {{</w:t>
             </w:r>
             <w:r>
               <w:rPr>
@@ -417,7 +407,6 @@
               </w:rPr>
               <w:t xml:space="preserve"> </w:t>
             </w:r>
-            <w:proofErr w:type="gramEnd"/>
             <w:r>
               <w:rPr>
                 <w:rFonts w:ascii="Arial" w:hAnsi="Arial"/>
@@ -480,17 +469,7 @@
                 <w:szCs w:val="18"/>
                 <w:lang w:val="en-US"/>
               </w:rPr>
-              <w:t xml:space="preserve"> {</w:t>
-            </w:r>
-            <w:proofErr w:type="gramStart"/>
-            <w:r>
-              <w:rPr>
-                <w:rFonts w:ascii="Arial" w:hAnsi="Arial"/>
-                <w:sz w:val="18"/>
-                <w:szCs w:val="18"/>
-                <w:lang w:val="en-US"/>
-              </w:rPr>
-              <w:t>{</w:t>
+              <w:t xml:space="preserve"> {{</w:t>
             </w:r>
             <w:r>
               <w:rPr>
@@ -502,7 +481,6 @@
               <w:t xml:space="preserve"> </w:t>
             </w:r>
             <w:proofErr w:type="spellStart"/>
-            <w:proofErr w:type="gramEnd"/>
             <w:r>
               <w:rPr>
                 <w:rFonts w:ascii="Arial" w:hAnsi="Arial"/>
@@ -1325,8 +1303,9 @@
     </w:p>
     <w:tbl>
       <w:tblPr>
-        <w:tblStyle w:val="a8"/>
+        <w:tblStyle w:val="a7"/>
         <w:tblW w:w="0" w:type="auto"/>
+        <w:jc w:val="center"/>
         <w:tblLayout w:type="fixed"/>
         <w:tblLook w:val="04A0" w:firstRow="1" w:lastRow="0" w:firstColumn="1" w:lastColumn="0" w:noHBand="0" w:noVBand="1"/>
       </w:tblPr>
@@ -1339,6 +1318,9 @@
         <w:gridCol w:w="1241"/>
       </w:tblGrid>
       <w:tr>
+        <w:trPr>
+          <w:jc w:val="center"/>
+        </w:trPr>
         <w:tc>
           <w:tcPr>
             <w:tcW w:w="817" w:type="dxa"/>
@@ -1498,6 +1480,9 @@
         </w:tc>
       </w:tr>
       <w:tr>
+        <w:trPr>
+          <w:jc w:val="center"/>
+        </w:trPr>
         <w:tc>
           <w:tcPr>
             <w:tcW w:w="9854" w:type="dxa"/>
@@ -1546,10 +1531,13 @@
         </w:tc>
       </w:tr>
       <w:tr>
+        <w:trPr>
+          <w:jc w:val="center"/>
+        </w:trPr>
         <w:tc>
           <w:tcPr>
             <w:tcW w:w="817" w:type="dxa"/>
-            <w:vAlign w:val="bottom"/>
+            <w:vAlign w:val="center"/>
           </w:tcPr>
           <w:p>
             <w:pPr>
@@ -1599,81 +1587,70 @@
               <w:t>’] }}</w:t>
             </w:r>
           </w:p>
-          <w:p>
-            <w:pPr>
-              <w:jc w:val="center"/>
-              <w:rPr>
-                <w:rFonts w:ascii="Arial" w:hAnsi="Arial"/>
-                <w:sz w:val="16"/>
-                <w:szCs w:val="16"/>
-                <w:lang w:val="en-US"/>
-              </w:rPr>
-            </w:pPr>
-          </w:p>
         </w:tc>
         <w:tc>
           <w:tcPr>
             <w:tcW w:w="4536" w:type="dxa"/>
-          </w:tcPr>
-          <w:p>
-            <w:pPr>
-              <w:rPr>
-                <w:rFonts w:ascii="Arial" w:hAnsi="Arial"/>
-                <w:sz w:val="16"/>
-                <w:szCs w:val="16"/>
-                <w:lang w:val="en-US"/>
-              </w:rPr>
-            </w:pPr>
-            <w:r>
-              <w:rPr>
-                <w:rFonts w:ascii="Arial" w:hAnsi="Arial"/>
-                <w:sz w:val="16"/>
-                <w:szCs w:val="16"/>
-                <w:lang w:val="en-US"/>
-              </w:rPr>
-              <w:t>{{ item[‘</w:t>
-            </w:r>
-            <w:r>
-              <w:rPr>
-                <w:rFonts w:ascii="Arial" w:hAnsi="Arial"/>
-                <w:sz w:val="16"/>
-                <w:szCs w:val="16"/>
-                <w:lang w:val="en-US"/>
-              </w:rPr>
-              <w:t>item</w:t>
-            </w:r>
-            <w:r>
-              <w:rPr>
-                <w:rFonts w:ascii="Arial" w:hAnsi="Arial"/>
-                <w:sz w:val="16"/>
-                <w:szCs w:val="16"/>
-                <w:lang w:val="en-US"/>
-              </w:rPr>
-              <w:t>’] }}</w:t>
+            <w:vAlign w:val="center"/>
+          </w:tcPr>
+          <w:p>
+            <w:pPr>
+              <w:rPr>
+                <w:rFonts w:ascii="Arial" w:hAnsi="Arial"/>
+                <w:sz w:val="16"/>
+                <w:szCs w:val="16"/>
+                <w:lang w:val="en-US"/>
+              </w:rPr>
+            </w:pPr>
+            <w:r>
+              <w:rPr>
+                <w:rFonts w:ascii="Arial" w:hAnsi="Arial"/>
+                <w:sz w:val="16"/>
+                <w:szCs w:val="16"/>
+                <w:lang w:val="en-US"/>
+              </w:rPr>
+              <w:t>{{ item[‘item’] }}</w:t>
             </w:r>
           </w:p>
         </w:tc>
         <w:tc>
           <w:tcPr>
             <w:tcW w:w="1418" w:type="dxa"/>
-          </w:tcPr>
-          <w:p>
-            <w:pPr>
-              <w:rPr>
-                <w:sz w:val="16"/>
-                <w:szCs w:val="16"/>
-                <w:lang w:val="en-US"/>
-              </w:rPr>
-            </w:pPr>
-            <w:r>
-              <w:rPr>
-                <w:sz w:val="16"/>
-                <w:szCs w:val="16"/>
-                <w:lang w:val="en-US"/>
-              </w:rPr>
-              <w:t>{{ item[‘count’] }}</w:t>
-            </w:r>
-          </w:p>
+            <w:vAlign w:val="center"/>
+          </w:tcPr>
+          <w:p>
+            <w:pPr>
+              <w:rPr>
+                <w:sz w:val="16"/>
+                <w:szCs w:val="16"/>
+                <w:lang w:val="en-US"/>
+              </w:rPr>
+            </w:pPr>
+            <w:r>
+              <w:rPr>
+                <w:sz w:val="16"/>
+                <w:szCs w:val="16"/>
+                <w:lang w:val="en-US"/>
+              </w:rPr>
+              <w:t xml:space="preserve">{{ item[‘count’] </w:t>
+            </w:r>
+            <w:bookmarkStart w:id="0" w:name="_GoBack"/>
+            <w:bookmarkEnd w:id="0"/>
+            <w:r>
+              <w:rPr>
+                <w:sz w:val="16"/>
+                <w:szCs w:val="16"/>
+                <w:lang w:val="en-US"/>
+              </w:rPr>
+              <w:t>}}</w:t>
+            </w:r>
+          </w:p>
+        </w:tc>
+        <w:tc>
+          <w:tcPr>
+            <w:tcW w:w="708" w:type="dxa"/>
+            <w:vAlign w:val="center"/>
+          </w:tcPr>
           <w:p>
             <w:pPr>
               <w:snapToGrid w:val="0"/>
@@ -1682,23 +1659,6 @@
                 <w:rFonts w:ascii="Arial" w:hAnsi="Arial"/>
                 <w:sz w:val="16"/>
                 <w:szCs w:val="16"/>
-                <w:lang w:val="en-US"/>
-              </w:rPr>
-            </w:pPr>
-          </w:p>
-        </w:tc>
-        <w:tc>
-          <w:tcPr>
-            <w:tcW w:w="708" w:type="dxa"/>
-          </w:tcPr>
-          <w:p>
-            <w:pPr>
-              <w:snapToGrid w:val="0"/>
-              <w:jc w:val="center"/>
-              <w:rPr>
-                <w:rFonts w:ascii="Arial" w:hAnsi="Arial"/>
-                <w:sz w:val="16"/>
-                <w:szCs w:val="16"/>
               </w:rPr>
             </w:pPr>
             <w:r>
@@ -1714,6 +1674,7 @@
         <w:tc>
           <w:tcPr>
             <w:tcW w:w="1134" w:type="dxa"/>
+            <w:vAlign w:val="center"/>
           </w:tcPr>
           <w:p>
             <w:pPr>
@@ -1757,23 +1718,7 @@
                 <w:sz w:val="16"/>
                 <w:szCs w:val="16"/>
               </w:rPr>
-              <w:t>’]</w:t>
-            </w:r>
-            <w:proofErr w:type="gramStart"/>
-            <w:r>
-              <w:rPr>
-                <w:sz w:val="16"/>
-                <w:szCs w:val="16"/>
-              </w:rPr>
-              <w:t xml:space="preserve"> }</w:t>
-            </w:r>
-            <w:proofErr w:type="gramEnd"/>
-            <w:r>
-              <w:rPr>
-                <w:sz w:val="16"/>
-                <w:szCs w:val="16"/>
-              </w:rPr>
-              <w:t>}</w:t>
+              <w:t>’] }}</w:t>
             </w:r>
             <w:r>
               <w:rPr>
@@ -1790,21 +1735,11 @@
               <w:t>руб.</w:t>
             </w:r>
           </w:p>
-          <w:p>
-            <w:pPr>
-              <w:snapToGrid w:val="0"/>
-              <w:jc w:val="center"/>
-              <w:rPr>
-                <w:rFonts w:ascii="Arial" w:hAnsi="Arial"/>
-                <w:sz w:val="16"/>
-                <w:szCs w:val="16"/>
-              </w:rPr>
-            </w:pPr>
-          </w:p>
         </w:tc>
         <w:tc>
           <w:tcPr>
             <w:tcW w:w="1241" w:type="dxa"/>
+            <w:vAlign w:val="center"/>
           </w:tcPr>
           <w:p>
             <w:pPr>
@@ -1858,21 +1793,15 @@
                 <w:sz w:val="16"/>
                 <w:szCs w:val="16"/>
               </w:rPr>
-              <w:t xml:space="preserve"> </w:t>
-            </w:r>
-            <w:r>
-              <w:rPr>
-                <w:sz w:val="16"/>
-                <w:szCs w:val="16"/>
-              </w:rPr>
-              <w:t>руб.</w:t>
-            </w:r>
-            <w:bookmarkStart w:id="0" w:name="_GoBack"/>
-            <w:bookmarkEnd w:id="0"/>
+              <w:t xml:space="preserve"> руб.</w:t>
+            </w:r>
           </w:p>
         </w:tc>
       </w:tr>
       <w:tr>
+        <w:trPr>
+          <w:jc w:val="center"/>
+        </w:trPr>
         <w:tc>
           <w:tcPr>
             <w:tcW w:w="9854" w:type="dxa"/>
@@ -1940,12 +1869,19 @@
     <w:p>
       <w:pPr>
         <w:rPr>
+          <w:rFonts w:hint="eastAsia"/>
           <w:sz w:val="20"/>
           <w:szCs w:val="20"/>
         </w:rPr>
       </w:pPr>
     </w:p>
-    <w:p/>
+    <w:p>
+      <w:pPr>
+        <w:rPr>
+          <w:rFonts w:hint="eastAsia"/>
+        </w:rPr>
+      </w:pPr>
+    </w:p>
     <w:p>
       <w:pPr>
         <w:rPr>
@@ -1955,7 +1891,7 @@
     </w:p>
     <w:tbl>
       <w:tblPr>
-        <w:tblStyle w:val="a8"/>
+        <w:tblStyle w:val="a7"/>
         <w:tblW w:w="0" w:type="auto"/>
         <w:tblBorders>
           <w:top w:val="none" w:sz="0" w:space="0" w:color="auto"/>
@@ -2041,7 +1977,6 @@
               <w:t>summ</w:t>
             </w:r>
             <w:proofErr w:type="spellEnd"/>
-            <w:proofErr w:type="gramStart"/>
             <w:r>
               <w:rPr>
                 <w:rFonts w:ascii="Arial" w:hAnsi="Arial"/>
@@ -2058,17 +1993,7 @@
                 <w:sz w:val="16"/>
                 <w:szCs w:val="16"/>
               </w:rPr>
-              <w:t>}</w:t>
-            </w:r>
-            <w:proofErr w:type="gramEnd"/>
-            <w:r>
-              <w:rPr>
-                <w:rFonts w:ascii="Arial" w:hAnsi="Arial"/>
-                <w:b/>
-                <w:sz w:val="16"/>
-                <w:szCs w:val="16"/>
-              </w:rPr>
-              <w:t>}</w:t>
+              <w:t>}}</w:t>
             </w:r>
             <w:r>
               <w:rPr>
@@ -2160,7 +2085,6 @@
               <w:t>nds</w:t>
             </w:r>
             <w:proofErr w:type="spellEnd"/>
-            <w:proofErr w:type="gramStart"/>
             <w:r>
               <w:rPr>
                 <w:rFonts w:ascii="Arial" w:hAnsi="Arial"/>
@@ -2177,17 +2101,7 @@
                 <w:sz w:val="16"/>
                 <w:szCs w:val="16"/>
               </w:rPr>
-              <w:t>}</w:t>
-            </w:r>
-            <w:proofErr w:type="gramEnd"/>
-            <w:r>
-              <w:rPr>
-                <w:rFonts w:ascii="Arial" w:hAnsi="Arial"/>
-                <w:b/>
-                <w:sz w:val="16"/>
-                <w:szCs w:val="16"/>
-              </w:rPr>
-              <w:t>}</w:t>
+              <w:t>}}</w:t>
             </w:r>
           </w:p>
         </w:tc>
@@ -2262,7 +2176,6 @@
               <w:t>summ</w:t>
             </w:r>
             <w:proofErr w:type="spellEnd"/>
-            <w:proofErr w:type="gramStart"/>
             <w:r>
               <w:rPr>
                 <w:rFonts w:ascii="Arial" w:hAnsi="Arial"/>
@@ -2279,17 +2192,7 @@
                 <w:sz w:val="16"/>
                 <w:szCs w:val="16"/>
               </w:rPr>
-              <w:t>}</w:t>
-            </w:r>
-            <w:proofErr w:type="gramEnd"/>
-            <w:r>
-              <w:rPr>
-                <w:rFonts w:ascii="Arial" w:hAnsi="Arial"/>
-                <w:b/>
-                <w:sz w:val="16"/>
-                <w:szCs w:val="16"/>
-              </w:rPr>
-              <w:t>}</w:t>
+              <w:t>}}</w:t>
             </w:r>
             <w:r>
               <w:rPr>
@@ -2477,18 +2380,7 @@
                 <w:szCs w:val="16"/>
                 <w:lang w:val="en-US"/>
               </w:rPr>
-              <w:t>{</w:t>
-            </w:r>
-            <w:proofErr w:type="gramStart"/>
-            <w:r>
-              <w:rPr>
-                <w:rFonts w:ascii="Arial" w:hAnsi="Arial"/>
-                <w:b/>
-                <w:sz w:val="16"/>
-                <w:szCs w:val="16"/>
-                <w:lang w:val="en-US"/>
-              </w:rPr>
-              <w:t>{</w:t>
+              <w:t>{{</w:t>
             </w:r>
             <w:r>
               <w:rPr>
@@ -2501,7 +2393,6 @@
               <w:t xml:space="preserve"> </w:t>
             </w:r>
             <w:proofErr w:type="spellStart"/>
-            <w:proofErr w:type="gramEnd"/>
             <w:r>
               <w:rPr>
                 <w:rFonts w:ascii="Arial" w:hAnsi="Arial"/>
@@ -2754,7 +2645,7 @@
 </file>
 
 <file path=word/styles.xml><?xml version="1.0" encoding="utf-8"?>
-<w:styles xmlns:mc="http://schemas.openxmlformats.org/markup-compatibility/2006" xmlns:r="http://schemas.openxmlformats.org/officeDocument/2006/relationships" xmlns:w="http://schemas.openxmlformats.org/wordprocessingml/2006/main" xmlns:w14="http://schemas.microsoft.com/office/word/2010/wordml" mc:Ignorable="w14">
+<w:styles xmlns:mc="http://schemas.openxmlformats.org/markup-compatibility/2006" xmlns:r="http://schemas.openxmlformats.org/officeDocument/2006/relationships" xmlns:w="http://schemas.openxmlformats.org/wordprocessingml/2006/main" xmlns:w14="http://schemas.microsoft.com/office/word/2010/wordml" xmlns:w15="http://schemas.microsoft.com/office/word/2012/wordml" xmlns:w16se="http://schemas.microsoft.com/office/word/2015/wordml/symex" mc:Ignorable="w14 w15 w16se">
   <w:docDefaults>
     <w:rPrDefault>
       <w:rPr>
@@ -2771,144 +2662,378 @@
       </w:pPr>
     </w:pPrDefault>
   </w:docDefaults>
-  <w:latentStyles w:defLockedState="0" w:defUIPriority="99" w:defSemiHidden="1" w:defUnhideWhenUsed="1" w:defQFormat="0" w:count="267">
-    <w:lsdException w:name="Normal" w:semiHidden="0" w:uiPriority="0" w:unhideWhenUsed="0" w:qFormat="1"/>
-    <w:lsdException w:name="heading 1" w:semiHidden="0" w:uiPriority="9" w:unhideWhenUsed="0" w:qFormat="1"/>
-    <w:lsdException w:name="heading 2" w:uiPriority="9" w:qFormat="1"/>
-    <w:lsdException w:name="heading 3" w:uiPriority="9" w:qFormat="1"/>
-    <w:lsdException w:name="heading 4" w:uiPriority="9" w:qFormat="1"/>
-    <w:lsdException w:name="heading 5" w:uiPriority="9" w:qFormat="1"/>
-    <w:lsdException w:name="heading 6" w:uiPriority="9" w:qFormat="1"/>
-    <w:lsdException w:name="heading 7" w:uiPriority="9" w:qFormat="1"/>
-    <w:lsdException w:name="heading 8" w:uiPriority="9" w:qFormat="1"/>
-    <w:lsdException w:name="heading 9" w:uiPriority="9" w:qFormat="1"/>
-    <w:lsdException w:name="toc 1" w:uiPriority="39"/>
-    <w:lsdException w:name="toc 2" w:uiPriority="39"/>
-    <w:lsdException w:name="toc 3" w:uiPriority="39"/>
-    <w:lsdException w:name="toc 4" w:uiPriority="39"/>
-    <w:lsdException w:name="toc 5" w:uiPriority="39"/>
-    <w:lsdException w:name="toc 6" w:uiPriority="39"/>
-    <w:lsdException w:name="toc 7" w:uiPriority="39"/>
-    <w:lsdException w:name="toc 8" w:uiPriority="39"/>
-    <w:lsdException w:name="toc 9" w:uiPriority="39"/>
-    <w:lsdException w:name="caption" w:uiPriority="35" w:qFormat="1"/>
-    <w:lsdException w:name="Title" w:semiHidden="0" w:uiPriority="10" w:unhideWhenUsed="0" w:qFormat="1"/>
-    <w:lsdException w:name="Default Paragraph Font" w:uiPriority="1"/>
-    <w:lsdException w:name="Subtitle" w:semiHidden="0" w:uiPriority="11" w:unhideWhenUsed="0" w:qFormat="1"/>
-    <w:lsdException w:name="Strong" w:semiHidden="0" w:uiPriority="22" w:unhideWhenUsed="0" w:qFormat="1"/>
-    <w:lsdException w:name="Emphasis" w:semiHidden="0" w:uiPriority="20" w:unhideWhenUsed="0" w:qFormat="1"/>
-    <w:lsdException w:name="Table Grid" w:semiHidden="0" w:uiPriority="59" w:unhideWhenUsed="0"/>
-    <w:lsdException w:name="Placeholder Text" w:unhideWhenUsed="0"/>
-    <w:lsdException w:name="No Spacing" w:semiHidden="0" w:uiPriority="1" w:unhideWhenUsed="0" w:qFormat="1"/>
-    <w:lsdException w:name="Light Shading" w:semiHidden="0" w:uiPriority="60" w:unhideWhenUsed="0"/>
-    <w:lsdException w:name="Light List" w:semiHidden="0" w:uiPriority="61" w:unhideWhenUsed="0"/>
-    <w:lsdException w:name="Light Grid" w:semiHidden="0" w:uiPriority="62" w:unhideWhenUsed="0"/>
-    <w:lsdException w:name="Medium Shading 1" w:semiHidden="0" w:uiPriority="63" w:unhideWhenUsed="0"/>
-    <w:lsdException w:name="Medium Shading 2" w:semiHidden="0" w:uiPriority="64" w:unhideWhenUsed="0"/>
-    <w:lsdException w:name="Medium List 1" w:semiHidden="0" w:uiPriority="65" w:unhideWhenUsed="0"/>
-    <w:lsdException w:name="Medium List 2" w:semiHidden="0" w:uiPriority="66" w:unhideWhenUsed="0"/>
-    <w:lsdException w:name="Medium Grid 1" w:semiHidden="0" w:uiPriority="67" w:unhideWhenUsed="0"/>
-    <w:lsdException w:name="Medium Grid 2" w:semiHidden="0" w:uiPriority="68" w:unhideWhenUsed="0"/>
-    <w:lsdException w:name="Medium Grid 3" w:semiHidden="0" w:uiPriority="69" w:unhideWhenUsed="0"/>
-    <w:lsdException w:name="Dark List" w:semiHidden="0" w:uiPriority="70" w:unhideWhenUsed="0"/>
-    <w:lsdException w:name="Colorful Shading" w:semiHidden="0" w:uiPriority="71" w:unhideWhenUsed="0"/>
-    <w:lsdException w:name="Colorful List" w:semiHidden="0" w:uiPriority="72" w:unhideWhenUsed="0"/>
-    <w:lsdException w:name="Colorful Grid" w:semiHidden="0" w:uiPriority="73" w:unhideWhenUsed="0"/>
-    <w:lsdException w:name="Light Shading Accent 1" w:semiHidden="0" w:uiPriority="60" w:unhideWhenUsed="0"/>
-    <w:lsdException w:name="Light List Accent 1" w:semiHidden="0" w:uiPriority="61" w:unhideWhenUsed="0"/>
-    <w:lsdException w:name="Light Grid Accent 1" w:semiHidden="0" w:uiPriority="62" w:unhideWhenUsed="0"/>
-    <w:lsdException w:name="Medium Shading 1 Accent 1" w:semiHidden="0" w:uiPriority="63" w:unhideWhenUsed="0"/>
-    <w:lsdException w:name="Medium Shading 2 Accent 1" w:semiHidden="0" w:uiPriority="64" w:unhideWhenUsed="0"/>
-    <w:lsdException w:name="Medium List 1 Accent 1" w:semiHidden="0" w:uiPriority="65" w:unhideWhenUsed="0"/>
-    <w:lsdException w:name="Revision" w:unhideWhenUsed="0"/>
-    <w:lsdException w:name="List Paragraph" w:semiHidden="0" w:uiPriority="34" w:unhideWhenUsed="0" w:qFormat="1"/>
-    <w:lsdException w:name="Quote" w:semiHidden="0" w:uiPriority="29" w:unhideWhenUsed="0" w:qFormat="1"/>
-    <w:lsdException w:name="Intense Quote" w:semiHidden="0" w:uiPriority="30" w:unhideWhenUsed="0" w:qFormat="1"/>
-    <w:lsdException w:name="Medium List 2 Accent 1" w:semiHidden="0" w:uiPriority="66" w:unhideWhenUsed="0"/>
-    <w:lsdException w:name="Medium Grid 1 Accent 1" w:semiHidden="0" w:uiPriority="67" w:unhideWhenUsed="0"/>
-    <w:lsdException w:name="Medium Grid 2 Accent 1" w:semiHidden="0" w:uiPriority="68" w:unhideWhenUsed="0"/>
-    <w:lsdException w:name="Medium Grid 3 Accent 1" w:semiHidden="0" w:uiPriority="69" w:unhideWhenUsed="0"/>
-    <w:lsdException w:name="Dark List Accent 1" w:semiHidden="0" w:uiPriority="70" w:unhideWhenUsed="0"/>
-    <w:lsdException w:name="Colorful Shading Accent 1" w:semiHidden="0" w:uiPriority="71" w:unhideWhenUsed="0"/>
-    <w:lsdException w:name="Colorful List Accent 1" w:semiHidden="0" w:uiPriority="72" w:unhideWhenUsed="0"/>
-    <w:lsdException w:name="Colorful Grid Accent 1" w:semiHidden="0" w:uiPriority="73" w:unhideWhenUsed="0"/>
-    <w:lsdException w:name="Light Shading Accent 2" w:semiHidden="0" w:uiPriority="60" w:unhideWhenUsed="0"/>
-    <w:lsdException w:name="Light List Accent 2" w:semiHidden="0" w:uiPriority="61" w:unhideWhenUsed="0"/>
-    <w:lsdException w:name="Light Grid Accent 2" w:semiHidden="0" w:uiPriority="62" w:unhideWhenUsed="0"/>
-    <w:lsdException w:name="Medium Shading 1 Accent 2" w:semiHidden="0" w:uiPriority="63" w:unhideWhenUsed="0"/>
-    <w:lsdException w:name="Medium Shading 2 Accent 2" w:semiHidden="0" w:uiPriority="64" w:unhideWhenUsed="0"/>
-    <w:lsdException w:name="Medium List 1 Accent 2" w:semiHidden="0" w:uiPriority="65" w:unhideWhenUsed="0"/>
-    <w:lsdException w:name="Medium List 2 Accent 2" w:semiHidden="0" w:uiPriority="66" w:unhideWhenUsed="0"/>
-    <w:lsdException w:name="Medium Grid 1 Accent 2" w:semiHidden="0" w:uiPriority="67" w:unhideWhenUsed="0"/>
-    <w:lsdException w:name="Medium Grid 2 Accent 2" w:semiHidden="0" w:uiPriority="68" w:unhideWhenUsed="0"/>
-    <w:lsdException w:name="Medium Grid 3 Accent 2" w:semiHidden="0" w:uiPriority="69" w:unhideWhenUsed="0"/>
-    <w:lsdException w:name="Dark List Accent 2" w:semiHidden="0" w:uiPriority="70" w:unhideWhenUsed="0"/>
-    <w:lsdException w:name="Colorful Shading Accent 2" w:semiHidden="0" w:uiPriority="71" w:unhideWhenUsed="0"/>
-    <w:lsdException w:name="Colorful List Accent 2" w:semiHidden="0" w:uiPriority="72" w:unhideWhenUsed="0"/>
-    <w:lsdException w:name="Colorful Grid Accent 2" w:semiHidden="0" w:uiPriority="73" w:unhideWhenUsed="0"/>
-    <w:lsdException w:name="Light Shading Accent 3" w:semiHidden="0" w:uiPriority="60" w:unhideWhenUsed="0"/>
-    <w:lsdException w:name="Light List Accent 3" w:semiHidden="0" w:uiPriority="61" w:unhideWhenUsed="0"/>
-    <w:lsdException w:name="Light Grid Accent 3" w:semiHidden="0" w:uiPriority="62" w:unhideWhenUsed="0"/>
-    <w:lsdException w:name="Medium Shading 1 Accent 3" w:semiHidden="0" w:uiPriority="63" w:unhideWhenUsed="0"/>
-    <w:lsdException w:name="Medium Shading 2 Accent 3" w:semiHidden="0" w:uiPriority="64" w:unhideWhenUsed="0"/>
-    <w:lsdException w:name="Medium List 1 Accent 3" w:semiHidden="0" w:uiPriority="65" w:unhideWhenUsed="0"/>
-    <w:lsdException w:name="Medium List 2 Accent 3" w:semiHidden="0" w:uiPriority="66" w:unhideWhenUsed="0"/>
-    <w:lsdException w:name="Medium Grid 1 Accent 3" w:semiHidden="0" w:uiPriority="67" w:unhideWhenUsed="0"/>
-    <w:lsdException w:name="Medium Grid 2 Accent 3" w:semiHidden="0" w:uiPriority="68" w:unhideWhenUsed="0"/>
-    <w:lsdException w:name="Medium Grid 3 Accent 3" w:semiHidden="0" w:uiPriority="69" w:unhideWhenUsed="0"/>
-    <w:lsdException w:name="Dark List Accent 3" w:semiHidden="0" w:uiPriority="70" w:unhideWhenUsed="0"/>
-    <w:lsdException w:name="Colorful Shading Accent 3" w:semiHidden="0" w:uiPriority="71" w:unhideWhenUsed="0"/>
-    <w:lsdException w:name="Colorful List Accent 3" w:semiHidden="0" w:uiPriority="72" w:unhideWhenUsed="0"/>
-    <w:lsdException w:name="Colorful Grid Accent 3" w:semiHidden="0" w:uiPriority="73" w:unhideWhenUsed="0"/>
-    <w:lsdException w:name="Light Shading Accent 4" w:semiHidden="0" w:uiPriority="60" w:unhideWhenUsed="0"/>
-    <w:lsdException w:name="Light List Accent 4" w:semiHidden="0" w:uiPriority="61" w:unhideWhenUsed="0"/>
-    <w:lsdException w:name="Light Grid Accent 4" w:semiHidden="0" w:uiPriority="62" w:unhideWhenUsed="0"/>
-    <w:lsdException w:name="Medium Shading 1 Accent 4" w:semiHidden="0" w:uiPriority="63" w:unhideWhenUsed="0"/>
-    <w:lsdException w:name="Medium Shading 2 Accent 4" w:semiHidden="0" w:uiPriority="64" w:unhideWhenUsed="0"/>
-    <w:lsdException w:name="Medium List 1 Accent 4" w:semiHidden="0" w:uiPriority="65" w:unhideWhenUsed="0"/>
-    <w:lsdException w:name="Medium List 2 Accent 4" w:semiHidden="0" w:uiPriority="66" w:unhideWhenUsed="0"/>
-    <w:lsdException w:name="Medium Grid 1 Accent 4" w:semiHidden="0" w:uiPriority="67" w:unhideWhenUsed="0"/>
-    <w:lsdException w:name="Medium Grid 2 Accent 4" w:semiHidden="0" w:uiPriority="68" w:unhideWhenUsed="0"/>
-    <w:lsdException w:name="Medium Grid 3 Accent 4" w:semiHidden="0" w:uiPriority="69" w:unhideWhenUsed="0"/>
-    <w:lsdException w:name="Dark List Accent 4" w:semiHidden="0" w:uiPriority="70" w:unhideWhenUsed="0"/>
-    <w:lsdException w:name="Colorful Shading Accent 4" w:semiHidden="0" w:uiPriority="71" w:unhideWhenUsed="0"/>
-    <w:lsdException w:name="Colorful List Accent 4" w:semiHidden="0" w:uiPriority="72" w:unhideWhenUsed="0"/>
-    <w:lsdException w:name="Colorful Grid Accent 4" w:semiHidden="0" w:uiPriority="73" w:unhideWhenUsed="0"/>
-    <w:lsdException w:name="Light Shading Accent 5" w:semiHidden="0" w:uiPriority="60" w:unhideWhenUsed="0"/>
-    <w:lsdException w:name="Light List Accent 5" w:semiHidden="0" w:uiPriority="61" w:unhideWhenUsed="0"/>
-    <w:lsdException w:name="Light Grid Accent 5" w:semiHidden="0" w:uiPriority="62" w:unhideWhenUsed="0"/>
-    <w:lsdException w:name="Medium Shading 1 Accent 5" w:semiHidden="0" w:uiPriority="63" w:unhideWhenUsed="0"/>
-    <w:lsdException w:name="Medium Shading 2 Accent 5" w:semiHidden="0" w:uiPriority="64" w:unhideWhenUsed="0"/>
-    <w:lsdException w:name="Medium List 1 Accent 5" w:semiHidden="0" w:uiPriority="65" w:unhideWhenUsed="0"/>
-    <w:lsdException w:name="Medium List 2 Accent 5" w:semiHidden="0" w:uiPriority="66" w:unhideWhenUsed="0"/>
-    <w:lsdException w:name="Medium Grid 1 Accent 5" w:semiHidden="0" w:uiPriority="67" w:unhideWhenUsed="0"/>
-    <w:lsdException w:name="Medium Grid 2 Accent 5" w:semiHidden="0" w:uiPriority="68" w:unhideWhenUsed="0"/>
-    <w:lsdException w:name="Medium Grid 3 Accent 5" w:semiHidden="0" w:uiPriority="69" w:unhideWhenUsed="0"/>
-    <w:lsdException w:name="Dark List Accent 5" w:semiHidden="0" w:uiPriority="70" w:unhideWhenUsed="0"/>
-    <w:lsdException w:name="Colorful Shading Accent 5" w:semiHidden="0" w:uiPriority="71" w:unhideWhenUsed="0"/>
-    <w:lsdException w:name="Colorful List Accent 5" w:semiHidden="0" w:uiPriority="72" w:unhideWhenUsed="0"/>
-    <w:lsdException w:name="Colorful Grid Accent 5" w:semiHidden="0" w:uiPriority="73" w:unhideWhenUsed="0"/>
-    <w:lsdException w:name="Light Shading Accent 6" w:semiHidden="0" w:uiPriority="60" w:unhideWhenUsed="0"/>
-    <w:lsdException w:name="Light List Accent 6" w:semiHidden="0" w:uiPriority="61" w:unhideWhenUsed="0"/>
-    <w:lsdException w:name="Light Grid Accent 6" w:semiHidden="0" w:uiPriority="62" w:unhideWhenUsed="0"/>
-    <w:lsdException w:name="Medium Shading 1 Accent 6" w:semiHidden="0" w:uiPriority="63" w:unhideWhenUsed="0"/>
-    <w:lsdException w:name="Medium Shading 2 Accent 6" w:semiHidden="0" w:uiPriority="64" w:unhideWhenUsed="0"/>
-    <w:lsdException w:name="Medium List 1 Accent 6" w:semiHidden="0" w:uiPriority="65" w:unhideWhenUsed="0"/>
-    <w:lsdException w:name="Medium List 2 Accent 6" w:semiHidden="0" w:uiPriority="66" w:unhideWhenUsed="0"/>
-    <w:lsdException w:name="Medium Grid 1 Accent 6" w:semiHidden="0" w:uiPriority="67" w:unhideWhenUsed="0"/>
-    <w:lsdException w:name="Medium Grid 2 Accent 6" w:semiHidden="0" w:uiPriority="68" w:unhideWhenUsed="0"/>
-    <w:lsdException w:name="Medium Grid 3 Accent 6" w:semiHidden="0" w:uiPriority="69" w:unhideWhenUsed="0"/>
-    <w:lsdException w:name="Dark List Accent 6" w:semiHidden="0" w:uiPriority="70" w:unhideWhenUsed="0"/>
-    <w:lsdException w:name="Colorful Shading Accent 6" w:semiHidden="0" w:uiPriority="71" w:unhideWhenUsed="0"/>
-    <w:lsdException w:name="Colorful List Accent 6" w:semiHidden="0" w:uiPriority="72" w:unhideWhenUsed="0"/>
-    <w:lsdException w:name="Colorful Grid Accent 6" w:semiHidden="0" w:uiPriority="73" w:unhideWhenUsed="0"/>
-    <w:lsdException w:name="Subtle Emphasis" w:semiHidden="0" w:uiPriority="19" w:unhideWhenUsed="0" w:qFormat="1"/>
-    <w:lsdException w:name="Intense Emphasis" w:semiHidden="0" w:uiPriority="21" w:unhideWhenUsed="0" w:qFormat="1"/>
-    <w:lsdException w:name="Subtle Reference" w:semiHidden="0" w:uiPriority="31" w:unhideWhenUsed="0" w:qFormat="1"/>
-    <w:lsdException w:name="Intense Reference" w:semiHidden="0" w:uiPriority="32" w:unhideWhenUsed="0" w:qFormat="1"/>
-    <w:lsdException w:name="Book Title" w:semiHidden="0" w:uiPriority="33" w:unhideWhenUsed="0" w:qFormat="1"/>
-    <w:lsdException w:name="Bibliography" w:uiPriority="37"/>
-    <w:lsdException w:name="TOC Heading" w:uiPriority="39" w:qFormat="1"/>
+  <w:latentStyles w:defLockedState="0" w:defUIPriority="99" w:defSemiHidden="0" w:defUnhideWhenUsed="0" w:defQFormat="0" w:count="371">
+    <w:lsdException w:name="Normal" w:uiPriority="0" w:qFormat="1"/>
+    <w:lsdException w:name="heading 1" w:uiPriority="9" w:qFormat="1"/>
+    <w:lsdException w:name="heading 2" w:semiHidden="1" w:uiPriority="9" w:unhideWhenUsed="1" w:qFormat="1"/>
+    <w:lsdException w:name="heading 3" w:semiHidden="1" w:uiPriority="9" w:unhideWhenUsed="1" w:qFormat="1"/>
+    <w:lsdException w:name="heading 4" w:semiHidden="1" w:uiPriority="9" w:unhideWhenUsed="1" w:qFormat="1"/>
+    <w:lsdException w:name="heading 5" w:semiHidden="1" w:uiPriority="9" w:unhideWhenUsed="1" w:qFormat="1"/>
+    <w:lsdException w:name="heading 6" w:semiHidden="1" w:uiPriority="9" w:unhideWhenUsed="1" w:qFormat="1"/>
+    <w:lsdException w:name="heading 7" w:semiHidden="1" w:uiPriority="9" w:unhideWhenUsed="1" w:qFormat="1"/>
+    <w:lsdException w:name="heading 8" w:semiHidden="1" w:uiPriority="9" w:unhideWhenUsed="1" w:qFormat="1"/>
+    <w:lsdException w:name="heading 9" w:semiHidden="1" w:uiPriority="9" w:unhideWhenUsed="1" w:qFormat="1"/>
+    <w:lsdException w:name="index 1" w:semiHidden="1" w:unhideWhenUsed="1"/>
+    <w:lsdException w:name="index 2" w:semiHidden="1" w:unhideWhenUsed="1"/>
+    <w:lsdException w:name="index 3" w:semiHidden="1" w:unhideWhenUsed="1"/>
+    <w:lsdException w:name="index 4" w:semiHidden="1" w:unhideWhenUsed="1"/>
+    <w:lsdException w:name="index 5" w:semiHidden="1" w:unhideWhenUsed="1"/>
+    <w:lsdException w:name="index 6" w:semiHidden="1" w:unhideWhenUsed="1"/>
+    <w:lsdException w:name="index 7" w:semiHidden="1" w:unhideWhenUsed="1"/>
+    <w:lsdException w:name="index 8" w:semiHidden="1" w:unhideWhenUsed="1"/>
+    <w:lsdException w:name="index 9" w:semiHidden="1" w:unhideWhenUsed="1"/>
+    <w:lsdException w:name="toc 1" w:semiHidden="1" w:uiPriority="39" w:unhideWhenUsed="1"/>
+    <w:lsdException w:name="toc 2" w:semiHidden="1" w:uiPriority="39" w:unhideWhenUsed="1"/>
+    <w:lsdException w:name="toc 3" w:semiHidden="1" w:uiPriority="39" w:unhideWhenUsed="1"/>
+    <w:lsdException w:name="toc 4" w:semiHidden="1" w:uiPriority="39" w:unhideWhenUsed="1"/>
+    <w:lsdException w:name="toc 5" w:semiHidden="1" w:uiPriority="39" w:unhideWhenUsed="1"/>
+    <w:lsdException w:name="toc 6" w:semiHidden="1" w:uiPriority="39" w:unhideWhenUsed="1"/>
+    <w:lsdException w:name="toc 7" w:semiHidden="1" w:uiPriority="39" w:unhideWhenUsed="1"/>
+    <w:lsdException w:name="toc 8" w:semiHidden="1" w:uiPriority="39" w:unhideWhenUsed="1"/>
+    <w:lsdException w:name="toc 9" w:semiHidden="1" w:uiPriority="39" w:unhideWhenUsed="1"/>
+    <w:lsdException w:name="Normal Indent" w:semiHidden="1" w:unhideWhenUsed="1"/>
+    <w:lsdException w:name="footnote text" w:semiHidden="1" w:unhideWhenUsed="1"/>
+    <w:lsdException w:name="annotation text" w:semiHidden="1" w:unhideWhenUsed="1"/>
+    <w:lsdException w:name="header" w:semiHidden="1" w:unhideWhenUsed="1"/>
+    <w:lsdException w:name="footer" w:semiHidden="1" w:unhideWhenUsed="1"/>
+    <w:lsdException w:name="index heading" w:semiHidden="1" w:unhideWhenUsed="1"/>
+    <w:lsdException w:name="caption" w:semiHidden="1" w:uiPriority="35" w:unhideWhenUsed="1" w:qFormat="1"/>
+    <w:lsdException w:name="table of figures" w:semiHidden="1" w:unhideWhenUsed="1"/>
+    <w:lsdException w:name="envelope address" w:semiHidden="1" w:unhideWhenUsed="1"/>
+    <w:lsdException w:name="envelope return" w:semiHidden="1" w:unhideWhenUsed="1"/>
+    <w:lsdException w:name="footnote reference" w:semiHidden="1" w:unhideWhenUsed="1"/>
+    <w:lsdException w:name="annotation reference" w:semiHidden="1" w:unhideWhenUsed="1"/>
+    <w:lsdException w:name="line number" w:semiHidden="1" w:unhideWhenUsed="1"/>
+    <w:lsdException w:name="page number" w:semiHidden="1" w:unhideWhenUsed="1"/>
+    <w:lsdException w:name="endnote reference" w:semiHidden="1" w:unhideWhenUsed="1"/>
+    <w:lsdException w:name="endnote text" w:semiHidden="1" w:unhideWhenUsed="1"/>
+    <w:lsdException w:name="table of authorities" w:semiHidden="1" w:unhideWhenUsed="1"/>
+    <w:lsdException w:name="macro" w:semiHidden="1" w:unhideWhenUsed="1"/>
+    <w:lsdException w:name="toa heading" w:semiHidden="1" w:unhideWhenUsed="1"/>
+    <w:lsdException w:name="List" w:semiHidden="1" w:unhideWhenUsed="1"/>
+    <w:lsdException w:name="List Bullet" w:semiHidden="1" w:unhideWhenUsed="1"/>
+    <w:lsdException w:name="List Number" w:semiHidden="1" w:unhideWhenUsed="1"/>
+    <w:lsdException w:name="List 2" w:semiHidden="1" w:unhideWhenUsed="1"/>
+    <w:lsdException w:name="List 3" w:semiHidden="1" w:unhideWhenUsed="1"/>
+    <w:lsdException w:name="List 4" w:semiHidden="1" w:unhideWhenUsed="1"/>
+    <w:lsdException w:name="List 5" w:semiHidden="1" w:unhideWhenUsed="1"/>
+    <w:lsdException w:name="List Bullet 2" w:semiHidden="1" w:unhideWhenUsed="1"/>
+    <w:lsdException w:name="List Bullet 3" w:semiHidden="1" w:unhideWhenUsed="1"/>
+    <w:lsdException w:name="List Bullet 4" w:semiHidden="1" w:unhideWhenUsed="1"/>
+    <w:lsdException w:name="List Bullet 5" w:semiHidden="1" w:unhideWhenUsed="1"/>
+    <w:lsdException w:name="List Number 2" w:semiHidden="1" w:unhideWhenUsed="1"/>
+    <w:lsdException w:name="List Number 3" w:semiHidden="1" w:unhideWhenUsed="1"/>
+    <w:lsdException w:name="List Number 4" w:semiHidden="1" w:unhideWhenUsed="1"/>
+    <w:lsdException w:name="List Number 5" w:semiHidden="1" w:unhideWhenUsed="1"/>
+    <w:lsdException w:name="Title" w:uiPriority="10" w:qFormat="1"/>
+    <w:lsdException w:name="Closing" w:semiHidden="1" w:unhideWhenUsed="1"/>
+    <w:lsdException w:name="Signature" w:semiHidden="1" w:unhideWhenUsed="1"/>
+    <w:lsdException w:name="Default Paragraph Font" w:semiHidden="1" w:uiPriority="1" w:unhideWhenUsed="1"/>
+    <w:lsdException w:name="Body Text" w:semiHidden="1" w:unhideWhenUsed="1"/>
+    <w:lsdException w:name="Body Text Indent" w:semiHidden="1" w:unhideWhenUsed="1"/>
+    <w:lsdException w:name="List Continue" w:semiHidden="1" w:unhideWhenUsed="1"/>
+    <w:lsdException w:name="List Continue 2" w:semiHidden="1" w:unhideWhenUsed="1"/>
+    <w:lsdException w:name="List Continue 3" w:semiHidden="1" w:unhideWhenUsed="1"/>
+    <w:lsdException w:name="List Continue 4" w:semiHidden="1" w:unhideWhenUsed="1"/>
+    <w:lsdException w:name="List Continue 5" w:semiHidden="1" w:unhideWhenUsed="1"/>
+    <w:lsdException w:name="Message Header" w:semiHidden="1" w:unhideWhenUsed="1"/>
+    <w:lsdException w:name="Subtitle" w:uiPriority="11" w:qFormat="1"/>
+    <w:lsdException w:name="Salutation" w:semiHidden="1" w:unhideWhenUsed="1"/>
+    <w:lsdException w:name="Date" w:semiHidden="1" w:unhideWhenUsed="1"/>
+    <w:lsdException w:name="Body Text First Indent" w:semiHidden="1" w:unhideWhenUsed="1"/>
+    <w:lsdException w:name="Body Text First Indent 2" w:semiHidden="1" w:unhideWhenUsed="1"/>
+    <w:lsdException w:name="Note Heading" w:semiHidden="1" w:unhideWhenUsed="1"/>
+    <w:lsdException w:name="Body Text 2" w:semiHidden="1" w:unhideWhenUsed="1"/>
+    <w:lsdException w:name="Body Text 3" w:semiHidden="1" w:unhideWhenUsed="1"/>
+    <w:lsdException w:name="Body Text Indent 2" w:semiHidden="1" w:unhideWhenUsed="1"/>
+    <w:lsdException w:name="Body Text Indent 3" w:semiHidden="1" w:unhideWhenUsed="1"/>
+    <w:lsdException w:name="Block Text" w:semiHidden="1" w:unhideWhenUsed="1"/>
+    <w:lsdException w:name="Hyperlink" w:semiHidden="1" w:unhideWhenUsed="1"/>
+    <w:lsdException w:name="FollowedHyperlink" w:semiHidden="1" w:unhideWhenUsed="1"/>
+    <w:lsdException w:name="Strong" w:uiPriority="22" w:qFormat="1"/>
+    <w:lsdException w:name="Emphasis" w:uiPriority="20" w:qFormat="1"/>
+    <w:lsdException w:name="Document Map" w:semiHidden="1" w:unhideWhenUsed="1"/>
+    <w:lsdException w:name="Plain Text" w:semiHidden="1" w:unhideWhenUsed="1"/>
+    <w:lsdException w:name="E-mail Signature" w:semiHidden="1" w:unhideWhenUsed="1"/>
+    <w:lsdException w:name="HTML Top of Form" w:semiHidden="1" w:unhideWhenUsed="1"/>
+    <w:lsdException w:name="HTML Bottom of Form" w:semiHidden="1" w:unhideWhenUsed="1"/>
+    <w:lsdException w:name="Normal (Web)" w:semiHidden="1" w:unhideWhenUsed="1"/>
+    <w:lsdException w:name="HTML Acronym" w:semiHidden="1" w:unhideWhenUsed="1"/>
+    <w:lsdException w:name="HTML Address" w:semiHidden="1" w:unhideWhenUsed="1"/>
+    <w:lsdException w:name="HTML Cite" w:semiHidden="1" w:unhideWhenUsed="1"/>
+    <w:lsdException w:name="HTML Code" w:semiHidden="1" w:unhideWhenUsed="1"/>
+    <w:lsdException w:name="HTML Definition" w:semiHidden="1" w:unhideWhenUsed="1"/>
+    <w:lsdException w:name="HTML Keyboard" w:semiHidden="1" w:unhideWhenUsed="1"/>
+    <w:lsdException w:name="HTML Preformatted" w:semiHidden="1" w:unhideWhenUsed="1"/>
+    <w:lsdException w:name="HTML Sample" w:semiHidden="1" w:unhideWhenUsed="1"/>
+    <w:lsdException w:name="HTML Typewriter" w:semiHidden="1" w:unhideWhenUsed="1"/>
+    <w:lsdException w:name="HTML Variable" w:semiHidden="1" w:unhideWhenUsed="1"/>
+    <w:lsdException w:name="Normal Table" w:semiHidden="1" w:unhideWhenUsed="1"/>
+    <w:lsdException w:name="annotation subject" w:semiHidden="1" w:unhideWhenUsed="1"/>
+    <w:lsdException w:name="No List" w:semiHidden="1" w:unhideWhenUsed="1"/>
+    <w:lsdException w:name="Outline List 1" w:semiHidden="1" w:unhideWhenUsed="1"/>
+    <w:lsdException w:name="Outline List 2" w:semiHidden="1" w:unhideWhenUsed="1"/>
+    <w:lsdException w:name="Outline List 3" w:semiHidden="1" w:unhideWhenUsed="1"/>
+    <w:lsdException w:name="Table Simple 1" w:semiHidden="1" w:unhideWhenUsed="1"/>
+    <w:lsdException w:name="Table Simple 2" w:semiHidden="1" w:unhideWhenUsed="1"/>
+    <w:lsdException w:name="Table Simple 3" w:semiHidden="1" w:unhideWhenUsed="1"/>
+    <w:lsdException w:name="Table Classic 1" w:semiHidden="1" w:unhideWhenUsed="1"/>
+    <w:lsdException w:name="Table Classic 2" w:semiHidden="1" w:unhideWhenUsed="1"/>
+    <w:lsdException w:name="Table Classic 3" w:semiHidden="1" w:unhideWhenUsed="1"/>
+    <w:lsdException w:name="Table Classic 4" w:semiHidden="1" w:unhideWhenUsed="1"/>
+    <w:lsdException w:name="Table Colorful 1" w:semiHidden="1" w:unhideWhenUsed="1"/>
+    <w:lsdException w:name="Table Colorful 2" w:semiHidden="1" w:unhideWhenUsed="1"/>
+    <w:lsdException w:name="Table Colorful 3" w:semiHidden="1" w:unhideWhenUsed="1"/>
+    <w:lsdException w:name="Table Columns 1" w:semiHidden="1" w:unhideWhenUsed="1"/>
+    <w:lsdException w:name="Table Columns 2" w:semiHidden="1" w:unhideWhenUsed="1"/>
+    <w:lsdException w:name="Table Columns 3" w:semiHidden="1" w:unhideWhenUsed="1"/>
+    <w:lsdException w:name="Table Columns 4" w:semiHidden="1" w:unhideWhenUsed="1"/>
+    <w:lsdException w:name="Table Columns 5" w:semiHidden="1" w:unhideWhenUsed="1"/>
+    <w:lsdException w:name="Table Grid 1" w:semiHidden="1" w:unhideWhenUsed="1"/>
+    <w:lsdException w:name="Table Grid 2" w:semiHidden="1" w:unhideWhenUsed="1"/>
+    <w:lsdException w:name="Table Grid 3" w:semiHidden="1" w:unhideWhenUsed="1"/>
+    <w:lsdException w:name="Table Grid 4" w:semiHidden="1" w:unhideWhenUsed="1"/>
+    <w:lsdException w:name="Table Grid 5" w:semiHidden="1" w:unhideWhenUsed="1"/>
+    <w:lsdException w:name="Table Grid 6" w:semiHidden="1" w:unhideWhenUsed="1"/>
+    <w:lsdException w:name="Table Grid 7" w:semiHidden="1" w:unhideWhenUsed="1"/>
+    <w:lsdException w:name="Table Grid 8" w:semiHidden="1" w:unhideWhenUsed="1"/>
+    <w:lsdException w:name="Table List 1" w:semiHidden="1" w:unhideWhenUsed="1"/>
+    <w:lsdException w:name="Table List 2" w:semiHidden="1" w:unhideWhenUsed="1"/>
+    <w:lsdException w:name="Table List 3" w:semiHidden="1" w:unhideWhenUsed="1"/>
+    <w:lsdException w:name="Table List 4" w:semiHidden="1" w:unhideWhenUsed="1"/>
+    <w:lsdException w:name="Table List 5" w:semiHidden="1" w:unhideWhenUsed="1"/>
+    <w:lsdException w:name="Table List 6" w:semiHidden="1" w:unhideWhenUsed="1"/>
+    <w:lsdException w:name="Table List 7" w:semiHidden="1" w:unhideWhenUsed="1"/>
+    <w:lsdException w:name="Table List 8" w:semiHidden="1" w:unhideWhenUsed="1"/>
+    <w:lsdException w:name="Table 3D effects 1" w:semiHidden="1" w:unhideWhenUsed="1"/>
+    <w:lsdException w:name="Table 3D effects 2" w:semiHidden="1" w:unhideWhenUsed="1"/>
+    <w:lsdException w:name="Table 3D effects 3" w:semiHidden="1" w:unhideWhenUsed="1"/>
+    <w:lsdException w:name="Table Contemporary" w:semiHidden="1" w:unhideWhenUsed="1"/>
+    <w:lsdException w:name="Table Elegant" w:semiHidden="1" w:unhideWhenUsed="1"/>
+    <w:lsdException w:name="Table Professional" w:semiHidden="1" w:unhideWhenUsed="1"/>
+    <w:lsdException w:name="Table Subtle 1" w:semiHidden="1" w:unhideWhenUsed="1"/>
+    <w:lsdException w:name="Table Subtle 2" w:semiHidden="1" w:unhideWhenUsed="1"/>
+    <w:lsdException w:name="Table Web 1" w:semiHidden="1" w:unhideWhenUsed="1"/>
+    <w:lsdException w:name="Table Web 2" w:semiHidden="1" w:unhideWhenUsed="1"/>
+    <w:lsdException w:name="Table Web 3" w:semiHidden="1" w:unhideWhenUsed="1"/>
+    <w:lsdException w:name="Balloon Text" w:semiHidden="1" w:unhideWhenUsed="1"/>
+    <w:lsdException w:name="Table Grid" w:uiPriority="59"/>
+    <w:lsdException w:name="Table Theme" w:semiHidden="1" w:unhideWhenUsed="1"/>
+    <w:lsdException w:name="Placeholder Text" w:semiHidden="1"/>
+    <w:lsdException w:name="No Spacing" w:uiPriority="1" w:qFormat="1"/>
+    <w:lsdException w:name="Light Shading" w:uiPriority="60"/>
+    <w:lsdException w:name="Light List" w:uiPriority="61"/>
+    <w:lsdException w:name="Light Grid" w:uiPriority="62"/>
+    <w:lsdException w:name="Medium Shading 1" w:uiPriority="63"/>
+    <w:lsdException w:name="Medium Shading 2" w:uiPriority="64"/>
+    <w:lsdException w:name="Medium List 1" w:uiPriority="65"/>
+    <w:lsdException w:name="Medium List 2" w:uiPriority="66"/>
+    <w:lsdException w:name="Medium Grid 1" w:uiPriority="67"/>
+    <w:lsdException w:name="Medium Grid 2" w:uiPriority="68"/>
+    <w:lsdException w:name="Medium Grid 3" w:uiPriority="69"/>
+    <w:lsdException w:name="Dark List" w:uiPriority="70"/>
+    <w:lsdException w:name="Colorful Shading" w:uiPriority="71"/>
+    <w:lsdException w:name="Colorful List" w:uiPriority="72"/>
+    <w:lsdException w:name="Colorful Grid" w:uiPriority="73"/>
+    <w:lsdException w:name="Light Shading Accent 1" w:uiPriority="60"/>
+    <w:lsdException w:name="Light List Accent 1" w:uiPriority="61"/>
+    <w:lsdException w:name="Light Grid Accent 1" w:uiPriority="62"/>
+    <w:lsdException w:name="Medium Shading 1 Accent 1" w:uiPriority="63"/>
+    <w:lsdException w:name="Medium Shading 2 Accent 1" w:uiPriority="64"/>
+    <w:lsdException w:name="Medium List 1 Accent 1" w:uiPriority="65"/>
+    <w:lsdException w:name="Revision" w:semiHidden="1"/>
+    <w:lsdException w:name="List Paragraph" w:uiPriority="34" w:qFormat="1"/>
+    <w:lsdException w:name="Quote" w:uiPriority="29" w:qFormat="1"/>
+    <w:lsdException w:name="Intense Quote" w:uiPriority="30" w:qFormat="1"/>
+    <w:lsdException w:name="Medium List 2 Accent 1" w:uiPriority="66"/>
+    <w:lsdException w:name="Medium Grid 1 Accent 1" w:uiPriority="67"/>
+    <w:lsdException w:name="Medium Grid 2 Accent 1" w:uiPriority="68"/>
+    <w:lsdException w:name="Medium Grid 3 Accent 1" w:uiPriority="69"/>
+    <w:lsdException w:name="Dark List Accent 1" w:uiPriority="70"/>
+    <w:lsdException w:name="Colorful Shading Accent 1" w:uiPriority="71"/>
+    <w:lsdException w:name="Colorful List Accent 1" w:uiPriority="72"/>
+    <w:lsdException w:name="Colorful Grid Accent 1" w:uiPriority="73"/>
+    <w:lsdException w:name="Light Shading Accent 2" w:uiPriority="60"/>
+    <w:lsdException w:name="Light List Accent 2" w:uiPriority="61"/>
+    <w:lsdException w:name="Light Grid Accent 2" w:uiPriority="62"/>
+    <w:lsdException w:name="Medium Shading 1 Accent 2" w:uiPriority="63"/>
+    <w:lsdException w:name="Medium Shading 2 Accent 2" w:uiPriority="64"/>
+    <w:lsdException w:name="Medium List 1 Accent 2" w:uiPriority="65"/>
+    <w:lsdException w:name="Medium List 2 Accent 2" w:uiPriority="66"/>
+    <w:lsdException w:name="Medium Grid 1 Accent 2" w:uiPriority="67"/>
+    <w:lsdException w:name="Medium Grid 2 Accent 2" w:uiPriority="68"/>
+    <w:lsdException w:name="Medium Grid 3 Accent 2" w:uiPriority="69"/>
+    <w:lsdException w:name="Dark List Accent 2" w:uiPriority="70"/>
+    <w:lsdException w:name="Colorful Shading Accent 2" w:uiPriority="71"/>
+    <w:lsdException w:name="Colorful List Accent 2" w:uiPriority="72"/>
+    <w:lsdException w:name="Colorful Grid Accent 2" w:uiPriority="73"/>
+    <w:lsdException w:name="Light Shading Accent 3" w:uiPriority="60"/>
+    <w:lsdException w:name="Light List Accent 3" w:uiPriority="61"/>
+    <w:lsdException w:name="Light Grid Accent 3" w:uiPriority="62"/>
+    <w:lsdException w:name="Medium Shading 1 Accent 3" w:uiPriority="63"/>
+    <w:lsdException w:name="Medium Shading 2 Accent 3" w:uiPriority="64"/>
+    <w:lsdException w:name="Medium List 1 Accent 3" w:uiPriority="65"/>
+    <w:lsdException w:name="Medium List 2 Accent 3" w:uiPriority="66"/>
+    <w:lsdException w:name="Medium Grid 1 Accent 3" w:uiPriority="67"/>
+    <w:lsdException w:name="Medium Grid 2 Accent 3" w:uiPriority="68"/>
+    <w:lsdException w:name="Medium Grid 3 Accent 3" w:uiPriority="69"/>
+    <w:lsdException w:name="Dark List Accent 3" w:uiPriority="70"/>
+    <w:lsdException w:name="Colorful Shading Accent 3" w:uiPriority="71"/>
+    <w:lsdException w:name="Colorful List Accent 3" w:uiPriority="72"/>
+    <w:lsdException w:name="Colorful Grid Accent 3" w:uiPriority="73"/>
+    <w:lsdException w:name="Light Shading Accent 4" w:uiPriority="60"/>
+    <w:lsdException w:name="Light List Accent 4" w:uiPriority="61"/>
+    <w:lsdException w:name="Light Grid Accent 4" w:uiPriority="62"/>
+    <w:lsdException w:name="Medium Shading 1 Accent 4" w:uiPriority="63"/>
+    <w:lsdException w:name="Medium Shading 2 Accent 4" w:uiPriority="64"/>
+    <w:lsdException w:name="Medium List 1 Accent 4" w:uiPriority="65"/>
+    <w:lsdException w:name="Medium List 2 Accent 4" w:uiPriority="66"/>
+    <w:lsdException w:name="Medium Grid 1 Accent 4" w:uiPriority="67"/>
+    <w:lsdException w:name="Medium Grid 2 Accent 4" w:uiPriority="68"/>
+    <w:lsdException w:name="Medium Grid 3 Accent 4" w:uiPriority="69"/>
+    <w:lsdException w:name="Dark List Accent 4" w:uiPriority="70"/>
+    <w:lsdException w:name="Colorful Shading Accent 4" w:uiPriority="71"/>
+    <w:lsdException w:name="Colorful List Accent 4" w:uiPriority="72"/>
+    <w:lsdException w:name="Colorful Grid Accent 4" w:uiPriority="73"/>
+    <w:lsdException w:name="Light Shading Accent 5" w:uiPriority="60"/>
+    <w:lsdException w:name="Light List Accent 5" w:uiPriority="61"/>
+    <w:lsdException w:name="Light Grid Accent 5" w:uiPriority="62"/>
+    <w:lsdException w:name="Medium Shading 1 Accent 5" w:uiPriority="63"/>
+    <w:lsdException w:name="Medium Shading 2 Accent 5" w:uiPriority="64"/>
+    <w:lsdException w:name="Medium List 1 Accent 5" w:uiPriority="65"/>
+    <w:lsdException w:name="Medium List 2 Accent 5" w:uiPriority="66"/>
+    <w:lsdException w:name="Medium Grid 1 Accent 5" w:uiPriority="67"/>
+    <w:lsdException w:name="Medium Grid 2 Accent 5" w:uiPriority="68"/>
+    <w:lsdException w:name="Medium Grid 3 Accent 5" w:uiPriority="69"/>
+    <w:lsdException w:name="Dark List Accent 5" w:uiPriority="70"/>
+    <w:lsdException w:name="Colorful Shading Accent 5" w:uiPriority="71"/>
+    <w:lsdException w:name="Colorful List Accent 5" w:uiPriority="72"/>
+    <w:lsdException w:name="Colorful Grid Accent 5" w:uiPriority="73"/>
+    <w:lsdException w:name="Light Shading Accent 6" w:uiPriority="60"/>
+    <w:lsdException w:name="Light List Accent 6" w:uiPriority="61"/>
+    <w:lsdException w:name="Light Grid Accent 6" w:uiPriority="62"/>
+    <w:lsdException w:name="Medium Shading 1 Accent 6" w:uiPriority="63"/>
+    <w:lsdException w:name="Medium Shading 2 Accent 6" w:uiPriority="64"/>
+    <w:lsdException w:name="Medium List 1 Accent 6" w:uiPriority="65"/>
+    <w:lsdException w:name="Medium List 2 Accent 6" w:uiPriority="66"/>
+    <w:lsdException w:name="Medium Grid 1 Accent 6" w:uiPriority="67"/>
+    <w:lsdException w:name="Medium Grid 2 Accent 6" w:uiPriority="68"/>
+    <w:lsdException w:name="Medium Grid 3 Accent 6" w:uiPriority="69"/>
+    <w:lsdException w:name="Dark List Accent 6" w:uiPriority="70"/>
+    <w:lsdException w:name="Colorful Shading Accent 6" w:uiPriority="71"/>
+    <w:lsdException w:name="Colorful List Accent 6" w:uiPriority="72"/>
+    <w:lsdException w:name="Colorful Grid Accent 6" w:uiPriority="73"/>
+    <w:lsdException w:name="Subtle Emphasis" w:uiPriority="19" w:qFormat="1"/>
+    <w:lsdException w:name="Intense Emphasis" w:uiPriority="21" w:qFormat="1"/>
+    <w:lsdException w:name="Subtle Reference" w:uiPriority="31" w:qFormat="1"/>
+    <w:lsdException w:name="Intense Reference" w:uiPriority="32" w:qFormat="1"/>
+    <w:lsdException w:name="Book Title" w:uiPriority="33" w:qFormat="1"/>
+    <w:lsdException w:name="Bibliography" w:semiHidden="1" w:uiPriority="37" w:unhideWhenUsed="1"/>
+    <w:lsdException w:name="TOC Heading" w:semiHidden="1" w:uiPriority="39" w:unhideWhenUsed="1" w:qFormat="1"/>
+    <w:lsdException w:name="Plain Table 1" w:uiPriority="41"/>
+    <w:lsdException w:name="Plain Table 2" w:uiPriority="42"/>
+    <w:lsdException w:name="Plain Table 3" w:uiPriority="43"/>
+    <w:lsdException w:name="Plain Table 4" w:uiPriority="44"/>
+    <w:lsdException w:name="Plain Table 5" w:uiPriority="45"/>
+    <w:lsdException w:name="Grid Table Light" w:uiPriority="40"/>
+    <w:lsdException w:name="Grid Table 1 Light" w:uiPriority="46"/>
+    <w:lsdException w:name="Grid Table 2" w:uiPriority="47"/>
+    <w:lsdException w:name="Grid Table 3" w:uiPriority="48"/>
+    <w:lsdException w:name="Grid Table 4" w:uiPriority="49"/>
+    <w:lsdException w:name="Grid Table 5 Dark" w:uiPriority="50"/>
+    <w:lsdException w:name="Grid Table 6 Colorful" w:uiPriority="51"/>
+    <w:lsdException w:name="Grid Table 7 Colorful" w:uiPriority="52"/>
+    <w:lsdException w:name="Grid Table 1 Light Accent 1" w:uiPriority="46"/>
+    <w:lsdException w:name="Grid Table 2 Accent 1" w:uiPriority="47"/>
+    <w:lsdException w:name="Grid Table 3 Accent 1" w:uiPriority="48"/>
+    <w:lsdException w:name="Grid Table 4 Accent 1" w:uiPriority="49"/>
+    <w:lsdException w:name="Grid Table 5 Dark Accent 1" w:uiPriority="50"/>
+    <w:lsdException w:name="Grid Table 6 Colorful Accent 1" w:uiPriority="51"/>
+    <w:lsdException w:name="Grid Table 7 Colorful Accent 1" w:uiPriority="52"/>
+    <w:lsdException w:name="Grid Table 1 Light Accent 2" w:uiPriority="46"/>
+    <w:lsdException w:name="Grid Table 2 Accent 2" w:uiPriority="47"/>
+    <w:lsdException w:name="Grid Table 3 Accent 2" w:uiPriority="48"/>
+    <w:lsdException w:name="Grid Table 4 Accent 2" w:uiPriority="49"/>
+    <w:lsdException w:name="Grid Table 5 Dark Accent 2" w:uiPriority="50"/>
+    <w:lsdException w:name="Grid Table 6 Colorful Accent 2" w:uiPriority="51"/>
+    <w:lsdException w:name="Grid Table 7 Colorful Accent 2" w:uiPriority="52"/>
+    <w:lsdException w:name="Grid Table 1 Light Accent 3" w:uiPriority="46"/>
+    <w:lsdException w:name="Grid Table 2 Accent 3" w:uiPriority="47"/>
+    <w:lsdException w:name="Grid Table 3 Accent 3" w:uiPriority="48"/>
+    <w:lsdException w:name="Grid Table 4 Accent 3" w:uiPriority="49"/>
+    <w:lsdException w:name="Grid Table 5 Dark Accent 3" w:uiPriority="50"/>
+    <w:lsdException w:name="Grid Table 6 Colorful Accent 3" w:uiPriority="51"/>
+    <w:lsdException w:name="Grid Table 7 Colorful Accent 3" w:uiPriority="52"/>
+    <w:lsdException w:name="Grid Table 1 Light Accent 4" w:uiPriority="46"/>
+    <w:lsdException w:name="Grid Table 2 Accent 4" w:uiPriority="47"/>
+    <w:lsdException w:name="Grid Table 3 Accent 4" w:uiPriority="48"/>
+    <w:lsdException w:name="Grid Table 4 Accent 4" w:uiPriority="49"/>
+    <w:lsdException w:name="Grid Table 5 Dark Accent 4" w:uiPriority="50"/>
+    <w:lsdException w:name="Grid Table 6 Colorful Accent 4" w:uiPriority="51"/>
+    <w:lsdException w:name="Grid Table 7 Colorful Accent 4" w:uiPriority="52"/>
+    <w:lsdException w:name="Grid Table 1 Light Accent 5" w:uiPriority="46"/>
+    <w:lsdException w:name="Grid Table 2 Accent 5" w:uiPriority="47"/>
+    <w:lsdException w:name="Grid Table 3 Accent 5" w:uiPriority="48"/>
+    <w:lsdException w:name="Grid Table 4 Accent 5" w:uiPriority="49"/>
+    <w:lsdException w:name="Grid Table 5 Dark Accent 5" w:uiPriority="50"/>
+    <w:lsdException w:name="Grid Table 6 Colorful Accent 5" w:uiPriority="51"/>
+    <w:lsdException w:name="Grid Table 7 Colorful Accent 5" w:uiPriority="52"/>
+    <w:lsdException w:name="Grid Table 1 Light Accent 6" w:uiPriority="46"/>
+    <w:lsdException w:name="Grid Table 2 Accent 6" w:uiPriority="47"/>
+    <w:lsdException w:name="Grid Table 3 Accent 6" w:uiPriority="48"/>
+    <w:lsdException w:name="Grid Table 4 Accent 6" w:uiPriority="49"/>
+    <w:lsdException w:name="Grid Table 5 Dark Accent 6" w:uiPriority="50"/>
+    <w:lsdException w:name="Grid Table 6 Colorful Accent 6" w:uiPriority="51"/>
+    <w:lsdException w:name="Grid Table 7 Colorful Accent 6" w:uiPriority="52"/>
+    <w:lsdException w:name="List Table 1 Light" w:uiPriority="46"/>
+    <w:lsdException w:name="List Table 2" w:uiPriority="47"/>
+    <w:lsdException w:name="List Table 3" w:uiPriority="48"/>
+    <w:lsdException w:name="List Table 4" w:uiPriority="49"/>
+    <w:lsdException w:name="List Table 5 Dark" w:uiPriority="50"/>
+    <w:lsdException w:name="List Table 6 Colorful" w:uiPriority="51"/>
+    <w:lsdException w:name="List Table 7 Colorful" w:uiPriority="52"/>
+    <w:lsdException w:name="List Table 1 Light Accent 1" w:uiPriority="46"/>
+    <w:lsdException w:name="List Table 2 Accent 1" w:uiPriority="47"/>
+    <w:lsdException w:name="List Table 3 Accent 1" w:uiPriority="48"/>
+    <w:lsdException w:name="List Table 4 Accent 1" w:uiPriority="49"/>
+    <w:lsdException w:name="List Table 5 Dark Accent 1" w:uiPriority="50"/>
+    <w:lsdException w:name="List Table 6 Colorful Accent 1" w:uiPriority="51"/>
+    <w:lsdException w:name="List Table 7 Colorful Accent 1" w:uiPriority="52"/>
+    <w:lsdException w:name="List Table 1 Light Accent 2" w:uiPriority="46"/>
+    <w:lsdException w:name="List Table 2 Accent 2" w:uiPriority="47"/>
+    <w:lsdException w:name="List Table 3 Accent 2" w:uiPriority="48"/>
+    <w:lsdException w:name="List Table 4 Accent 2" w:uiPriority="49"/>
+    <w:lsdException w:name="List Table 5 Dark Accent 2" w:uiPriority="50"/>
+    <w:lsdException w:name="List Table 6 Colorful Accent 2" w:uiPriority="51"/>
+    <w:lsdException w:name="List Table 7 Colorful Accent 2" w:uiPriority="52"/>
+    <w:lsdException w:name="List Table 1 Light Accent 3" w:uiPriority="46"/>
+    <w:lsdException w:name="List Table 2 Accent 3" w:uiPriority="47"/>
+    <w:lsdException w:name="List Table 3 Accent 3" w:uiPriority="48"/>
+    <w:lsdException w:name="List Table 4 Accent 3" w:uiPriority="49"/>
+    <w:lsdException w:name="List Table 5 Dark Accent 3" w:uiPriority="50"/>
+    <w:lsdException w:name="List Table 6 Colorful Accent 3" w:uiPriority="51"/>
+    <w:lsdException w:name="List Table 7 Colorful Accent 3" w:uiPriority="52"/>
+    <w:lsdException w:name="List Table 1 Light Accent 4" w:uiPriority="46"/>
+    <w:lsdException w:name="List Table 2 Accent 4" w:uiPriority="47"/>
+    <w:lsdException w:name="List Table 3 Accent 4" w:uiPriority="48"/>
+    <w:lsdException w:name="List Table 4 Accent 4" w:uiPriority="49"/>
+    <w:lsdException w:name="List Table 5 Dark Accent 4" w:uiPriority="50"/>
+    <w:lsdException w:name="List Table 6 Colorful Accent 4" w:uiPriority="51"/>
+    <w:lsdException w:name="List Table 7 Colorful Accent 4" w:uiPriority="52"/>
+    <w:lsdException w:name="List Table 1 Light Accent 5" w:uiPriority="46"/>
+    <w:lsdException w:name="List Table 2 Accent 5" w:uiPriority="47"/>
+    <w:lsdException w:name="List Table 3 Accent 5" w:uiPriority="48"/>
+    <w:lsdException w:name="List Table 4 Accent 5" w:uiPriority="49"/>
+    <w:lsdException w:name="List Table 5 Dark Accent 5" w:uiPriority="50"/>
+    <w:lsdException w:name="List Table 6 Colorful Accent 5" w:uiPriority="51"/>
+    <w:lsdException w:name="List Table 7 Colorful Accent 5" w:uiPriority="52"/>
+    <w:lsdException w:name="List Table 1 Light Accent 6" w:uiPriority="46"/>
+    <w:lsdException w:name="List Table 2 Accent 6" w:uiPriority="47"/>
+    <w:lsdException w:name="List Table 3 Accent 6" w:uiPriority="48"/>
+    <w:lsdException w:name="List Table 4 Accent 6" w:uiPriority="49"/>
+    <w:lsdException w:name="List Table 5 Dark Accent 6" w:uiPriority="50"/>
+    <w:lsdException w:name="List Table 6 Colorful Accent 6" w:uiPriority="51"/>
+    <w:lsdException w:name="List Table 7 Colorful Accent 6" w:uiPriority="52"/>
   </w:latentStyles>
   <w:style w:type="paragraph" w:default="1" w:styleId="a">
     <w:name w:val="Normal"/>
@@ -2941,10 +3066,10 @@
     <w:semiHidden/>
     <w:unhideWhenUsed/>
   </w:style>
-  <w:style w:type="paragraph" w:customStyle="1" w:styleId="a3">
-    <w:name w:val="Заголовок"/>
+  <w:style w:type="paragraph" w:customStyle="1" w:styleId="1">
+    <w:name w:val="Заголовок1"/>
     <w:basedOn w:val="a"/>
-    <w:next w:val="a4"/>
+    <w:next w:val="a3"/>
     <w:qFormat/>
     <w:pPr>
       <w:keepNext/>
@@ -2956,18 +3081,18 @@
       <w:szCs w:val="28"/>
     </w:rPr>
   </w:style>
-  <w:style w:type="paragraph" w:styleId="a4">
+  <w:style w:type="paragraph" w:styleId="a3">
     <w:name w:val="Body Text"/>
     <w:basedOn w:val="a"/>
     <w:pPr>
       <w:spacing w:after="140" w:line="276" w:lineRule="auto"/>
     </w:pPr>
   </w:style>
+  <w:style w:type="paragraph" w:styleId="a4">
+    <w:name w:val="List"/>
+    <w:basedOn w:val="a3"/>
+  </w:style>
   <w:style w:type="paragraph" w:styleId="a5">
-    <w:name w:val="List"/>
-    <w:basedOn w:val="a4"/>
-  </w:style>
-  <w:style w:type="paragraph" w:styleId="a6">
     <w:name w:val="caption"/>
     <w:basedOn w:val="a"/>
     <w:qFormat/>
@@ -2980,7 +3105,7 @@
       <w:iCs/>
     </w:rPr>
   </w:style>
-  <w:style w:type="paragraph" w:styleId="a7">
+  <w:style w:type="paragraph" w:styleId="a6">
     <w:name w:val="index heading"/>
     <w:basedOn w:val="a"/>
     <w:qFormat/>
@@ -2988,261 +3113,7 @@
       <w:suppressLineNumbers/>
     </w:pPr>
   </w:style>
-  <w:style w:type="table" w:styleId="a8">
-    <w:name w:val="Table Grid"/>
-    <w:basedOn w:val="a1"/>
-    <w:uiPriority w:val="59"/>
-    <w:rsid w:val="00887142"/>
-    <w:tblPr>
-      <w:tblBorders>
-        <w:top w:val="single" w:sz="4" w:space="0" w:color="auto"/>
-        <w:left w:val="single" w:sz="4" w:space="0" w:color="auto"/>
-        <w:bottom w:val="single" w:sz="4" w:space="0" w:color="auto"/>
-        <w:right w:val="single" w:sz="4" w:space="0" w:color="auto"/>
-        <w:insideH w:val="single" w:sz="4" w:space="0" w:color="auto"/>
-        <w:insideV w:val="single" w:sz="4" w:space="0" w:color="auto"/>
-      </w:tblBorders>
-    </w:tblPr>
-  </w:style>
-</w:styles>
-</file>
-
-<file path=word/stylesWithEffects.xml><?xml version="1.0" encoding="utf-8"?>
-<w:styles xmlns:wpc="http://schemas.microsoft.com/office/word/2010/wordprocessingCanvas" xmlns:mc="http://schemas.openxmlformats.org/markup-compatibility/2006" xmlns:o="urn:schemas-microsoft-com:office:office" xmlns:r="http://schemas.openxmlformats.org/officeDocument/2006/relationships" xmlns:m="http://schemas.openxmlformats.org/officeDocument/2006/math" xmlns:v="urn:schemas-microsoft-com:vml" xmlns:wp14="http://schemas.microsoft.com/office/word/2010/wordprocessingDrawing" xmlns:wp="http://schemas.openxmlformats.org/drawingml/2006/wordprocessingDrawing" xmlns:w10="urn:schemas-microsoft-com:office:word" xmlns:w="http://schemas.openxmlformats.org/wordprocessingml/2006/main" xmlns:w14="http://schemas.microsoft.com/office/word/2010/wordml" xmlns:wpg="http://schemas.microsoft.com/office/word/2010/wordprocessingGroup" xmlns:wpi="http://schemas.microsoft.com/office/word/2010/wordprocessingInk" xmlns:wne="http://schemas.microsoft.com/office/word/2006/wordml" xmlns:wps="http://schemas.microsoft.com/office/word/2010/wordprocessingShape" mc:Ignorable="w14 wp14">
-  <w:docDefaults>
-    <w:rPrDefault>
-      <w:rPr>
-        <w:rFonts w:ascii="Liberation Serif" w:eastAsia="NSimSun" w:hAnsi="Liberation Serif" w:cs="Arial"/>
-        <w:kern w:val="2"/>
-        <w:sz w:val="24"/>
-        <w:szCs w:val="24"/>
-        <w:lang w:val="ru-RU" w:eastAsia="zh-CN" w:bidi="hi-IN"/>
-      </w:rPr>
-    </w:rPrDefault>
-    <w:pPrDefault>
-      <w:pPr>
-        <w:suppressAutoHyphens/>
-      </w:pPr>
-    </w:pPrDefault>
-  </w:docDefaults>
-  <w:latentStyles w:defLockedState="0" w:defUIPriority="99" w:defSemiHidden="1" w:defUnhideWhenUsed="1" w:defQFormat="0" w:count="267">
-    <w:lsdException w:name="Normal" w:semiHidden="0" w:uiPriority="0" w:unhideWhenUsed="0" w:qFormat="1"/>
-    <w:lsdException w:name="heading 1" w:semiHidden="0" w:uiPriority="9" w:unhideWhenUsed="0" w:qFormat="1"/>
-    <w:lsdException w:name="heading 2" w:uiPriority="9" w:qFormat="1"/>
-    <w:lsdException w:name="heading 3" w:uiPriority="9" w:qFormat="1"/>
-    <w:lsdException w:name="heading 4" w:uiPriority="9" w:qFormat="1"/>
-    <w:lsdException w:name="heading 5" w:uiPriority="9" w:qFormat="1"/>
-    <w:lsdException w:name="heading 6" w:uiPriority="9" w:qFormat="1"/>
-    <w:lsdException w:name="heading 7" w:uiPriority="9" w:qFormat="1"/>
-    <w:lsdException w:name="heading 8" w:uiPriority="9" w:qFormat="1"/>
-    <w:lsdException w:name="heading 9" w:uiPriority="9" w:qFormat="1"/>
-    <w:lsdException w:name="toc 1" w:uiPriority="39"/>
-    <w:lsdException w:name="toc 2" w:uiPriority="39"/>
-    <w:lsdException w:name="toc 3" w:uiPriority="39"/>
-    <w:lsdException w:name="toc 4" w:uiPriority="39"/>
-    <w:lsdException w:name="toc 5" w:uiPriority="39"/>
-    <w:lsdException w:name="toc 6" w:uiPriority="39"/>
-    <w:lsdException w:name="toc 7" w:uiPriority="39"/>
-    <w:lsdException w:name="toc 8" w:uiPriority="39"/>
-    <w:lsdException w:name="toc 9" w:uiPriority="39"/>
-    <w:lsdException w:name="caption" w:uiPriority="35" w:qFormat="1"/>
-    <w:lsdException w:name="Title" w:semiHidden="0" w:uiPriority="10" w:unhideWhenUsed="0" w:qFormat="1"/>
-    <w:lsdException w:name="Default Paragraph Font" w:uiPriority="1"/>
-    <w:lsdException w:name="Subtitle" w:semiHidden="0" w:uiPriority="11" w:unhideWhenUsed="0" w:qFormat="1"/>
-    <w:lsdException w:name="Strong" w:semiHidden="0" w:uiPriority="22" w:unhideWhenUsed="0" w:qFormat="1"/>
-    <w:lsdException w:name="Emphasis" w:semiHidden="0" w:uiPriority="20" w:unhideWhenUsed="0" w:qFormat="1"/>
-    <w:lsdException w:name="Table Grid" w:semiHidden="0" w:uiPriority="59" w:unhideWhenUsed="0"/>
-    <w:lsdException w:name="Placeholder Text" w:unhideWhenUsed="0"/>
-    <w:lsdException w:name="No Spacing" w:semiHidden="0" w:uiPriority="1" w:unhideWhenUsed="0" w:qFormat="1"/>
-    <w:lsdException w:name="Light Shading" w:semiHidden="0" w:uiPriority="60" w:unhideWhenUsed="0"/>
-    <w:lsdException w:name="Light List" w:semiHidden="0" w:uiPriority="61" w:unhideWhenUsed="0"/>
-    <w:lsdException w:name="Light Grid" w:semiHidden="0" w:uiPriority="62" w:unhideWhenUsed="0"/>
-    <w:lsdException w:name="Medium Shading 1" w:semiHidden="0" w:uiPriority="63" w:unhideWhenUsed="0"/>
-    <w:lsdException w:name="Medium Shading 2" w:semiHidden="0" w:uiPriority="64" w:unhideWhenUsed="0"/>
-    <w:lsdException w:name="Medium List 1" w:semiHidden="0" w:uiPriority="65" w:unhideWhenUsed="0"/>
-    <w:lsdException w:name="Medium List 2" w:semiHidden="0" w:uiPriority="66" w:unhideWhenUsed="0"/>
-    <w:lsdException w:name="Medium Grid 1" w:semiHidden="0" w:uiPriority="67" w:unhideWhenUsed="0"/>
-    <w:lsdException w:name="Medium Grid 2" w:semiHidden="0" w:uiPriority="68" w:unhideWhenUsed="0"/>
-    <w:lsdException w:name="Medium Grid 3" w:semiHidden="0" w:uiPriority="69" w:unhideWhenUsed="0"/>
-    <w:lsdException w:name="Dark List" w:semiHidden="0" w:uiPriority="70" w:unhideWhenUsed="0"/>
-    <w:lsdException w:name="Colorful Shading" w:semiHidden="0" w:uiPriority="71" w:unhideWhenUsed="0"/>
-    <w:lsdException w:name="Colorful List" w:semiHidden="0" w:uiPriority="72" w:unhideWhenUsed="0"/>
-    <w:lsdException w:name="Colorful Grid" w:semiHidden="0" w:uiPriority="73" w:unhideWhenUsed="0"/>
-    <w:lsdException w:name="Light Shading Accent 1" w:semiHidden="0" w:uiPriority="60" w:unhideWhenUsed="0"/>
-    <w:lsdException w:name="Light List Accent 1" w:semiHidden="0" w:uiPriority="61" w:unhideWhenUsed="0"/>
-    <w:lsdException w:name="Light Grid Accent 1" w:semiHidden="0" w:uiPriority="62" w:unhideWhenUsed="0"/>
-    <w:lsdException w:name="Medium Shading 1 Accent 1" w:semiHidden="0" w:uiPriority="63" w:unhideWhenUsed="0"/>
-    <w:lsdException w:name="Medium Shading 2 Accent 1" w:semiHidden="0" w:uiPriority="64" w:unhideWhenUsed="0"/>
-    <w:lsdException w:name="Medium List 1 Accent 1" w:semiHidden="0" w:uiPriority="65" w:unhideWhenUsed="0"/>
-    <w:lsdException w:name="Revision" w:unhideWhenUsed="0"/>
-    <w:lsdException w:name="List Paragraph" w:semiHidden="0" w:uiPriority="34" w:unhideWhenUsed="0" w:qFormat="1"/>
-    <w:lsdException w:name="Quote" w:semiHidden="0" w:uiPriority="29" w:unhideWhenUsed="0" w:qFormat="1"/>
-    <w:lsdException w:name="Intense Quote" w:semiHidden="0" w:uiPriority="30" w:unhideWhenUsed="0" w:qFormat="1"/>
-    <w:lsdException w:name="Medium List 2 Accent 1" w:semiHidden="0" w:uiPriority="66" w:unhideWhenUsed="0"/>
-    <w:lsdException w:name="Medium Grid 1 Accent 1" w:semiHidden="0" w:uiPriority="67" w:unhideWhenUsed="0"/>
-    <w:lsdException w:name="Medium Grid 2 Accent 1" w:semiHidden="0" w:uiPriority="68" w:unhideWhenUsed="0"/>
-    <w:lsdException w:name="Medium Grid 3 Accent 1" w:semiHidden="0" w:uiPriority="69" w:unhideWhenUsed="0"/>
-    <w:lsdException w:name="Dark List Accent 1" w:semiHidden="0" w:uiPriority="70" w:unhideWhenUsed="0"/>
-    <w:lsdException w:name="Colorful Shading Accent 1" w:semiHidden="0" w:uiPriority="71" w:unhideWhenUsed="0"/>
-    <w:lsdException w:name="Colorful List Accent 1" w:semiHidden="0" w:uiPriority="72" w:unhideWhenUsed="0"/>
-    <w:lsdException w:name="Colorful Grid Accent 1" w:semiHidden="0" w:uiPriority="73" w:unhideWhenUsed="0"/>
-    <w:lsdException w:name="Light Shading Accent 2" w:semiHidden="0" w:uiPriority="60" w:unhideWhenUsed="0"/>
-    <w:lsdException w:name="Light List Accent 2" w:semiHidden="0" w:uiPriority="61" w:unhideWhenUsed="0"/>
-    <w:lsdException w:name="Light Grid Accent 2" w:semiHidden="0" w:uiPriority="62" w:unhideWhenUsed="0"/>
-    <w:lsdException w:name="Medium Shading 1 Accent 2" w:semiHidden="0" w:uiPriority="63" w:unhideWhenUsed="0"/>
-    <w:lsdException w:name="Medium Shading 2 Accent 2" w:semiHidden="0" w:uiPriority="64" w:unhideWhenUsed="0"/>
-    <w:lsdException w:name="Medium List 1 Accent 2" w:semiHidden="0" w:uiPriority="65" w:unhideWhenUsed="0"/>
-    <w:lsdException w:name="Medium List 2 Accent 2" w:semiHidden="0" w:uiPriority="66" w:unhideWhenUsed="0"/>
-    <w:lsdException w:name="Medium Grid 1 Accent 2" w:semiHidden="0" w:uiPriority="67" w:unhideWhenUsed="0"/>
-    <w:lsdException w:name="Medium Grid 2 Accent 2" w:semiHidden="0" w:uiPriority="68" w:unhideWhenUsed="0"/>
-    <w:lsdException w:name="Medium Grid 3 Accent 2" w:semiHidden="0" w:uiPriority="69" w:unhideWhenUsed="0"/>
-    <w:lsdException w:name="Dark List Accent 2" w:semiHidden="0" w:uiPriority="70" w:unhideWhenUsed="0"/>
-    <w:lsdException w:name="Colorful Shading Accent 2" w:semiHidden="0" w:uiPriority="71" w:unhideWhenUsed="0"/>
-    <w:lsdException w:name="Colorful List Accent 2" w:semiHidden="0" w:uiPriority="72" w:unhideWhenUsed="0"/>
-    <w:lsdException w:name="Colorful Grid Accent 2" w:semiHidden="0" w:uiPriority="73" w:unhideWhenUsed="0"/>
-    <w:lsdException w:name="Light Shading Accent 3" w:semiHidden="0" w:uiPriority="60" w:unhideWhenUsed="0"/>
-    <w:lsdException w:name="Light List Accent 3" w:semiHidden="0" w:uiPriority="61" w:unhideWhenUsed="0"/>
-    <w:lsdException w:name="Light Grid Accent 3" w:semiHidden="0" w:uiPriority="62" w:unhideWhenUsed="0"/>
-    <w:lsdException w:name="Medium Shading 1 Accent 3" w:semiHidden="0" w:uiPriority="63" w:unhideWhenUsed="0"/>
-    <w:lsdException w:name="Medium Shading 2 Accent 3" w:semiHidden="0" w:uiPriority="64" w:unhideWhenUsed="0"/>
-    <w:lsdException w:name="Medium List 1 Accent 3" w:semiHidden="0" w:uiPriority="65" w:unhideWhenUsed="0"/>
-    <w:lsdException w:name="Medium List 2 Accent 3" w:semiHidden="0" w:uiPriority="66" w:unhideWhenUsed="0"/>
-    <w:lsdException w:name="Medium Grid 1 Accent 3" w:semiHidden="0" w:uiPriority="67" w:unhideWhenUsed="0"/>
-    <w:lsdException w:name="Medium Grid 2 Accent 3" w:semiHidden="0" w:uiPriority="68" w:unhideWhenUsed="0"/>
-    <w:lsdException w:name="Medium Grid 3 Accent 3" w:semiHidden="0" w:uiPriority="69" w:unhideWhenUsed="0"/>
-    <w:lsdException w:name="Dark List Accent 3" w:semiHidden="0" w:uiPriority="70" w:unhideWhenUsed="0"/>
-    <w:lsdException w:name="Colorful Shading Accent 3" w:semiHidden="0" w:uiPriority="71" w:unhideWhenUsed="0"/>
-    <w:lsdException w:name="Colorful List Accent 3" w:semiHidden="0" w:uiPriority="72" w:unhideWhenUsed="0"/>
-    <w:lsdException w:name="Colorful Grid Accent 3" w:semiHidden="0" w:uiPriority="73" w:unhideWhenUsed="0"/>
-    <w:lsdException w:name="Light Shading Accent 4" w:semiHidden="0" w:uiPriority="60" w:unhideWhenUsed="0"/>
-    <w:lsdException w:name="Light List Accent 4" w:semiHidden="0" w:uiPriority="61" w:unhideWhenUsed="0"/>
-    <w:lsdException w:name="Light Grid Accent 4" w:semiHidden="0" w:uiPriority="62" w:unhideWhenUsed="0"/>
-    <w:lsdException w:name="Medium Shading 1 Accent 4" w:semiHidden="0" w:uiPriority="63" w:unhideWhenUsed="0"/>
-    <w:lsdException w:name="Medium Shading 2 Accent 4" w:semiHidden="0" w:uiPriority="64" w:unhideWhenUsed="0"/>
-    <w:lsdException w:name="Medium List 1 Accent 4" w:semiHidden="0" w:uiPriority="65" w:unhideWhenUsed="0"/>
-    <w:lsdException w:name="Medium List 2 Accent 4" w:semiHidden="0" w:uiPriority="66" w:unhideWhenUsed="0"/>
-    <w:lsdException w:name="Medium Grid 1 Accent 4" w:semiHidden="0" w:uiPriority="67" w:unhideWhenUsed="0"/>
-    <w:lsdException w:name="Medium Grid 2 Accent 4" w:semiHidden="0" w:uiPriority="68" w:unhideWhenUsed="0"/>
-    <w:lsdException w:name="Medium Grid 3 Accent 4" w:semiHidden="0" w:uiPriority="69" w:unhideWhenUsed="0"/>
-    <w:lsdException w:name="Dark List Accent 4" w:semiHidden="0" w:uiPriority="70" w:unhideWhenUsed="0"/>
-    <w:lsdException w:name="Colorful Shading Accent 4" w:semiHidden="0" w:uiPriority="71" w:unhideWhenUsed="0"/>
-    <w:lsdException w:name="Colorful List Accent 4" w:semiHidden="0" w:uiPriority="72" w:unhideWhenUsed="0"/>
-    <w:lsdException w:name="Colorful Grid Accent 4" w:semiHidden="0" w:uiPriority="73" w:unhideWhenUsed="0"/>
-    <w:lsdException w:name="Light Shading Accent 5" w:semiHidden="0" w:uiPriority="60" w:unhideWhenUsed="0"/>
-    <w:lsdException w:name="Light List Accent 5" w:semiHidden="0" w:uiPriority="61" w:unhideWhenUsed="0"/>
-    <w:lsdException w:name="Light Grid Accent 5" w:semiHidden="0" w:uiPriority="62" w:unhideWhenUsed="0"/>
-    <w:lsdException w:name="Medium Shading 1 Accent 5" w:semiHidden="0" w:uiPriority="63" w:unhideWhenUsed="0"/>
-    <w:lsdException w:name="Medium Shading 2 Accent 5" w:semiHidden="0" w:uiPriority="64" w:unhideWhenUsed="0"/>
-    <w:lsdException w:name="Medium List 1 Accent 5" w:semiHidden="0" w:uiPriority="65" w:unhideWhenUsed="0"/>
-    <w:lsdException w:name="Medium List 2 Accent 5" w:semiHidden="0" w:uiPriority="66" w:unhideWhenUsed="0"/>
-    <w:lsdException w:name="Medium Grid 1 Accent 5" w:semiHidden="0" w:uiPriority="67" w:unhideWhenUsed="0"/>
-    <w:lsdException w:name="Medium Grid 2 Accent 5" w:semiHidden="0" w:uiPriority="68" w:unhideWhenUsed="0"/>
-    <w:lsdException w:name="Medium Grid 3 Accent 5" w:semiHidden="0" w:uiPriority="69" w:unhideWhenUsed="0"/>
-    <w:lsdException w:name="Dark List Accent 5" w:semiHidden="0" w:uiPriority="70" w:unhideWhenUsed="0"/>
-    <w:lsdException w:name="Colorful Shading Accent 5" w:semiHidden="0" w:uiPriority="71" w:unhideWhenUsed="0"/>
-    <w:lsdException w:name="Colorful List Accent 5" w:semiHidden="0" w:uiPriority="72" w:unhideWhenUsed="0"/>
-    <w:lsdException w:name="Colorful Grid Accent 5" w:semiHidden="0" w:uiPriority="73" w:unhideWhenUsed="0"/>
-    <w:lsdException w:name="Light Shading Accent 6" w:semiHidden="0" w:uiPriority="60" w:unhideWhenUsed="0"/>
-    <w:lsdException w:name="Light List Accent 6" w:semiHidden="0" w:uiPriority="61" w:unhideWhenUsed="0"/>
-    <w:lsdException w:name="Light Grid Accent 6" w:semiHidden="0" w:uiPriority="62" w:unhideWhenUsed="0"/>
-    <w:lsdException w:name="Medium Shading 1 Accent 6" w:semiHidden="0" w:uiPriority="63" w:unhideWhenUsed="0"/>
-    <w:lsdException w:name="Medium Shading 2 Accent 6" w:semiHidden="0" w:uiPriority="64" w:unhideWhenUsed="0"/>
-    <w:lsdException w:name="Medium List 1 Accent 6" w:semiHidden="0" w:uiPriority="65" w:unhideWhenUsed="0"/>
-    <w:lsdException w:name="Medium List 2 Accent 6" w:semiHidden="0" w:uiPriority="66" w:unhideWhenUsed="0"/>
-    <w:lsdException w:name="Medium Grid 1 Accent 6" w:semiHidden="0" w:uiPriority="67" w:unhideWhenUsed="0"/>
-    <w:lsdException w:name="Medium Grid 2 Accent 6" w:semiHidden="0" w:uiPriority="68" w:unhideWhenUsed="0"/>
-    <w:lsdException w:name="Medium Grid 3 Accent 6" w:semiHidden="0" w:uiPriority="69" w:unhideWhenUsed="0"/>
-    <w:lsdException w:name="Dark List Accent 6" w:semiHidden="0" w:uiPriority="70" w:unhideWhenUsed="0"/>
-    <w:lsdException w:name="Colorful Shading Accent 6" w:semiHidden="0" w:uiPriority="71" w:unhideWhenUsed="0"/>
-    <w:lsdException w:name="Colorful List Accent 6" w:semiHidden="0" w:uiPriority="72" w:unhideWhenUsed="0"/>
-    <w:lsdException w:name="Colorful Grid Accent 6" w:semiHidden="0" w:uiPriority="73" w:unhideWhenUsed="0"/>
-    <w:lsdException w:name="Subtle Emphasis" w:semiHidden="0" w:uiPriority="19" w:unhideWhenUsed="0" w:qFormat="1"/>
-    <w:lsdException w:name="Intense Emphasis" w:semiHidden="0" w:uiPriority="21" w:unhideWhenUsed="0" w:qFormat="1"/>
-    <w:lsdException w:name="Subtle Reference" w:semiHidden="0" w:uiPriority="31" w:unhideWhenUsed="0" w:qFormat="1"/>
-    <w:lsdException w:name="Intense Reference" w:semiHidden="0" w:uiPriority="32" w:unhideWhenUsed="0" w:qFormat="1"/>
-    <w:lsdException w:name="Book Title" w:semiHidden="0" w:uiPriority="33" w:unhideWhenUsed="0" w:qFormat="1"/>
-    <w:lsdException w:name="Bibliography" w:uiPriority="37"/>
-    <w:lsdException w:name="TOC Heading" w:uiPriority="39" w:qFormat="1"/>
-  </w:latentStyles>
-  <w:style w:type="paragraph" w:default="1" w:styleId="a">
-    <w:name w:val="Normal"/>
-    <w:qFormat/>
-  </w:style>
-  <w:style w:type="character" w:default="1" w:styleId="a0">
-    <w:name w:val="Default Paragraph Font"/>
-    <w:uiPriority w:val="1"/>
-    <w:semiHidden/>
-    <w:unhideWhenUsed/>
-  </w:style>
-  <w:style w:type="table" w:default="1" w:styleId="a1">
-    <w:name w:val="Normal Table"/>
-    <w:uiPriority w:val="99"/>
-    <w:semiHidden/>
-    <w:unhideWhenUsed/>
-    <w:tblPr>
-      <w:tblInd w:w="0" w:type="dxa"/>
-      <w:tblCellMar>
-        <w:top w:w="0" w:type="dxa"/>
-        <w:left w:w="108" w:type="dxa"/>
-        <w:bottom w:w="0" w:type="dxa"/>
-        <w:right w:w="108" w:type="dxa"/>
-      </w:tblCellMar>
-    </w:tblPr>
-  </w:style>
-  <w:style w:type="numbering" w:default="1" w:styleId="a2">
-    <w:name w:val="No List"/>
-    <w:uiPriority w:val="99"/>
-    <w:semiHidden/>
-    <w:unhideWhenUsed/>
-  </w:style>
-  <w:style w:type="paragraph" w:customStyle="1" w:styleId="a3">
-    <w:name w:val="Заголовок"/>
-    <w:basedOn w:val="a"/>
-    <w:next w:val="a4"/>
-    <w:qFormat/>
-    <w:pPr>
-      <w:keepNext/>
-      <w:spacing w:before="240" w:after="120"/>
-    </w:pPr>
-    <w:rPr>
-      <w:rFonts w:ascii="Liberation Sans" w:eastAsia="Microsoft YaHei" w:hAnsi="Liberation Sans"/>
-      <w:sz w:val="28"/>
-      <w:szCs w:val="28"/>
-    </w:rPr>
-  </w:style>
-  <w:style w:type="paragraph" w:styleId="a4">
-    <w:name w:val="Body Text"/>
-    <w:basedOn w:val="a"/>
-    <w:pPr>
-      <w:spacing w:after="140" w:line="276" w:lineRule="auto"/>
-    </w:pPr>
-  </w:style>
-  <w:style w:type="paragraph" w:styleId="a5">
-    <w:name w:val="List"/>
-    <w:basedOn w:val="a4"/>
-  </w:style>
-  <w:style w:type="paragraph" w:styleId="a6">
-    <w:name w:val="caption"/>
-    <w:basedOn w:val="a"/>
-    <w:qFormat/>
-    <w:pPr>
-      <w:suppressLineNumbers/>
-      <w:spacing w:before="120" w:after="120"/>
-    </w:pPr>
-    <w:rPr>
-      <w:i/>
-      <w:iCs/>
-    </w:rPr>
-  </w:style>
-  <w:style w:type="paragraph" w:styleId="a7">
-    <w:name w:val="index heading"/>
-    <w:basedOn w:val="a"/>
-    <w:qFormat/>
-    <w:pPr>
-      <w:suppressLineNumbers/>
-    </w:pPr>
-  </w:style>
-  <w:style w:type="table" w:styleId="a8">
+  <w:style w:type="table" w:styleId="a7">
     <w:name w:val="Table Grid"/>
     <w:basedOn w:val="a1"/>
     <w:uiPriority w:val="59"/>

--- a/backend/utils/doc_templates/bill_items_wo_buh.docx
+++ b/backend/utils/doc_templates/bill_items_wo_buh.docx
@@ -5,7 +5,7 @@
     <w:p>
       <w:pPr>
         <w:rPr>
-          <w:rFonts w:hint="eastAsia"/>
+          <w:rFonts w:ascii="Arial" w:hAnsi="Arial"/>
           <w:lang w:val="en-US"/>
         </w:rPr>
       </w:pPr>
@@ -817,16 +817,7 @@
           <w:sz w:val="28"/>
           <w:szCs w:val="28"/>
         </w:rPr>
-        <w:t>Счет на оплату №</w:t>
-      </w:r>
-      <w:r>
-        <w:rPr>
-          <w:rFonts w:ascii="Arial" w:hAnsi="Arial"/>
-          <w:b/>
-          <w:sz w:val="28"/>
-          <w:szCs w:val="28"/>
-        </w:rPr>
-        <w:t xml:space="preserve"> {{</w:t>
+        <w:t>Счет на оплату № {{</w:t>
       </w:r>
       <w:r>
         <w:rPr>
@@ -882,25 +873,7 @@
           <w:sz w:val="28"/>
           <w:szCs w:val="28"/>
         </w:rPr>
-        <w:t xml:space="preserve">}} </w:t>
-      </w:r>
-      <w:r>
-        <w:rPr>
-          <w:rFonts w:ascii="Arial" w:hAnsi="Arial"/>
-          <w:b/>
-          <w:sz w:val="28"/>
-          <w:szCs w:val="28"/>
-        </w:rPr>
-        <w:t>от</w:t>
-      </w:r>
-      <w:r>
-        <w:rPr>
-          <w:rFonts w:ascii="Arial" w:hAnsi="Arial"/>
-          <w:b/>
-          <w:sz w:val="28"/>
-          <w:szCs w:val="28"/>
-        </w:rPr>
-        <w:t xml:space="preserve"> {{</w:t>
+        <w:t>}} от {{</w:t>
       </w:r>
       <w:r>
         <w:rPr>
@@ -937,21 +910,12 @@
           <w:sz w:val="28"/>
           <w:szCs w:val="28"/>
         </w:rPr>
-        <w:t xml:space="preserve">}} </w:t>
-      </w:r>
-      <w:r>
-        <w:rPr>
-          <w:rFonts w:ascii="Arial" w:hAnsi="Arial"/>
-          <w:b/>
-          <w:sz w:val="28"/>
-          <w:szCs w:val="28"/>
-        </w:rPr>
-        <w:t>г.</w:t>
+        <w:t>}} г.</w:t>
       </w:r>
     </w:p>
     <w:tbl>
       <w:tblPr>
-        <w:tblW w:w="9987" w:type="dxa"/>
+        <w:tblW w:w="9685" w:type="dxa"/>
         <w:tblLayout w:type="fixed"/>
         <w:tblCellMar>
           <w:left w:w="0" w:type="dxa"/>
@@ -962,17 +926,19 @@
       <w:tblGrid>
         <w:gridCol w:w="325"/>
         <w:gridCol w:w="1235"/>
-        <w:gridCol w:w="8125"/>
-        <w:gridCol w:w="302"/>
+        <w:gridCol w:w="8079"/>
+        <w:gridCol w:w="46"/>
       </w:tblGrid>
       <w:tr>
         <w:trPr>
+          <w:gridAfter w:val="1"/>
+          <w:wAfter w:w="46" w:type="dxa"/>
           <w:trHeight w:val="140"/>
         </w:trPr>
         <w:tc>
           <w:tcPr>
-            <w:tcW w:w="9987" w:type="dxa"/>
-            <w:gridSpan w:val="4"/>
+            <w:tcW w:w="9639" w:type="dxa"/>
+            <w:gridSpan w:val="3"/>
             <w:tcBorders>
               <w:bottom w:val="single" w:sz="10" w:space="0" w:color="000000"/>
             </w:tcBorders>
@@ -992,7 +958,7 @@
       <w:tr>
         <w:trPr>
           <w:gridAfter w:val="3"/>
-          <w:wAfter w:w="9662" w:type="dxa"/>
+          <w:wAfter w:w="9360" w:type="dxa"/>
           <w:trHeight w:val="140"/>
         </w:trPr>
         <w:tc>
@@ -1014,8 +980,6 @@
       </w:tr>
       <w:tr>
         <w:trPr>
-          <w:gridAfter w:val="1"/>
-          <w:wAfter w:w="302" w:type="dxa"/>
           <w:trHeight w:val="270"/>
         </w:trPr>
         <w:tc>
@@ -1056,6 +1020,7 @@
         <w:tc>
           <w:tcPr>
             <w:tcW w:w="8125" w:type="dxa"/>
+            <w:gridSpan w:val="2"/>
           </w:tcPr>
           <w:p>
             <w:pPr>
@@ -1117,8 +1082,6 @@
       </w:tr>
       <w:tr>
         <w:trPr>
-          <w:gridAfter w:val="1"/>
-          <w:wAfter w:w="302" w:type="dxa"/>
           <w:trHeight w:val="270"/>
         </w:trPr>
         <w:tc>
@@ -1156,6 +1119,7 @@
         <w:tc>
           <w:tcPr>
             <w:tcW w:w="8125" w:type="dxa"/>
+            <w:gridSpan w:val="2"/>
           </w:tcPr>
           <w:p>
             <w:pPr>
@@ -1209,8 +1173,6 @@
       </w:tr>
       <w:tr>
         <w:trPr>
-          <w:gridAfter w:val="1"/>
-          <w:wAfter w:w="302" w:type="dxa"/>
           <w:trHeight w:val="255"/>
         </w:trPr>
         <w:tc>
@@ -1239,6 +1201,7 @@
         <w:tc>
           <w:tcPr>
             <w:tcW w:w="8125" w:type="dxa"/>
+            <w:gridSpan w:val="2"/>
           </w:tcPr>
           <w:p>
             <w:pPr>
@@ -1294,7 +1257,7 @@
     <w:p>
       <w:pPr>
         <w:rPr>
-          <w:rFonts w:hint="eastAsia"/>
+          <w:rFonts w:ascii="Arial" w:hAnsi="Arial"/>
           <w:sz w:val="20"/>
           <w:szCs w:val="20"/>
           <w:lang w:val="en-US"/>
@@ -1312,10 +1275,10 @@
       <w:tblGrid>
         <w:gridCol w:w="817"/>
         <w:gridCol w:w="4536"/>
-        <w:gridCol w:w="1418"/>
-        <w:gridCol w:w="708"/>
-        <w:gridCol w:w="1134"/>
-        <w:gridCol w:w="1241"/>
+        <w:gridCol w:w="992"/>
+        <w:gridCol w:w="709"/>
+        <w:gridCol w:w="1276"/>
+        <w:gridCol w:w="1524"/>
       </w:tblGrid>
       <w:tr>
         <w:trPr>
@@ -1324,7 +1287,7 @@
         <w:tc>
           <w:tcPr>
             <w:tcW w:w="817" w:type="dxa"/>
-            <w:vAlign w:val="bottom"/>
+            <w:vAlign w:val="center"/>
           </w:tcPr>
           <w:p>
             <w:pPr>
@@ -1375,7 +1338,7 @@
         </w:tc>
         <w:tc>
           <w:tcPr>
-            <w:tcW w:w="1418" w:type="dxa"/>
+            <w:tcW w:w="992" w:type="dxa"/>
             <w:vAlign w:val="center"/>
           </w:tcPr>
           <w:p>
@@ -1401,7 +1364,7 @@
         </w:tc>
         <w:tc>
           <w:tcPr>
-            <w:tcW w:w="708" w:type="dxa"/>
+            <w:tcW w:w="709" w:type="dxa"/>
             <w:vAlign w:val="center"/>
           </w:tcPr>
           <w:p>
@@ -1427,7 +1390,7 @@
         </w:tc>
         <w:tc>
           <w:tcPr>
-            <w:tcW w:w="1134" w:type="dxa"/>
+            <w:tcW w:w="1276" w:type="dxa"/>
             <w:vAlign w:val="center"/>
           </w:tcPr>
           <w:p>
@@ -1453,7 +1416,7 @@
         </w:tc>
         <w:tc>
           <w:tcPr>
-            <w:tcW w:w="1241" w:type="dxa"/>
+            <w:tcW w:w="1524" w:type="dxa"/>
             <w:vAlign w:val="center"/>
           </w:tcPr>
           <w:p>
@@ -1541,6 +1504,7 @@
           </w:tcPr>
           <w:p>
             <w:pPr>
+              <w:jc w:val="center"/>
               <w:rPr>
                 <w:rFonts w:ascii="Arial" w:hAnsi="Arial"/>
                 <w:sz w:val="16"/>
@@ -1615,40 +1579,33 @@
         </w:tc>
         <w:tc>
           <w:tcPr>
-            <w:tcW w:w="1418" w:type="dxa"/>
+            <w:tcW w:w="992" w:type="dxa"/>
             <w:vAlign w:val="center"/>
           </w:tcPr>
           <w:p>
             <w:pPr>
-              <w:rPr>
-                <w:sz w:val="16"/>
-                <w:szCs w:val="16"/>
-                <w:lang w:val="en-US"/>
-              </w:rPr>
-            </w:pPr>
-            <w:r>
-              <w:rPr>
-                <w:sz w:val="16"/>
-                <w:szCs w:val="16"/>
-                <w:lang w:val="en-US"/>
-              </w:rPr>
-              <w:t xml:space="preserve">{{ item[‘count’] </w:t>
-            </w:r>
-            <w:bookmarkStart w:id="0" w:name="_GoBack"/>
-            <w:bookmarkEnd w:id="0"/>
-            <w:r>
-              <w:rPr>
-                <w:sz w:val="16"/>
-                <w:szCs w:val="16"/>
-                <w:lang w:val="en-US"/>
-              </w:rPr>
-              <w:t>}}</w:t>
-            </w:r>
-          </w:p>
-        </w:tc>
-        <w:tc>
-          <w:tcPr>
-            <w:tcW w:w="708" w:type="dxa"/>
+              <w:jc w:val="center"/>
+              <w:rPr>
+                <w:rFonts w:ascii="Arial" w:hAnsi="Arial"/>
+                <w:sz w:val="16"/>
+                <w:szCs w:val="16"/>
+                <w:lang w:val="en-US"/>
+              </w:rPr>
+            </w:pPr>
+            <w:r>
+              <w:rPr>
+                <w:rFonts w:ascii="Arial" w:hAnsi="Arial"/>
+                <w:sz w:val="16"/>
+                <w:szCs w:val="16"/>
+                <w:lang w:val="en-US"/>
+              </w:rPr>
+              <w:t>{{ item[‘count’] }}</w:t>
+            </w:r>
+          </w:p>
+        </w:tc>
+        <w:tc>
+          <w:tcPr>
+            <w:tcW w:w="709" w:type="dxa"/>
             <w:vAlign w:val="center"/>
           </w:tcPr>
           <w:p>
@@ -1673,18 +1630,21 @@
         </w:tc>
         <w:tc>
           <w:tcPr>
-            <w:tcW w:w="1134" w:type="dxa"/>
+            <w:tcW w:w="1276" w:type="dxa"/>
             <w:vAlign w:val="center"/>
           </w:tcPr>
           <w:p>
             <w:pPr>
-              <w:rPr>
-                <w:sz w:val="16"/>
-                <w:szCs w:val="16"/>
-              </w:rPr>
-            </w:pPr>
-            <w:r>
-              <w:rPr>
+              <w:jc w:val="right"/>
+              <w:rPr>
+                <w:rFonts w:ascii="Arial" w:hAnsi="Arial"/>
+                <w:sz w:val="16"/>
+                <w:szCs w:val="16"/>
+              </w:rPr>
+            </w:pPr>
+            <w:r>
+              <w:rPr>
+                <w:rFonts w:ascii="Arial" w:hAnsi="Arial"/>
                 <w:sz w:val="16"/>
                 <w:szCs w:val="16"/>
               </w:rPr>
@@ -1692,6 +1652,7 @@
             </w:r>
             <w:r>
               <w:rPr>
+                <w:rFonts w:ascii="Arial" w:hAnsi="Arial"/>
                 <w:sz w:val="16"/>
                 <w:szCs w:val="16"/>
                 <w:lang w:val="en-US"/>
@@ -1700,6 +1661,7 @@
             </w:r>
             <w:r>
               <w:rPr>
+                <w:rFonts w:ascii="Arial" w:hAnsi="Arial"/>
                 <w:sz w:val="16"/>
                 <w:szCs w:val="16"/>
               </w:rPr>
@@ -1707,6 +1669,7 @@
             </w:r>
             <w:r>
               <w:rPr>
+                <w:rFonts w:ascii="Arial" w:hAnsi="Arial"/>
                 <w:sz w:val="16"/>
                 <w:szCs w:val="16"/>
                 <w:lang w:val="en-US"/>
@@ -1715,6 +1678,7 @@
             </w:r>
             <w:r>
               <w:rPr>
+                <w:rFonts w:ascii="Arial" w:hAnsi="Arial"/>
                 <w:sz w:val="16"/>
                 <w:szCs w:val="16"/>
               </w:rPr>
@@ -1722,35 +1686,31 @@
             </w:r>
             <w:r>
               <w:rPr>
-                <w:sz w:val="16"/>
-                <w:szCs w:val="16"/>
-              </w:rPr>
-              <w:t xml:space="preserve"> </w:t>
-            </w:r>
-            <w:r>
-              <w:rPr>
-                <w:sz w:val="16"/>
-                <w:szCs w:val="16"/>
-              </w:rPr>
-              <w:t>руб.</w:t>
-            </w:r>
-          </w:p>
-        </w:tc>
-        <w:tc>
-          <w:tcPr>
-            <w:tcW w:w="1241" w:type="dxa"/>
+                <w:rFonts w:ascii="Arial" w:hAnsi="Arial"/>
+                <w:sz w:val="16"/>
+                <w:szCs w:val="16"/>
+              </w:rPr>
+              <w:t xml:space="preserve"> руб.</w:t>
+            </w:r>
+          </w:p>
+        </w:tc>
+        <w:tc>
+          <w:tcPr>
+            <w:tcW w:w="1524" w:type="dxa"/>
             <w:vAlign w:val="center"/>
           </w:tcPr>
           <w:p>
             <w:pPr>
-              <w:rPr>
-                <w:rFonts w:ascii="Arial" w:hAnsi="Arial"/>
-                <w:sz w:val="16"/>
-                <w:szCs w:val="16"/>
-              </w:rPr>
-            </w:pPr>
-            <w:r>
-              <w:rPr>
+              <w:jc w:val="right"/>
+              <w:rPr>
+                <w:rFonts w:ascii="Arial" w:hAnsi="Arial"/>
+                <w:sz w:val="16"/>
+                <w:szCs w:val="16"/>
+              </w:rPr>
+            </w:pPr>
+            <w:r>
+              <w:rPr>
+                <w:rFonts w:ascii="Arial" w:hAnsi="Arial"/>
                 <w:sz w:val="16"/>
                 <w:szCs w:val="16"/>
               </w:rPr>
@@ -1758,6 +1718,7 @@
             </w:r>
             <w:r>
               <w:rPr>
+                <w:rFonts w:ascii="Arial" w:hAnsi="Arial"/>
                 <w:sz w:val="16"/>
                 <w:szCs w:val="16"/>
                 <w:lang w:val="en-US"/>
@@ -1766,6 +1727,7 @@
             </w:r>
             <w:r>
               <w:rPr>
+                <w:rFonts w:ascii="Arial" w:hAnsi="Arial"/>
                 <w:sz w:val="16"/>
                 <w:szCs w:val="16"/>
               </w:rPr>
@@ -1774,6 +1736,7 @@
             <w:proofErr w:type="spellStart"/>
             <w:r>
               <w:rPr>
+                <w:rFonts w:ascii="Arial" w:hAnsi="Arial"/>
                 <w:sz w:val="16"/>
                 <w:szCs w:val="16"/>
                 <w:lang w:val="en-US"/>
@@ -1783,6 +1746,7 @@
             <w:proofErr w:type="spellEnd"/>
             <w:r>
               <w:rPr>
+                <w:rFonts w:ascii="Arial" w:hAnsi="Arial"/>
                 <w:sz w:val="16"/>
                 <w:szCs w:val="16"/>
               </w:rPr>
@@ -1790,6 +1754,7 @@
             </w:r>
             <w:r>
               <w:rPr>
+                <w:rFonts w:ascii="Arial" w:hAnsi="Arial"/>
                 <w:sz w:val="16"/>
                 <w:szCs w:val="16"/>
               </w:rPr>
@@ -1865,52 +1830,23 @@
           </w:p>
         </w:tc>
       </w:tr>
-    </w:tbl>
-    <w:p>
-      <w:pPr>
-        <w:rPr>
-          <w:rFonts w:hint="eastAsia"/>
-          <w:sz w:val="20"/>
-          <w:szCs w:val="20"/>
-        </w:rPr>
-      </w:pPr>
-    </w:p>
-    <w:p>
-      <w:pPr>
-        <w:rPr>
-          <w:rFonts w:hint="eastAsia"/>
-        </w:rPr>
-      </w:pPr>
-    </w:p>
-    <w:p>
-      <w:pPr>
-        <w:rPr>
-          <w:rFonts w:hint="eastAsia"/>
-        </w:rPr>
-      </w:pPr>
-    </w:p>
-    <w:tbl>
-      <w:tblPr>
-        <w:tblStyle w:val="a7"/>
-        <w:tblW w:w="0" w:type="auto"/>
-        <w:tblBorders>
-          <w:top w:val="none" w:sz="0" w:space="0" w:color="auto"/>
-          <w:left w:val="none" w:sz="0" w:space="0" w:color="auto"/>
-          <w:bottom w:val="none" w:sz="0" w:space="0" w:color="auto"/>
-          <w:right w:val="none" w:sz="0" w:space="0" w:color="auto"/>
-          <w:insideH w:val="none" w:sz="0" w:space="0" w:color="auto"/>
-          <w:insideV w:val="none" w:sz="0" w:space="0" w:color="auto"/>
-        </w:tblBorders>
-        <w:tblLook w:val="04A0" w:firstRow="1" w:lastRow="0" w:firstColumn="1" w:lastColumn="0" w:noHBand="0" w:noVBand="1"/>
-      </w:tblPr>
-      <w:tblGrid>
-        <w:gridCol w:w="8188"/>
-        <w:gridCol w:w="1666"/>
-      </w:tblGrid>
       <w:tr>
-        <w:tc>
-          <w:tcPr>
-            <w:tcW w:w="8188" w:type="dxa"/>
+        <w:tblPrEx>
+          <w:jc w:val="left"/>
+          <w:tblBorders>
+            <w:top w:val="none" w:sz="0" w:space="0" w:color="auto"/>
+            <w:left w:val="none" w:sz="0" w:space="0" w:color="auto"/>
+            <w:bottom w:val="none" w:sz="0" w:space="0" w:color="auto"/>
+            <w:right w:val="none" w:sz="0" w:space="0" w:color="auto"/>
+            <w:insideH w:val="none" w:sz="0" w:space="0" w:color="auto"/>
+            <w:insideV w:val="none" w:sz="0" w:space="0" w:color="auto"/>
+          </w:tblBorders>
+        </w:tblPrEx>
+        <w:tc>
+          <w:tcPr>
+            <w:tcW w:w="8330" w:type="dxa"/>
+            <w:gridSpan w:val="5"/>
+            <w:vAlign w:val="center"/>
           </w:tcPr>
           <w:p>
             <w:pPr>
@@ -1935,11 +1871,13 @@
         </w:tc>
         <w:tc>
           <w:tcPr>
-            <w:tcW w:w="1666" w:type="dxa"/>
+            <w:tcW w:w="1524" w:type="dxa"/>
+            <w:vAlign w:val="center"/>
           </w:tcPr>
           <w:p>
             <w:pPr>
               <w:snapToGrid w:val="0"/>
+              <w:jc w:val="right"/>
               <w:rPr>
                 <w:rFonts w:ascii="Arial" w:hAnsi="Arial"/>
                 <w:b/>
@@ -2016,9 +1954,22 @@
         </w:tc>
       </w:tr>
       <w:tr>
-        <w:tc>
-          <w:tcPr>
-            <w:tcW w:w="8188" w:type="dxa"/>
+        <w:tblPrEx>
+          <w:jc w:val="left"/>
+          <w:tblBorders>
+            <w:top w:val="none" w:sz="0" w:space="0" w:color="auto"/>
+            <w:left w:val="none" w:sz="0" w:space="0" w:color="auto"/>
+            <w:bottom w:val="none" w:sz="0" w:space="0" w:color="auto"/>
+            <w:right w:val="none" w:sz="0" w:space="0" w:color="auto"/>
+            <w:insideH w:val="none" w:sz="0" w:space="0" w:color="auto"/>
+            <w:insideV w:val="none" w:sz="0" w:space="0" w:color="auto"/>
+          </w:tblBorders>
+        </w:tblPrEx>
+        <w:tc>
+          <w:tcPr>
+            <w:tcW w:w="8330" w:type="dxa"/>
+            <w:gridSpan w:val="5"/>
+            <w:vAlign w:val="center"/>
           </w:tcPr>
           <w:p>
             <w:pPr>
@@ -2043,11 +1994,13 @@
         </w:tc>
         <w:tc>
           <w:tcPr>
-            <w:tcW w:w="1666" w:type="dxa"/>
+            <w:tcW w:w="1524" w:type="dxa"/>
+            <w:vAlign w:val="center"/>
           </w:tcPr>
           <w:p>
             <w:pPr>
               <w:snapToGrid w:val="0"/>
+              <w:jc w:val="right"/>
               <w:rPr>
                 <w:rFonts w:ascii="Arial" w:hAnsi="Arial"/>
                 <w:b/>
@@ -2107,9 +2060,22 @@
         </w:tc>
       </w:tr>
       <w:tr>
-        <w:tc>
-          <w:tcPr>
-            <w:tcW w:w="8188" w:type="dxa"/>
+        <w:tblPrEx>
+          <w:jc w:val="left"/>
+          <w:tblBorders>
+            <w:top w:val="none" w:sz="0" w:space="0" w:color="auto"/>
+            <w:left w:val="none" w:sz="0" w:space="0" w:color="auto"/>
+            <w:bottom w:val="none" w:sz="0" w:space="0" w:color="auto"/>
+            <w:right w:val="none" w:sz="0" w:space="0" w:color="auto"/>
+            <w:insideH w:val="none" w:sz="0" w:space="0" w:color="auto"/>
+            <w:insideV w:val="none" w:sz="0" w:space="0" w:color="auto"/>
+          </w:tblBorders>
+        </w:tblPrEx>
+        <w:tc>
+          <w:tcPr>
+            <w:tcW w:w="8330" w:type="dxa"/>
+            <w:gridSpan w:val="5"/>
+            <w:vAlign w:val="center"/>
           </w:tcPr>
           <w:p>
             <w:pPr>
@@ -2134,11 +2100,13 @@
         </w:tc>
         <w:tc>
           <w:tcPr>
-            <w:tcW w:w="1666" w:type="dxa"/>
+            <w:tcW w:w="1524" w:type="dxa"/>
+            <w:vAlign w:val="center"/>
           </w:tcPr>
           <w:p>
             <w:pPr>
               <w:snapToGrid w:val="0"/>
+              <w:jc w:val="right"/>
               <w:rPr>
                 <w:rFonts w:ascii="Arial" w:hAnsi="Arial"/>
                 <w:b/>
@@ -2218,16 +2186,19 @@
     <w:p>
       <w:pPr>
         <w:rPr>
-          <w:rFonts w:hint="eastAsia"/>
+          <w:rFonts w:ascii="Arial" w:hAnsi="Arial"/>
         </w:rPr>
       </w:pPr>
       <w:r>
+        <w:rPr>
+          <w:rFonts w:ascii="Arial" w:hAnsi="Arial"/>
+        </w:rPr>
         <w:t xml:space="preserve"> </w:t>
       </w:r>
     </w:p>
     <w:tbl>
       <w:tblPr>
-        <w:tblW w:w="9987" w:type="dxa"/>
+        <w:tblW w:w="9813" w:type="dxa"/>
         <w:tblLayout w:type="fixed"/>
         <w:tblCellMar>
           <w:left w:w="0" w:type="dxa"/>
@@ -2244,71 +2215,9 @@
         <w:gridCol w:w="315"/>
         <w:gridCol w:w="315"/>
         <w:gridCol w:w="2558"/>
-        <w:gridCol w:w="4470"/>
+        <w:gridCol w:w="4296"/>
         <w:gridCol w:w="174"/>
       </w:tblGrid>
-      <w:tr>
-        <w:trPr>
-          <w:trHeight w:val="255"/>
-        </w:trPr>
-        <w:tc>
-          <w:tcPr>
-            <w:tcW w:w="108" w:type="dxa"/>
-            <w:vAlign w:val="bottom"/>
-          </w:tcPr>
-          <w:p>
-            <w:pPr>
-              <w:snapToGrid w:val="0"/>
-              <w:rPr>
-                <w:rFonts w:ascii="Arial" w:hAnsi="Arial"/>
-                <w:sz w:val="16"/>
-                <w:szCs w:val="16"/>
-              </w:rPr>
-            </w:pPr>
-          </w:p>
-        </w:tc>
-        <w:tc>
-          <w:tcPr>
-            <w:tcW w:w="9879" w:type="dxa"/>
-            <w:gridSpan w:val="9"/>
-            <w:vAlign w:val="bottom"/>
-          </w:tcPr>
-          <w:p>
-            <w:pPr>
-              <w:rPr>
-                <w:rFonts w:hint="eastAsia"/>
-                <w:sz w:val="16"/>
-                <w:szCs w:val="16"/>
-              </w:rPr>
-            </w:pPr>
-            <w:r>
-              <w:rPr>
-                <w:rFonts w:ascii="Arial" w:hAnsi="Arial"/>
-                <w:sz w:val="16"/>
-                <w:szCs w:val="16"/>
-              </w:rPr>
-              <w:t xml:space="preserve">Всего наименований , </w:t>
-            </w:r>
-            <w:r>
-              <w:rPr>
-                <w:rFonts w:ascii="Arial" w:hAnsi="Arial"/>
-                <w:sz w:val="16"/>
-                <w:szCs w:val="16"/>
-                <w:lang w:val="en-US"/>
-              </w:rPr>
-              <w:t>1</w:t>
-            </w:r>
-            <w:r>
-              <w:rPr>
-                <w:rFonts w:ascii="Arial" w:hAnsi="Arial"/>
-                <w:sz w:val="16"/>
-                <w:szCs w:val="16"/>
-              </w:rPr>
-              <w:t>шт.</w:t>
-            </w:r>
-          </w:p>
-        </w:tc>
-      </w:tr>
       <w:tr>
         <w:trPr>
           <w:gridAfter w:val="1"/>
@@ -2333,108 +2242,152 @@
         </w:tc>
         <w:tc>
           <w:tcPr>
-            <w:tcW w:w="9705" w:type="dxa"/>
+            <w:tcW w:w="9531" w:type="dxa"/>
             <w:gridSpan w:val="8"/>
-          </w:tcPr>
-          <w:p>
-            <w:pPr>
-              <w:rPr>
-                <w:rFonts w:hint="eastAsia"/>
-                <w:sz w:val="16"/>
-                <w:szCs w:val="16"/>
-              </w:rPr>
-            </w:pPr>
-            <w:r>
-              <w:rPr>
-                <w:rFonts w:ascii="Arial" w:hAnsi="Arial"/>
-                <w:b/>
-                <w:sz w:val="16"/>
-                <w:szCs w:val="16"/>
-              </w:rPr>
-              <w:t>Сумма прописью</w:t>
-            </w:r>
-            <w:r>
-              <w:rPr>
-                <w:rFonts w:ascii="Arial" w:hAnsi="Arial"/>
-                <w:b/>
-                <w:sz w:val="16"/>
-                <w:szCs w:val="16"/>
-                <w:lang w:val="en-US"/>
-              </w:rPr>
-              <w:t>:</w:t>
-            </w:r>
-            <w:r>
-              <w:rPr>
-                <w:rFonts w:ascii="Arial" w:hAnsi="Arial"/>
-                <w:b/>
-                <w:sz w:val="16"/>
-                <w:szCs w:val="16"/>
-              </w:rPr>
-              <w:t xml:space="preserve"> </w:t>
-            </w:r>
-            <w:r>
-              <w:rPr>
-                <w:rFonts w:ascii="Arial" w:hAnsi="Arial"/>
-                <w:b/>
-                <w:sz w:val="16"/>
-                <w:szCs w:val="16"/>
-                <w:lang w:val="en-US"/>
-              </w:rPr>
-              <w:t>{{</w:t>
-            </w:r>
-            <w:r>
-              <w:rPr>
-                <w:rFonts w:ascii="Arial" w:hAnsi="Arial"/>
-                <w:b/>
-                <w:sz w:val="16"/>
-                <w:szCs w:val="16"/>
-                <w:lang w:val="en-US"/>
-              </w:rPr>
-              <w:t xml:space="preserve"> </w:t>
-            </w:r>
-            <w:proofErr w:type="spellStart"/>
-            <w:r>
-              <w:rPr>
-                <w:rFonts w:ascii="Arial" w:hAnsi="Arial"/>
-                <w:b/>
-                <w:sz w:val="16"/>
-                <w:szCs w:val="16"/>
-                <w:lang w:val="en-US"/>
-              </w:rPr>
-              <w:t>propis</w:t>
-            </w:r>
-            <w:proofErr w:type="spellEnd"/>
-            <w:r>
-              <w:rPr>
-                <w:rFonts w:ascii="Arial" w:hAnsi="Arial"/>
-                <w:b/>
-                <w:sz w:val="16"/>
-                <w:szCs w:val="16"/>
-                <w:lang w:val="en-US"/>
-              </w:rPr>
-              <w:t xml:space="preserve"> </w:t>
-            </w:r>
-            <w:r>
-              <w:rPr>
-                <w:rFonts w:ascii="Arial" w:hAnsi="Arial"/>
-                <w:b/>
-                <w:sz w:val="16"/>
-                <w:szCs w:val="16"/>
-                <w:lang w:val="en-US"/>
-              </w:rPr>
-              <w:t>}}</w:t>
+            <w:vAlign w:val="bottom"/>
+          </w:tcPr>
+          <w:p>
+            <w:pPr>
+              <w:rPr>
+                <w:rFonts w:ascii="Arial" w:hAnsi="Arial"/>
+                <w:sz w:val="16"/>
+                <w:szCs w:val="16"/>
+              </w:rPr>
+            </w:pPr>
+            <w:r>
+              <w:rPr>
+                <w:rFonts w:ascii="Arial" w:hAnsi="Arial"/>
+                <w:sz w:val="16"/>
+                <w:szCs w:val="16"/>
+              </w:rPr>
+              <w:t xml:space="preserve">Всего наименований , </w:t>
+            </w:r>
+            <w:r>
+              <w:rPr>
+                <w:rFonts w:ascii="Arial" w:hAnsi="Arial"/>
+                <w:sz w:val="16"/>
+                <w:szCs w:val="16"/>
+                <w:lang w:val="en-US"/>
+              </w:rPr>
+              <w:t>1</w:t>
+            </w:r>
+            <w:r>
+              <w:rPr>
+                <w:rFonts w:ascii="Arial" w:hAnsi="Arial"/>
+                <w:sz w:val="16"/>
+                <w:szCs w:val="16"/>
+              </w:rPr>
+              <w:t>шт.</w:t>
             </w:r>
           </w:p>
         </w:tc>
       </w:tr>
       <w:tr>
         <w:trPr>
+          <w:trHeight w:val="255"/>
+        </w:trPr>
+        <w:tc>
+          <w:tcPr>
+            <w:tcW w:w="108" w:type="dxa"/>
+            <w:vAlign w:val="bottom"/>
+          </w:tcPr>
+          <w:p>
+            <w:pPr>
+              <w:snapToGrid w:val="0"/>
+              <w:rPr>
+                <w:rFonts w:ascii="Arial" w:hAnsi="Arial"/>
+                <w:sz w:val="16"/>
+                <w:szCs w:val="16"/>
+              </w:rPr>
+            </w:pPr>
+          </w:p>
+        </w:tc>
+        <w:tc>
+          <w:tcPr>
+            <w:tcW w:w="9705" w:type="dxa"/>
+            <w:gridSpan w:val="9"/>
+          </w:tcPr>
+          <w:p>
+            <w:pPr>
+              <w:rPr>
+                <w:rFonts w:ascii="Arial" w:hAnsi="Arial"/>
+                <w:sz w:val="16"/>
+                <w:szCs w:val="16"/>
+              </w:rPr>
+            </w:pPr>
+            <w:r>
+              <w:rPr>
+                <w:rFonts w:ascii="Arial" w:hAnsi="Arial"/>
+                <w:b/>
+                <w:sz w:val="16"/>
+                <w:szCs w:val="16"/>
+              </w:rPr>
+              <w:t>Сумма прописью</w:t>
+            </w:r>
+            <w:r>
+              <w:rPr>
+                <w:rFonts w:ascii="Arial" w:hAnsi="Arial"/>
+                <w:b/>
+                <w:sz w:val="16"/>
+                <w:szCs w:val="16"/>
+                <w:lang w:val="en-US"/>
+              </w:rPr>
+              <w:t>:</w:t>
+            </w:r>
+            <w:r>
+              <w:rPr>
+                <w:rFonts w:ascii="Arial" w:hAnsi="Arial"/>
+                <w:b/>
+                <w:sz w:val="16"/>
+                <w:szCs w:val="16"/>
+              </w:rPr>
+              <w:t xml:space="preserve"> </w:t>
+            </w:r>
+            <w:r>
+              <w:rPr>
+                <w:rFonts w:ascii="Arial" w:hAnsi="Arial"/>
+                <w:b/>
+                <w:sz w:val="16"/>
+                <w:szCs w:val="16"/>
+                <w:lang w:val="en-US"/>
+              </w:rPr>
+              <w:t xml:space="preserve">{{ </w:t>
+            </w:r>
+            <w:proofErr w:type="spellStart"/>
+            <w:r>
+              <w:rPr>
+                <w:rFonts w:ascii="Arial" w:hAnsi="Arial"/>
+                <w:b/>
+                <w:sz w:val="16"/>
+                <w:szCs w:val="16"/>
+                <w:lang w:val="en-US"/>
+              </w:rPr>
+              <w:t>propis</w:t>
+            </w:r>
+            <w:proofErr w:type="spellEnd"/>
+            <w:r>
+              <w:rPr>
+                <w:rFonts w:ascii="Arial" w:hAnsi="Arial"/>
+                <w:b/>
+                <w:sz w:val="16"/>
+                <w:szCs w:val="16"/>
+                <w:lang w:val="en-US"/>
+              </w:rPr>
+              <w:t xml:space="preserve"> }}</w:t>
+            </w:r>
+          </w:p>
+        </w:tc>
+      </w:tr>
+      <w:tr>
+        <w:trPr>
+          <w:gridAfter w:val="1"/>
+          <w:wAfter w:w="174" w:type="dxa"/>
           <w:trHeight w:val="140"/>
         </w:trPr>
         <w:tc>
           <w:tcPr>
-            <w:tcW w:w="9987" w:type="dxa"/>
-            <w:gridSpan w:val="10"/>
+            <w:tcW w:w="9639" w:type="dxa"/>
+            <w:gridSpan w:val="9"/>
             <w:tcBorders>
               <w:bottom w:val="single" w:sz="10" w:space="0" w:color="000000"/>
             </w:tcBorders>
@@ -2454,7 +2407,31 @@
       <w:tr>
         <w:trPr>
           <w:gridAfter w:val="8"/>
-          <w:wAfter w:w="9662" w:type="dxa"/>
+          <w:wAfter w:w="9488" w:type="dxa"/>
+          <w:trHeight w:val="140"/>
+        </w:trPr>
+        <w:tc>
+          <w:tcPr>
+            <w:tcW w:w="325" w:type="dxa"/>
+            <w:gridSpan w:val="2"/>
+            <w:vAlign w:val="bottom"/>
+          </w:tcPr>
+          <w:p>
+            <w:pPr>
+              <w:snapToGrid w:val="0"/>
+              <w:rPr>
+                <w:rFonts w:ascii="Arial" w:hAnsi="Arial"/>
+                <w:b/>
+                <w:sz w:val="16"/>
+              </w:rPr>
+            </w:pPr>
+          </w:p>
+        </w:tc>
+      </w:tr>
+      <w:tr>
+        <w:trPr>
+          <w:gridAfter w:val="8"/>
+          <w:wAfter w:w="9488" w:type="dxa"/>
           <w:trHeight w:val="140"/>
         </w:trPr>
         <w:tc>
@@ -2478,7 +2455,7 @@
       <w:tr>
         <w:trPr>
           <w:gridAfter w:val="2"/>
-          <w:wAfter w:w="4644" w:type="dxa"/>
+          <w:wAfter w:w="4470" w:type="dxa"/>
           <w:trHeight w:val="255"/>
         </w:trPr>
         <w:tc>
@@ -2628,10 +2605,12 @@
     <w:p>
       <w:pPr>
         <w:rPr>
-          <w:rFonts w:hint="eastAsia"/>
+          <w:rFonts w:ascii="Arial" w:hAnsi="Arial"/>
           <w:lang w:val="en-US"/>
         </w:rPr>
       </w:pPr>
+      <w:bookmarkStart w:id="0" w:name="_GoBack"/>
+      <w:bookmarkEnd w:id="0"/>
     </w:p>
     <w:sectPr>
       <w:pgSz w:w="11906" w:h="16838"/>

--- a/backend/utils/doc_templates/bill_items_wo_buh.docx
+++ b/backend/utils/doc_templates/bill_items_wo_buh.docx
@@ -1,28 +1,45 @@
 
 <file path=word/document.xml><?xml version="1.0" encoding="utf-8"?>
-<w:document xmlns:wpc="http://schemas.microsoft.com/office/word/2010/wordprocessingCanvas" xmlns:cx="http://schemas.microsoft.com/office/drawing/2014/chartex" xmlns:mc="http://schemas.openxmlformats.org/markup-compatibility/2006" xmlns:o="urn:schemas-microsoft-com:office:office" xmlns:r="http://schemas.openxmlformats.org/officeDocument/2006/relationships" xmlns:m="http://schemas.openxmlformats.org/officeDocument/2006/math" xmlns:v="urn:schemas-microsoft-com:vml" xmlns:wp14="http://schemas.microsoft.com/office/word/2010/wordprocessingDrawing" xmlns:wp="http://schemas.openxmlformats.org/drawingml/2006/wordprocessingDrawing" xmlns:w10="urn:schemas-microsoft-com:office:word" xmlns:w="http://schemas.openxmlformats.org/wordprocessingml/2006/main" xmlns:w14="http://schemas.microsoft.com/office/word/2010/wordml" xmlns:w15="http://schemas.microsoft.com/office/word/2012/wordml" xmlns:w16se="http://schemas.microsoft.com/office/word/2015/wordml/symex" xmlns:wpg="http://schemas.microsoft.com/office/word/2010/wordprocessingGroup" xmlns:wpi="http://schemas.microsoft.com/office/word/2010/wordprocessingInk" xmlns:wne="http://schemas.microsoft.com/office/word/2006/wordml" xmlns:wps="http://schemas.microsoft.com/office/word/2010/wordprocessingShape" mc:Ignorable="w14 w15 w16se wp14">
+<w:document xmlns:o="urn:schemas-microsoft-com:office:office" xmlns:r="http://schemas.openxmlformats.org/officeDocument/2006/relationships" xmlns:v="urn:schemas-microsoft-com:vml" xmlns:w="http://schemas.openxmlformats.org/wordprocessingml/2006/main" xmlns:w10="urn:schemas-microsoft-com:office:word" xmlns:wp="http://schemas.openxmlformats.org/drawingml/2006/wordprocessingDrawing" xmlns:wps="http://schemas.microsoft.com/office/word/2010/wordprocessingShape" xmlns:wpg="http://schemas.microsoft.com/office/word/2010/wordprocessingGroup" xmlns:mc="http://schemas.openxmlformats.org/markup-compatibility/2006" xmlns:wp14="http://schemas.microsoft.com/office/word/2010/wordprocessingDrawing" xmlns:w14="http://schemas.microsoft.com/office/word/2010/wordml" xmlns:w15="http://schemas.microsoft.com/office/word/2012/wordml" mc:Ignorable="w14 wp14 w15">
   <w:body>
     <w:p>
       <w:pPr>
+        <w:pStyle w:val="Normal"/>
         <w:rPr>
           <w:rFonts w:ascii="Arial" w:hAnsi="Arial"/>
           <w:lang w:val="en-US"/>
         </w:rPr>
       </w:pPr>
+      <w:r>
+        <w:rPr>
+          <w:rFonts w:ascii="Arial" w:hAnsi="Arial"/>
+          <w:lang w:val="en-US"/>
+        </w:rPr>
+      </w:r>
     </w:p>
     <w:tbl>
       <w:tblPr>
         <w:tblStyle w:val="a7"/>
-        <w:tblW w:w="0" w:type="auto"/>
-        <w:tblLook w:val="04A0" w:firstRow="1" w:lastRow="0" w:firstColumn="1" w:lastColumn="0" w:noHBand="0" w:noVBand="1"/>
+        <w:tblW w:w="9854" w:type="dxa"/>
+        <w:jc w:val="left"/>
+        <w:tblInd w:w="0" w:type="dxa"/>
+        <w:tblLayout w:type="fixed"/>
+        <w:tblCellMar>
+          <w:top w:w="0" w:type="dxa"/>
+          <w:left w:w="108" w:type="dxa"/>
+          <w:bottom w:w="0" w:type="dxa"/>
+          <w:right w:w="108" w:type="dxa"/>
+        </w:tblCellMar>
+        <w:tblLook w:firstRow="1" w:noVBand="1" w:lastRow="0" w:firstColumn="1" w:lastColumn="0" w:noHBand="0" w:val="04a0"/>
       </w:tblPr>
       <w:tblGrid>
         <w:gridCol w:w="2943"/>
         <w:gridCol w:w="2694"/>
-        <w:gridCol w:w="850"/>
+        <w:gridCol w:w="849"/>
         <w:gridCol w:w="3367"/>
       </w:tblGrid>
       <w:tr>
+        <w:trPr/>
         <w:tc>
           <w:tcPr>
             <w:tcW w:w="5637" w:type="dxa"/>
@@ -34,78 +51,56 @@
           </w:tcPr>
           <w:p>
             <w:pPr>
-              <w:rPr>
-                <w:rFonts w:ascii="Arial" w:hAnsi="Arial"/>
-                <w:sz w:val="18"/>
-                <w:szCs w:val="18"/>
-                <w:lang w:val="en-US"/>
-              </w:rPr>
-            </w:pPr>
-            <w:r>
-              <w:rPr>
-                <w:rFonts w:ascii="Arial" w:hAnsi="Arial"/>
-                <w:sz w:val="18"/>
-                <w:szCs w:val="18"/>
-                <w:lang w:val="en-US"/>
-              </w:rPr>
-              <w:t>{{</w:t>
-            </w:r>
-            <w:r>
-              <w:rPr>
-                <w:rFonts w:ascii="Arial" w:hAnsi="Arial"/>
-                <w:sz w:val="18"/>
-                <w:szCs w:val="18"/>
-                <w:lang w:val="en-US"/>
-              </w:rPr>
-              <w:t xml:space="preserve"> </w:t>
-            </w:r>
-            <w:r>
-              <w:rPr>
-                <w:rFonts w:ascii="Arial" w:hAnsi="Arial"/>
-                <w:sz w:val="18"/>
-                <w:szCs w:val="18"/>
-                <w:lang w:val="en-US"/>
-              </w:rPr>
-              <w:t>bank</w:t>
-            </w:r>
-            <w:r>
-              <w:rPr>
-                <w:rFonts w:ascii="Arial" w:hAnsi="Arial"/>
-                <w:sz w:val="18"/>
-                <w:szCs w:val="18"/>
-                <w:lang w:val="en-US"/>
-              </w:rPr>
-              <w:t xml:space="preserve"> </w:t>
-            </w:r>
-            <w:r>
-              <w:rPr>
-                <w:rFonts w:ascii="Arial" w:hAnsi="Arial"/>
-                <w:sz w:val="18"/>
-                <w:szCs w:val="18"/>
-                <w:lang w:val="en-US"/>
-              </w:rPr>
-              <w:t>}}</w:t>
-            </w:r>
-          </w:p>
-        </w:tc>
-        <w:tc>
-          <w:tcPr>
-            <w:tcW w:w="850" w:type="dxa"/>
-          </w:tcPr>
-          <w:p>
-            <w:pPr>
-              <w:rPr>
-                <w:rFonts w:ascii="Arial" w:hAnsi="Arial"/>
-                <w:sz w:val="18"/>
-                <w:szCs w:val="18"/>
-                <w:lang w:val="en-US"/>
-              </w:rPr>
-            </w:pPr>
-            <w:r>
-              <w:rPr>
-                <w:rFonts w:ascii="Arial" w:hAnsi="Arial"/>
-                <w:sz w:val="18"/>
-                <w:szCs w:val="18"/>
+              <w:pStyle w:val="Normal"/>
+              <w:widowControl/>
+              <w:suppressAutoHyphens w:val="true"/>
+              <w:spacing w:before="0" w:after="0"/>
+              <w:jc w:val="left"/>
+              <w:rPr>
+                <w:rFonts w:ascii="Arial" w:hAnsi="Arial"/>
+                <w:sz w:val="18"/>
+                <w:szCs w:val="18"/>
+                <w:lang w:val="en-US"/>
+              </w:rPr>
+            </w:pPr>
+            <w:r>
+              <w:rPr>
+                <w:rFonts w:eastAsia="NSimSun" w:cs="Arial" w:ascii="Arial" w:hAnsi="Arial"/>
+                <w:kern w:val="2"/>
+                <w:sz w:val="18"/>
+                <w:szCs w:val="18"/>
+                <w:lang w:val="en-US" w:eastAsia="zh-CN" w:bidi="hi-IN"/>
+              </w:rPr>
+              <w:t>{{ bank }}</w:t>
+            </w:r>
+          </w:p>
+        </w:tc>
+        <w:tc>
+          <w:tcPr>
+            <w:tcW w:w="849" w:type="dxa"/>
+            <w:tcBorders/>
+          </w:tcPr>
+          <w:p>
+            <w:pPr>
+              <w:pStyle w:val="Normal"/>
+              <w:widowControl/>
+              <w:suppressAutoHyphens w:val="true"/>
+              <w:spacing w:before="0" w:after="0"/>
+              <w:jc w:val="left"/>
+              <w:rPr>
+                <w:rFonts w:ascii="Arial" w:hAnsi="Arial"/>
+                <w:sz w:val="18"/>
+                <w:szCs w:val="18"/>
+                <w:lang w:val="en-US"/>
+              </w:rPr>
+            </w:pPr>
+            <w:r>
+              <w:rPr>
+                <w:rFonts w:eastAsia="NSimSun" w:cs="Arial" w:ascii="Arial" w:hAnsi="Arial"/>
+                <w:kern w:val="2"/>
+                <w:sz w:val="18"/>
+                <w:szCs w:val="18"/>
+                <w:lang w:val="ru-RU" w:eastAsia="zh-CN" w:bidi="hi-IN"/>
               </w:rPr>
               <w:t>БИК</w:t>
             </w:r>
@@ -114,124 +109,102 @@
         <w:tc>
           <w:tcPr>
             <w:tcW w:w="3367" w:type="dxa"/>
-          </w:tcPr>
-          <w:p>
-            <w:pPr>
-              <w:rPr>
-                <w:rFonts w:ascii="Arial" w:hAnsi="Arial"/>
-                <w:sz w:val="18"/>
-                <w:szCs w:val="18"/>
-                <w:lang w:val="en-US"/>
-              </w:rPr>
-            </w:pPr>
-            <w:r>
-              <w:rPr>
-                <w:rFonts w:ascii="Arial" w:hAnsi="Arial"/>
-                <w:sz w:val="18"/>
-                <w:szCs w:val="18"/>
-                <w:lang w:val="en-US"/>
-              </w:rPr>
-              <w:t>{{</w:t>
-            </w:r>
-            <w:r>
-              <w:rPr>
-                <w:rFonts w:ascii="Arial" w:hAnsi="Arial"/>
-                <w:sz w:val="18"/>
-                <w:szCs w:val="18"/>
-                <w:lang w:val="en-US"/>
-              </w:rPr>
-              <w:t xml:space="preserve"> </w:t>
-            </w:r>
-            <w:proofErr w:type="spellStart"/>
-            <w:r>
-              <w:rPr>
-                <w:rFonts w:ascii="Arial" w:hAnsi="Arial"/>
-                <w:sz w:val="18"/>
-                <w:szCs w:val="18"/>
-                <w:lang w:val="en-US"/>
-              </w:rPr>
-              <w:t>bik</w:t>
-            </w:r>
-            <w:proofErr w:type="spellEnd"/>
-            <w:r>
-              <w:rPr>
-                <w:rFonts w:ascii="Arial" w:hAnsi="Arial"/>
-                <w:sz w:val="18"/>
-                <w:szCs w:val="18"/>
-                <w:lang w:val="en-US"/>
-              </w:rPr>
-              <w:t xml:space="preserve"> </w:t>
-            </w:r>
-            <w:r>
-              <w:rPr>
-                <w:rFonts w:ascii="Arial" w:hAnsi="Arial"/>
-                <w:sz w:val="18"/>
-                <w:szCs w:val="18"/>
-                <w:lang w:val="en-US"/>
-              </w:rPr>
-              <w:t>}}</w:t>
+            <w:tcBorders/>
+          </w:tcPr>
+          <w:p>
+            <w:pPr>
+              <w:pStyle w:val="Normal"/>
+              <w:widowControl/>
+              <w:suppressAutoHyphens w:val="true"/>
+              <w:spacing w:before="0" w:after="0"/>
+              <w:jc w:val="left"/>
+              <w:rPr>
+                <w:rFonts w:ascii="Arial" w:hAnsi="Arial"/>
+                <w:sz w:val="18"/>
+                <w:szCs w:val="18"/>
+                <w:lang w:val="en-US"/>
+              </w:rPr>
+            </w:pPr>
+            <w:r>
+              <w:rPr>
+                <w:rFonts w:eastAsia="NSimSun" w:cs="Arial" w:ascii="Arial" w:hAnsi="Arial"/>
+                <w:kern w:val="2"/>
+                <w:sz w:val="18"/>
+                <w:szCs w:val="18"/>
+                <w:lang w:val="en-US" w:eastAsia="zh-CN" w:bidi="hi-IN"/>
+              </w:rPr>
+              <w:t>{{ bik }}</w:t>
             </w:r>
           </w:p>
         </w:tc>
       </w:tr>
       <w:tr>
         <w:trPr>
-          <w:trHeight w:val="286"/>
+          <w:trHeight w:val="286" w:hRule="atLeast"/>
         </w:trPr>
         <w:tc>
           <w:tcPr>
             <w:tcW w:w="5637" w:type="dxa"/>
             <w:gridSpan w:val="2"/>
-            <w:vMerge/>
+            <w:vMerge w:val="continue"/>
             <w:tcBorders>
               <w:bottom w:val="nil"/>
             </w:tcBorders>
           </w:tcPr>
           <w:p>
             <w:pPr>
-              <w:rPr>
-                <w:rFonts w:ascii="Arial" w:hAnsi="Arial"/>
-                <w:sz w:val="18"/>
-                <w:szCs w:val="18"/>
-                <w:lang w:val="en-US"/>
-              </w:rPr>
-            </w:pPr>
-          </w:p>
-        </w:tc>
-        <w:tc>
-          <w:tcPr>
-            <w:tcW w:w="850" w:type="dxa"/>
+              <w:pStyle w:val="Normal"/>
+              <w:widowControl/>
+              <w:suppressAutoHyphens w:val="true"/>
+              <w:spacing w:before="0" w:after="0"/>
+              <w:jc w:val="left"/>
+              <w:rPr>
+                <w:rFonts w:ascii="Arial" w:hAnsi="Arial"/>
+                <w:sz w:val="18"/>
+                <w:szCs w:val="18"/>
+                <w:lang w:val="en-US"/>
+              </w:rPr>
+            </w:pPr>
+            <w:r>
+              <w:rPr>
+                <w:rFonts w:eastAsia="NSimSun" w:cs="Arial" w:ascii="Arial" w:hAnsi="Arial"/>
+                <w:kern w:val="2"/>
+                <w:sz w:val="18"/>
+                <w:szCs w:val="18"/>
+                <w:lang w:val="en-US" w:eastAsia="zh-CN" w:bidi="hi-IN"/>
+              </w:rPr>
+            </w:r>
+          </w:p>
+        </w:tc>
+        <w:tc>
+          <w:tcPr>
+            <w:tcW w:w="849" w:type="dxa"/>
             <w:vMerge w:val="restart"/>
-            <w:tcBorders>
-              <w:bottom w:val="single" w:sz="4" w:space="0" w:color="auto"/>
-            </w:tcBorders>
-          </w:tcPr>
-          <w:p>
-            <w:pPr>
-              <w:rPr>
-                <w:rFonts w:ascii="Arial" w:hAnsi="Arial"/>
-                <w:sz w:val="18"/>
-                <w:szCs w:val="18"/>
-                <w:lang w:val="en-US"/>
-              </w:rPr>
-            </w:pPr>
-            <w:proofErr w:type="spellStart"/>
-            <w:r>
-              <w:rPr>
-                <w:rFonts w:ascii="Arial" w:hAnsi="Arial"/>
-                <w:sz w:val="18"/>
-                <w:szCs w:val="18"/>
-              </w:rPr>
-              <w:t>Сч</w:t>
-            </w:r>
-            <w:proofErr w:type="spellEnd"/>
-            <w:r>
-              <w:rPr>
-                <w:rFonts w:ascii="Arial" w:hAnsi="Arial"/>
-                <w:sz w:val="18"/>
-                <w:szCs w:val="18"/>
-              </w:rPr>
-              <w:t>. №</w:t>
+            <w:tcBorders/>
+          </w:tcPr>
+          <w:p>
+            <w:pPr>
+              <w:pStyle w:val="Normal"/>
+              <w:widowControl/>
+              <w:suppressAutoHyphens w:val="true"/>
+              <w:spacing w:before="0" w:after="0"/>
+              <w:jc w:val="left"/>
+              <w:rPr>
+                <w:rFonts w:ascii="Arial" w:hAnsi="Arial"/>
+                <w:sz w:val="18"/>
+                <w:szCs w:val="18"/>
+                <w:lang w:val="en-US"/>
+              </w:rPr>
+            </w:pPr>
+            <w:r>
+              <w:rPr>
+                <w:rFonts w:eastAsia="NSimSun" w:cs="Arial" w:ascii="Arial" w:hAnsi="Arial"/>
+                <w:kern w:val="2"/>
+                <w:sz w:val="18"/>
+                <w:szCs w:val="18"/>
+                <w:lang w:val="ru-RU" w:eastAsia="zh-CN" w:bidi="hi-IN"/>
+              </w:rPr>
+              <w:t>Сч. №</w:t>
             </w:r>
           </w:p>
         </w:tc>
@@ -239,70 +212,37 @@
           <w:tcPr>
             <w:tcW w:w="3367" w:type="dxa"/>
             <w:vMerge w:val="restart"/>
-            <w:tcBorders>
-              <w:bottom w:val="single" w:sz="4" w:space="0" w:color="auto"/>
-            </w:tcBorders>
-          </w:tcPr>
-          <w:p>
-            <w:pPr>
-              <w:rPr>
-                <w:rFonts w:ascii="Arial" w:hAnsi="Arial"/>
-                <w:sz w:val="18"/>
-                <w:szCs w:val="18"/>
-                <w:lang w:val="en-US"/>
-              </w:rPr>
-            </w:pPr>
-            <w:r>
-              <w:rPr>
-                <w:rFonts w:ascii="Arial" w:hAnsi="Arial"/>
-                <w:sz w:val="18"/>
-                <w:szCs w:val="18"/>
-                <w:lang w:val="en-US"/>
-              </w:rPr>
-              <w:t>{{</w:t>
-            </w:r>
-            <w:r>
-              <w:rPr>
-                <w:rFonts w:ascii="Arial" w:hAnsi="Arial"/>
-                <w:sz w:val="18"/>
-                <w:szCs w:val="18"/>
-                <w:lang w:val="en-US"/>
-              </w:rPr>
-              <w:t xml:space="preserve"> </w:t>
-            </w:r>
-            <w:proofErr w:type="spellStart"/>
-            <w:r>
-              <w:rPr>
-                <w:rFonts w:ascii="Arial" w:hAnsi="Arial"/>
-                <w:sz w:val="18"/>
-                <w:szCs w:val="18"/>
-                <w:lang w:val="en-US"/>
-              </w:rPr>
-              <w:t>bill_cor</w:t>
-            </w:r>
-            <w:proofErr w:type="spellEnd"/>
-            <w:r>
-              <w:rPr>
-                <w:rFonts w:ascii="Arial" w:hAnsi="Arial"/>
-                <w:sz w:val="18"/>
-                <w:szCs w:val="18"/>
-                <w:lang w:val="en-US"/>
-              </w:rPr>
-              <w:t xml:space="preserve"> </w:t>
-            </w:r>
-            <w:r>
-              <w:rPr>
-                <w:rFonts w:ascii="Arial" w:hAnsi="Arial"/>
-                <w:sz w:val="18"/>
-                <w:szCs w:val="18"/>
-                <w:lang w:val="en-US"/>
-              </w:rPr>
-              <w:t>}}</w:t>
+            <w:tcBorders/>
+          </w:tcPr>
+          <w:p>
+            <w:pPr>
+              <w:pStyle w:val="Normal"/>
+              <w:widowControl/>
+              <w:suppressAutoHyphens w:val="true"/>
+              <w:spacing w:before="0" w:after="0"/>
+              <w:jc w:val="left"/>
+              <w:rPr>
+                <w:rFonts w:ascii="Arial" w:hAnsi="Arial"/>
+                <w:sz w:val="18"/>
+                <w:szCs w:val="18"/>
+                <w:lang w:val="en-US"/>
+              </w:rPr>
+            </w:pPr>
+            <w:r>
+              <w:rPr>
+                <w:rFonts w:eastAsia="NSimSun" w:cs="Arial" w:ascii="Arial" w:hAnsi="Arial"/>
+                <w:kern w:val="2"/>
+                <w:sz w:val="18"/>
+                <w:szCs w:val="18"/>
+                <w:lang w:val="en-US" w:eastAsia="zh-CN" w:bidi="hi-IN"/>
+              </w:rPr>
+              <w:t>{{ bill_cor }}</w:t>
             </w:r>
           </w:p>
         </w:tc>
       </w:tr>
       <w:tr>
+        <w:trPr/>
         <w:tc>
           <w:tcPr>
             <w:tcW w:w="5637" w:type="dxa"/>
@@ -313,18 +253,25 @@
           </w:tcPr>
           <w:p>
             <w:pPr>
-              <w:rPr>
-                <w:rFonts w:ascii="Arial" w:hAnsi="Arial"/>
-                <w:sz w:val="18"/>
-                <w:szCs w:val="18"/>
-                <w:lang w:val="en-US"/>
-              </w:rPr>
-            </w:pPr>
-            <w:r>
-              <w:rPr>
-                <w:rFonts w:ascii="Arial" w:hAnsi="Arial"/>
-                <w:sz w:val="18"/>
-                <w:szCs w:val="18"/>
+              <w:pStyle w:val="Normal"/>
+              <w:widowControl/>
+              <w:suppressAutoHyphens w:val="true"/>
+              <w:spacing w:before="0" w:after="0"/>
+              <w:jc w:val="left"/>
+              <w:rPr>
+                <w:rFonts w:ascii="Arial" w:hAnsi="Arial"/>
+                <w:sz w:val="18"/>
+                <w:szCs w:val="18"/>
+                <w:lang w:val="en-US"/>
+              </w:rPr>
+            </w:pPr>
+            <w:r>
+              <w:rPr>
+                <w:rFonts w:eastAsia="NSimSun" w:cs="Arial" w:ascii="Arial" w:hAnsi="Arial"/>
+                <w:kern w:val="2"/>
+                <w:sz w:val="18"/>
+                <w:szCs w:val="18"/>
+                <w:lang w:val="ru-RU" w:eastAsia="zh-CN" w:bidi="hi-IN"/>
               </w:rPr>
               <w:t>Банк получателя</w:t>
             </w:r>
@@ -332,216 +279,183 @@
         </w:tc>
         <w:tc>
           <w:tcPr>
-            <w:tcW w:w="850" w:type="dxa"/>
-            <w:vMerge/>
-          </w:tcPr>
-          <w:p>
-            <w:pPr>
-              <w:rPr>
-                <w:rFonts w:ascii="Arial" w:hAnsi="Arial"/>
-                <w:sz w:val="18"/>
-                <w:szCs w:val="18"/>
-                <w:lang w:val="en-US"/>
-              </w:rPr>
-            </w:pPr>
+            <w:tcW w:w="849" w:type="dxa"/>
+            <w:vMerge w:val="continue"/>
+            <w:tcBorders/>
+          </w:tcPr>
+          <w:p>
+            <w:pPr>
+              <w:pStyle w:val="Normal"/>
+              <w:widowControl/>
+              <w:suppressAutoHyphens w:val="true"/>
+              <w:spacing w:before="0" w:after="0"/>
+              <w:jc w:val="left"/>
+              <w:rPr>
+                <w:rFonts w:ascii="Arial" w:hAnsi="Arial"/>
+                <w:sz w:val="18"/>
+                <w:szCs w:val="18"/>
+                <w:lang w:val="en-US"/>
+              </w:rPr>
+            </w:pPr>
+            <w:r>
+              <w:rPr>
+                <w:rFonts w:eastAsia="NSimSun" w:cs="Arial" w:ascii="Arial" w:hAnsi="Arial"/>
+                <w:kern w:val="2"/>
+                <w:sz w:val="18"/>
+                <w:szCs w:val="18"/>
+                <w:lang w:val="en-US" w:eastAsia="zh-CN" w:bidi="hi-IN"/>
+              </w:rPr>
+            </w:r>
           </w:p>
         </w:tc>
         <w:tc>
           <w:tcPr>
             <w:tcW w:w="3367" w:type="dxa"/>
-            <w:vMerge/>
-          </w:tcPr>
-          <w:p>
-            <w:pPr>
-              <w:rPr>
-                <w:rFonts w:ascii="Arial" w:hAnsi="Arial"/>
-                <w:sz w:val="18"/>
-                <w:szCs w:val="18"/>
-                <w:lang w:val="en-US"/>
-              </w:rPr>
-            </w:pPr>
+            <w:vMerge w:val="continue"/>
+            <w:tcBorders/>
+          </w:tcPr>
+          <w:p>
+            <w:pPr>
+              <w:pStyle w:val="Normal"/>
+              <w:widowControl/>
+              <w:suppressAutoHyphens w:val="true"/>
+              <w:spacing w:before="0" w:after="0"/>
+              <w:jc w:val="left"/>
+              <w:rPr>
+                <w:rFonts w:ascii="Arial" w:hAnsi="Arial"/>
+                <w:sz w:val="18"/>
+                <w:szCs w:val="18"/>
+                <w:lang w:val="en-US"/>
+              </w:rPr>
+            </w:pPr>
+            <w:r>
+              <w:rPr>
+                <w:rFonts w:eastAsia="NSimSun" w:cs="Arial" w:ascii="Arial" w:hAnsi="Arial"/>
+                <w:kern w:val="2"/>
+                <w:sz w:val="18"/>
+                <w:szCs w:val="18"/>
+                <w:lang w:val="en-US" w:eastAsia="zh-CN" w:bidi="hi-IN"/>
+              </w:rPr>
+            </w:r>
           </w:p>
         </w:tc>
       </w:tr>
       <w:tr>
+        <w:trPr/>
         <w:tc>
           <w:tcPr>
             <w:tcW w:w="2943" w:type="dxa"/>
-            <w:tcBorders>
-              <w:bottom w:val="single" w:sz="4" w:space="0" w:color="auto"/>
-            </w:tcBorders>
+            <w:tcBorders/>
             <w:vAlign w:val="center"/>
           </w:tcPr>
           <w:p>
             <w:pPr>
-              <w:rPr>
-                <w:rFonts w:ascii="Arial" w:hAnsi="Arial"/>
-                <w:sz w:val="18"/>
-                <w:szCs w:val="18"/>
-                <w:lang w:val="en-US"/>
-              </w:rPr>
-            </w:pPr>
-            <w:r>
-              <w:rPr>
-                <w:rFonts w:ascii="Arial" w:hAnsi="Arial"/>
-                <w:sz w:val="18"/>
-                <w:szCs w:val="18"/>
+              <w:pStyle w:val="Normal"/>
+              <w:widowControl/>
+              <w:suppressAutoHyphens w:val="true"/>
+              <w:spacing w:before="0" w:after="0"/>
+              <w:jc w:val="left"/>
+              <w:rPr>
+                <w:rFonts w:ascii="Arial" w:hAnsi="Arial"/>
+                <w:sz w:val="18"/>
+                <w:szCs w:val="18"/>
+                <w:lang w:val="en-US"/>
+              </w:rPr>
+            </w:pPr>
+            <w:r>
+              <w:rPr>
+                <w:rFonts w:eastAsia="NSimSun" w:cs="Arial" w:ascii="Arial" w:hAnsi="Arial"/>
+                <w:kern w:val="2"/>
+                <w:sz w:val="18"/>
+                <w:szCs w:val="18"/>
+                <w:lang w:val="ru-RU" w:eastAsia="zh-CN" w:bidi="hi-IN"/>
               </w:rPr>
               <w:t>ИНН</w:t>
             </w:r>
             <w:r>
               <w:rPr>
-                <w:rFonts w:ascii="Arial" w:hAnsi="Arial"/>
-                <w:sz w:val="18"/>
-                <w:szCs w:val="18"/>
-                <w:lang w:val="en-US"/>
-              </w:rPr>
-              <w:t xml:space="preserve"> {{</w:t>
-            </w:r>
-            <w:r>
-              <w:rPr>
-                <w:rFonts w:ascii="Arial" w:hAnsi="Arial"/>
-                <w:sz w:val="18"/>
-                <w:szCs w:val="18"/>
-                <w:lang w:val="en-US"/>
-              </w:rPr>
-              <w:t xml:space="preserve"> </w:t>
-            </w:r>
-            <w:r>
-              <w:rPr>
-                <w:rFonts w:ascii="Arial" w:hAnsi="Arial"/>
-                <w:sz w:val="18"/>
-                <w:szCs w:val="18"/>
-                <w:lang w:val="en-US"/>
-              </w:rPr>
-              <w:t>inn</w:t>
-            </w:r>
-            <w:r>
-              <w:rPr>
-                <w:rFonts w:ascii="Arial" w:hAnsi="Arial"/>
-                <w:sz w:val="18"/>
-                <w:szCs w:val="18"/>
-                <w:lang w:val="en-US"/>
-              </w:rPr>
-              <w:t xml:space="preserve"> </w:t>
-            </w:r>
-            <w:r>
-              <w:rPr>
-                <w:rFonts w:ascii="Arial" w:hAnsi="Arial"/>
-                <w:sz w:val="18"/>
-                <w:szCs w:val="18"/>
-                <w:lang w:val="en-US"/>
-              </w:rPr>
-              <w:t>}}</w:t>
+                <w:rFonts w:eastAsia="NSimSun" w:cs="Arial" w:ascii="Arial" w:hAnsi="Arial"/>
+                <w:kern w:val="2"/>
+                <w:sz w:val="18"/>
+                <w:szCs w:val="18"/>
+                <w:lang w:val="en-US" w:eastAsia="zh-CN" w:bidi="hi-IN"/>
+              </w:rPr>
+              <w:t xml:space="preserve"> {{ inn }}</w:t>
             </w:r>
           </w:p>
         </w:tc>
         <w:tc>
           <w:tcPr>
             <w:tcW w:w="2694" w:type="dxa"/>
-            <w:tcBorders>
-              <w:bottom w:val="single" w:sz="4" w:space="0" w:color="auto"/>
-            </w:tcBorders>
+            <w:tcBorders/>
             <w:vAlign w:val="center"/>
           </w:tcPr>
           <w:p>
             <w:pPr>
-              <w:snapToGrid w:val="0"/>
-              <w:rPr>
-                <w:rFonts w:ascii="Arial" w:hAnsi="Arial"/>
-                <w:sz w:val="18"/>
-                <w:szCs w:val="18"/>
-                <w:lang w:val="en-US"/>
-              </w:rPr>
-            </w:pPr>
-            <w:r>
-              <w:rPr>
-                <w:rFonts w:ascii="Arial" w:hAnsi="Arial"/>
-                <w:sz w:val="18"/>
-                <w:szCs w:val="18"/>
+              <w:pStyle w:val="Normal"/>
+              <w:widowControl/>
+              <w:suppressAutoHyphens w:val="true"/>
+              <w:snapToGrid w:val="false"/>
+              <w:spacing w:before="0" w:after="0"/>
+              <w:jc w:val="left"/>
+              <w:rPr>
+                <w:rFonts w:ascii="Arial" w:hAnsi="Arial"/>
+                <w:sz w:val="18"/>
+                <w:szCs w:val="18"/>
+                <w:lang w:val="en-US"/>
+              </w:rPr>
+            </w:pPr>
+            <w:r>
+              <w:rPr>
+                <w:rFonts w:eastAsia="NSimSun" w:cs="Arial" w:ascii="Arial" w:hAnsi="Arial"/>
+                <w:kern w:val="2"/>
+                <w:sz w:val="18"/>
+                <w:szCs w:val="18"/>
+                <w:lang w:val="ru-RU" w:eastAsia="zh-CN" w:bidi="hi-IN"/>
               </w:rPr>
               <w:t>КПП</w:t>
             </w:r>
             <w:r>
               <w:rPr>
-                <w:rFonts w:ascii="Arial" w:hAnsi="Arial"/>
-                <w:sz w:val="18"/>
-                <w:szCs w:val="18"/>
-                <w:lang w:val="en-US"/>
-              </w:rPr>
-              <w:t xml:space="preserve"> {{</w:t>
-            </w:r>
-            <w:r>
-              <w:rPr>
-                <w:rFonts w:ascii="Arial" w:hAnsi="Arial"/>
-                <w:sz w:val="18"/>
-                <w:szCs w:val="18"/>
-                <w:lang w:val="en-US"/>
-              </w:rPr>
-              <w:t xml:space="preserve"> </w:t>
-            </w:r>
-            <w:proofErr w:type="spellStart"/>
-            <w:r>
-              <w:rPr>
-                <w:rFonts w:ascii="Arial" w:hAnsi="Arial"/>
-                <w:sz w:val="18"/>
-                <w:szCs w:val="18"/>
-                <w:lang w:val="en-US"/>
-              </w:rPr>
-              <w:t>kpp</w:t>
-            </w:r>
-            <w:proofErr w:type="spellEnd"/>
-            <w:r>
-              <w:rPr>
-                <w:rFonts w:ascii="Arial" w:hAnsi="Arial"/>
-                <w:sz w:val="18"/>
-                <w:szCs w:val="18"/>
-                <w:lang w:val="en-US"/>
-              </w:rPr>
-              <w:t xml:space="preserve"> </w:t>
-            </w:r>
-            <w:r>
-              <w:rPr>
-                <w:rFonts w:ascii="Arial" w:hAnsi="Arial"/>
-                <w:sz w:val="18"/>
-                <w:szCs w:val="18"/>
-                <w:lang w:val="en-US"/>
-              </w:rPr>
-              <w:t>}}</w:t>
-            </w:r>
-          </w:p>
-        </w:tc>
-        <w:tc>
-          <w:tcPr>
-            <w:tcW w:w="850" w:type="dxa"/>
+                <w:rFonts w:eastAsia="NSimSun" w:cs="Arial" w:ascii="Arial" w:hAnsi="Arial"/>
+                <w:kern w:val="2"/>
+                <w:sz w:val="18"/>
+                <w:szCs w:val="18"/>
+                <w:lang w:val="en-US" w:eastAsia="zh-CN" w:bidi="hi-IN"/>
+              </w:rPr>
+              <w:t xml:space="preserve"> {{ kpp }}</w:t>
+            </w:r>
+          </w:p>
+        </w:tc>
+        <w:tc>
+          <w:tcPr>
+            <w:tcW w:w="849" w:type="dxa"/>
             <w:vMerge w:val="restart"/>
-          </w:tcPr>
-          <w:p>
-            <w:pPr>
-              <w:rPr>
-                <w:rFonts w:ascii="Arial" w:hAnsi="Arial"/>
-                <w:sz w:val="18"/>
-                <w:szCs w:val="18"/>
-                <w:lang w:val="en-US"/>
-              </w:rPr>
-            </w:pPr>
-            <w:proofErr w:type="spellStart"/>
-            <w:r>
-              <w:rPr>
-                <w:rFonts w:ascii="Arial" w:hAnsi="Arial"/>
-                <w:sz w:val="18"/>
-                <w:szCs w:val="18"/>
-              </w:rPr>
-              <w:t>Сч</w:t>
-            </w:r>
-            <w:proofErr w:type="spellEnd"/>
-            <w:r>
-              <w:rPr>
-                <w:rFonts w:ascii="Arial" w:hAnsi="Arial"/>
-                <w:sz w:val="18"/>
-                <w:szCs w:val="18"/>
-              </w:rPr>
-              <w:t>. №</w:t>
+            <w:tcBorders/>
+          </w:tcPr>
+          <w:p>
+            <w:pPr>
+              <w:pStyle w:val="Normal"/>
+              <w:widowControl/>
+              <w:suppressAutoHyphens w:val="true"/>
+              <w:spacing w:before="0" w:after="0"/>
+              <w:jc w:val="left"/>
+              <w:rPr>
+                <w:rFonts w:ascii="Arial" w:hAnsi="Arial"/>
+                <w:sz w:val="18"/>
+                <w:szCs w:val="18"/>
+                <w:lang w:val="en-US"/>
+              </w:rPr>
+            </w:pPr>
+            <w:r>
+              <w:rPr>
+                <w:rFonts w:eastAsia="NSimSun" w:cs="Arial" w:ascii="Arial" w:hAnsi="Arial"/>
+                <w:kern w:val="2"/>
+                <w:sz w:val="18"/>
+                <w:szCs w:val="18"/>
+                <w:lang w:val="ru-RU" w:eastAsia="zh-CN" w:bidi="hi-IN"/>
+              </w:rPr>
+              <w:t>Сч. №</w:t>
             </w:r>
           </w:p>
         </w:tc>
@@ -549,67 +463,38 @@
           <w:tcPr>
             <w:tcW w:w="3367" w:type="dxa"/>
             <w:vMerge w:val="restart"/>
-          </w:tcPr>
-          <w:p>
-            <w:pPr>
-              <w:rPr>
-                <w:rFonts w:ascii="Arial" w:hAnsi="Arial"/>
-                <w:sz w:val="18"/>
-                <w:szCs w:val="18"/>
-                <w:lang w:val="en-US"/>
-              </w:rPr>
-            </w:pPr>
-            <w:r>
-              <w:rPr>
-                <w:rFonts w:ascii="Arial" w:hAnsi="Arial"/>
-                <w:sz w:val="18"/>
-                <w:szCs w:val="18"/>
-                <w:lang w:val="en-US"/>
-              </w:rPr>
-              <w:t>{{</w:t>
-            </w:r>
-            <w:r>
-              <w:rPr>
-                <w:rFonts w:ascii="Arial" w:hAnsi="Arial"/>
-                <w:sz w:val="18"/>
-                <w:szCs w:val="18"/>
-                <w:lang w:val="en-US"/>
-              </w:rPr>
-              <w:t xml:space="preserve"> </w:t>
-            </w:r>
-            <w:r>
-              <w:rPr>
-                <w:rFonts w:ascii="Arial" w:hAnsi="Arial"/>
-                <w:sz w:val="18"/>
-                <w:szCs w:val="18"/>
-                <w:lang w:val="en-US"/>
-              </w:rPr>
-              <w:t>bill</w:t>
-            </w:r>
-            <w:r>
-              <w:rPr>
-                <w:rFonts w:ascii="Arial" w:hAnsi="Arial"/>
-                <w:sz w:val="18"/>
-                <w:szCs w:val="18"/>
-                <w:lang w:val="en-US"/>
-              </w:rPr>
-              <w:t xml:space="preserve"> </w:t>
-            </w:r>
-            <w:r>
-              <w:rPr>
-                <w:rFonts w:ascii="Arial" w:hAnsi="Arial"/>
-                <w:sz w:val="18"/>
-                <w:szCs w:val="18"/>
-                <w:lang w:val="en-US"/>
-              </w:rPr>
-              <w:t>}}</w:t>
+            <w:tcBorders/>
+          </w:tcPr>
+          <w:p>
+            <w:pPr>
+              <w:pStyle w:val="Normal"/>
+              <w:widowControl/>
+              <w:suppressAutoHyphens w:val="true"/>
+              <w:spacing w:before="0" w:after="0"/>
+              <w:jc w:val="left"/>
+              <w:rPr>
+                <w:rFonts w:ascii="Arial" w:hAnsi="Arial"/>
+                <w:sz w:val="18"/>
+                <w:szCs w:val="18"/>
+                <w:lang w:val="en-US"/>
+              </w:rPr>
+            </w:pPr>
+            <w:r>
+              <w:rPr>
+                <w:rFonts w:eastAsia="NSimSun" w:cs="Arial" w:ascii="Arial" w:hAnsi="Arial"/>
+                <w:kern w:val="2"/>
+                <w:sz w:val="18"/>
+                <w:szCs w:val="18"/>
+                <w:lang w:val="en-US" w:eastAsia="zh-CN" w:bidi="hi-IN"/>
+              </w:rPr>
+              <w:t>{{ bill }}</w:t>
             </w:r>
           </w:p>
         </w:tc>
       </w:tr>
       <w:tr>
         <w:trPr>
-          <w:trHeight w:val="657"/>
+          <w:trHeight w:val="657" w:hRule="atLeast"/>
         </w:trPr>
         <w:tc>
           <w:tcPr>
@@ -621,102 +506,96 @@
           </w:tcPr>
           <w:p>
             <w:pPr>
-              <w:rPr>
-                <w:rFonts w:ascii="Arial" w:hAnsi="Arial"/>
-                <w:sz w:val="18"/>
-                <w:szCs w:val="18"/>
-                <w:lang w:val="en-US"/>
-              </w:rPr>
-            </w:pPr>
-            <w:r>
-              <w:rPr>
-                <w:rFonts w:ascii="Arial" w:hAnsi="Arial"/>
-                <w:sz w:val="18"/>
-                <w:szCs w:val="18"/>
-                <w:lang w:val="en-US"/>
-              </w:rPr>
-              <w:t>{{</w:t>
-            </w:r>
-            <w:r>
-              <w:rPr>
-                <w:rFonts w:ascii="Arial" w:hAnsi="Arial"/>
-                <w:sz w:val="18"/>
-                <w:szCs w:val="18"/>
-                <w:lang w:val="en-US"/>
-              </w:rPr>
-              <w:t xml:space="preserve"> </w:t>
-            </w:r>
-            <w:r>
-              <w:rPr>
-                <w:rFonts w:ascii="Arial" w:hAnsi="Arial"/>
-                <w:sz w:val="18"/>
-                <w:szCs w:val="18"/>
-                <w:lang w:val="en-US"/>
-              </w:rPr>
-              <w:t>company</w:t>
-            </w:r>
-            <w:r>
-              <w:rPr>
-                <w:rFonts w:ascii="Arial" w:hAnsi="Arial"/>
-                <w:sz w:val="18"/>
-                <w:szCs w:val="18"/>
-                <w:lang w:val="en-US"/>
-              </w:rPr>
-              <w:t xml:space="preserve"> </w:t>
-            </w:r>
-            <w:r>
-              <w:rPr>
-                <w:rFonts w:ascii="Arial" w:hAnsi="Arial"/>
-                <w:sz w:val="18"/>
-                <w:szCs w:val="18"/>
-                <w:lang w:val="en-US"/>
-              </w:rPr>
-              <w:t>}}</w:t>
-            </w:r>
-          </w:p>
-        </w:tc>
-        <w:tc>
-          <w:tcPr>
-            <w:tcW w:w="850" w:type="dxa"/>
-            <w:vMerge/>
-            <w:tcBorders>
-              <w:bottom w:val="single" w:sz="4" w:space="0" w:color="auto"/>
-            </w:tcBorders>
-          </w:tcPr>
-          <w:p>
-            <w:pPr>
-              <w:rPr>
-                <w:rFonts w:ascii="Arial" w:hAnsi="Arial"/>
-                <w:sz w:val="18"/>
-                <w:szCs w:val="18"/>
-                <w:lang w:val="en-US"/>
-              </w:rPr>
-            </w:pPr>
+              <w:pStyle w:val="Normal"/>
+              <w:widowControl/>
+              <w:suppressAutoHyphens w:val="true"/>
+              <w:spacing w:before="0" w:after="0"/>
+              <w:jc w:val="left"/>
+              <w:rPr>
+                <w:rFonts w:ascii="Arial" w:hAnsi="Arial"/>
+                <w:sz w:val="18"/>
+                <w:szCs w:val="18"/>
+                <w:lang w:val="en-US"/>
+              </w:rPr>
+            </w:pPr>
+            <w:r>
+              <w:rPr>
+                <w:rFonts w:eastAsia="NSimSun" w:cs="Arial" w:ascii="Arial" w:hAnsi="Arial"/>
+                <w:kern w:val="2"/>
+                <w:sz w:val="18"/>
+                <w:szCs w:val="18"/>
+                <w:lang w:val="en-US" w:eastAsia="zh-CN" w:bidi="hi-IN"/>
+              </w:rPr>
+              <w:t>{{ company }}</w:t>
+            </w:r>
+          </w:p>
+        </w:tc>
+        <w:tc>
+          <w:tcPr>
+            <w:tcW w:w="849" w:type="dxa"/>
+            <w:vMerge w:val="continue"/>
+            <w:tcBorders/>
+          </w:tcPr>
+          <w:p>
+            <w:pPr>
+              <w:pStyle w:val="Normal"/>
+              <w:widowControl/>
+              <w:suppressAutoHyphens w:val="true"/>
+              <w:spacing w:before="0" w:after="0"/>
+              <w:jc w:val="left"/>
+              <w:rPr>
+                <w:rFonts w:ascii="Arial" w:hAnsi="Arial"/>
+                <w:sz w:val="18"/>
+                <w:szCs w:val="18"/>
+                <w:lang w:val="en-US"/>
+              </w:rPr>
+            </w:pPr>
+            <w:r>
+              <w:rPr>
+                <w:rFonts w:eastAsia="NSimSun" w:cs="Arial" w:ascii="Arial" w:hAnsi="Arial"/>
+                <w:kern w:val="2"/>
+                <w:sz w:val="18"/>
+                <w:szCs w:val="18"/>
+                <w:lang w:val="en-US" w:eastAsia="zh-CN" w:bidi="hi-IN"/>
+              </w:rPr>
+            </w:r>
           </w:p>
         </w:tc>
         <w:tc>
           <w:tcPr>
             <w:tcW w:w="3367" w:type="dxa"/>
-            <w:vMerge/>
-            <w:tcBorders>
-              <w:bottom w:val="single" w:sz="4" w:space="0" w:color="auto"/>
-            </w:tcBorders>
-          </w:tcPr>
-          <w:p>
-            <w:pPr>
-              <w:rPr>
-                <w:rFonts w:ascii="Arial" w:hAnsi="Arial"/>
-                <w:sz w:val="18"/>
-                <w:szCs w:val="18"/>
-                <w:lang w:val="en-US"/>
-              </w:rPr>
-            </w:pPr>
+            <w:vMerge w:val="continue"/>
+            <w:tcBorders/>
+          </w:tcPr>
+          <w:p>
+            <w:pPr>
+              <w:pStyle w:val="Normal"/>
+              <w:widowControl/>
+              <w:suppressAutoHyphens w:val="true"/>
+              <w:spacing w:before="0" w:after="0"/>
+              <w:jc w:val="left"/>
+              <w:rPr>
+                <w:rFonts w:ascii="Arial" w:hAnsi="Arial"/>
+                <w:sz w:val="18"/>
+                <w:szCs w:val="18"/>
+                <w:lang w:val="en-US"/>
+              </w:rPr>
+            </w:pPr>
+            <w:r>
+              <w:rPr>
+                <w:rFonts w:eastAsia="NSimSun" w:cs="Arial" w:ascii="Arial" w:hAnsi="Arial"/>
+                <w:kern w:val="2"/>
+                <w:sz w:val="18"/>
+                <w:szCs w:val="18"/>
+                <w:lang w:val="en-US" w:eastAsia="zh-CN" w:bidi="hi-IN"/>
+              </w:rPr>
+            </w:r>
           </w:p>
         </w:tc>
       </w:tr>
       <w:tr>
         <w:trPr>
-          <w:trHeight w:val="64"/>
+          <w:trHeight w:val="64" w:hRule="atLeast"/>
         </w:trPr>
         <w:tc>
           <w:tcPr>
@@ -728,71 +607,101 @@
           </w:tcPr>
           <w:p>
             <w:pPr>
+              <w:pStyle w:val="Normal"/>
+              <w:widowControl/>
               <w:tabs>
-                <w:tab w:val="left" w:pos="1780"/>
+                <w:tab w:val="clear" w:pos="709"/>
+                <w:tab w:val="left" w:pos="1780" w:leader="none"/>
               </w:tabs>
-              <w:rPr>
-                <w:rFonts w:ascii="Arial" w:hAnsi="Arial"/>
-                <w:sz w:val="18"/>
-                <w:szCs w:val="18"/>
-                <w:lang w:val="en-US"/>
-              </w:rPr>
-            </w:pPr>
-            <w:r>
-              <w:rPr>
-                <w:rFonts w:ascii="Arial" w:hAnsi="Arial"/>
-                <w:sz w:val="18"/>
-                <w:szCs w:val="18"/>
+              <w:suppressAutoHyphens w:val="true"/>
+              <w:spacing w:before="0" w:after="0"/>
+              <w:jc w:val="left"/>
+              <w:rPr>
+                <w:rFonts w:ascii="Arial" w:hAnsi="Arial"/>
+                <w:sz w:val="18"/>
+                <w:szCs w:val="18"/>
+                <w:lang w:val="en-US"/>
+              </w:rPr>
+            </w:pPr>
+            <w:r>
+              <w:rPr>
+                <w:rFonts w:eastAsia="NSimSun" w:cs="Arial" w:ascii="Arial" w:hAnsi="Arial"/>
+                <w:kern w:val="2"/>
+                <w:sz w:val="18"/>
+                <w:szCs w:val="18"/>
+                <w:lang w:val="ru-RU" w:eastAsia="zh-CN" w:bidi="hi-IN"/>
               </w:rPr>
               <w:t>Получатель</w:t>
             </w:r>
-            <w:r>
-              <w:rPr>
-                <w:rFonts w:ascii="Arial" w:hAnsi="Arial"/>
-                <w:sz w:val="18"/>
-                <w:szCs w:val="18"/>
-                <w:lang w:val="en-US"/>
-              </w:rPr>
-              <w:tab/>
-            </w:r>
-          </w:p>
-        </w:tc>
-        <w:tc>
-          <w:tcPr>
-            <w:tcW w:w="850" w:type="dxa"/>
-            <w:vMerge/>
-          </w:tcPr>
-          <w:p>
-            <w:pPr>
-              <w:rPr>
-                <w:rFonts w:ascii="Arial" w:hAnsi="Arial"/>
-                <w:sz w:val="18"/>
-                <w:szCs w:val="18"/>
-                <w:lang w:val="en-US"/>
-              </w:rPr>
-            </w:pPr>
+          </w:p>
+        </w:tc>
+        <w:tc>
+          <w:tcPr>
+            <w:tcW w:w="849" w:type="dxa"/>
+            <w:vMerge w:val="continue"/>
+            <w:tcBorders/>
+          </w:tcPr>
+          <w:p>
+            <w:pPr>
+              <w:pStyle w:val="Normal"/>
+              <w:widowControl/>
+              <w:suppressAutoHyphens w:val="true"/>
+              <w:spacing w:before="0" w:after="0"/>
+              <w:jc w:val="left"/>
+              <w:rPr>
+                <w:rFonts w:ascii="Arial" w:hAnsi="Arial"/>
+                <w:sz w:val="18"/>
+                <w:szCs w:val="18"/>
+                <w:lang w:val="en-US"/>
+              </w:rPr>
+            </w:pPr>
+            <w:r>
+              <w:rPr>
+                <w:rFonts w:eastAsia="NSimSun" w:cs="Arial" w:ascii="Arial" w:hAnsi="Arial"/>
+                <w:kern w:val="2"/>
+                <w:sz w:val="18"/>
+                <w:szCs w:val="18"/>
+                <w:lang w:val="en-US" w:eastAsia="zh-CN" w:bidi="hi-IN"/>
+              </w:rPr>
+            </w:r>
           </w:p>
         </w:tc>
         <w:tc>
           <w:tcPr>
             <w:tcW w:w="3367" w:type="dxa"/>
-            <w:vMerge/>
-          </w:tcPr>
-          <w:p>
-            <w:pPr>
-              <w:rPr>
-                <w:rFonts w:ascii="Arial" w:hAnsi="Arial"/>
-                <w:sz w:val="18"/>
-                <w:szCs w:val="18"/>
-                <w:lang w:val="en-US"/>
-              </w:rPr>
-            </w:pPr>
+            <w:vMerge w:val="continue"/>
+            <w:tcBorders/>
+          </w:tcPr>
+          <w:p>
+            <w:pPr>
+              <w:pStyle w:val="Normal"/>
+              <w:widowControl/>
+              <w:suppressAutoHyphens w:val="true"/>
+              <w:spacing w:before="0" w:after="0"/>
+              <w:jc w:val="left"/>
+              <w:rPr>
+                <w:rFonts w:ascii="Arial" w:hAnsi="Arial"/>
+                <w:sz w:val="18"/>
+                <w:szCs w:val="18"/>
+                <w:lang w:val="en-US"/>
+              </w:rPr>
+            </w:pPr>
+            <w:r>
+              <w:rPr>
+                <w:rFonts w:eastAsia="NSimSun" w:cs="Arial" w:ascii="Arial" w:hAnsi="Arial"/>
+                <w:kern w:val="2"/>
+                <w:sz w:val="18"/>
+                <w:szCs w:val="18"/>
+                <w:lang w:val="en-US" w:eastAsia="zh-CN" w:bidi="hi-IN"/>
+              </w:rPr>
+            </w:r>
           </w:p>
         </w:tc>
       </w:tr>
     </w:tbl>
     <w:p>
       <w:pPr>
+        <w:pStyle w:val="Normal"/>
         <w:rPr>
           <w:rFonts w:ascii="Arial" w:hAnsi="Arial"/>
           <w:sz w:val="18"/>
@@ -800,9 +709,18 @@
           <w:lang w:val="en-US"/>
         </w:rPr>
       </w:pPr>
+      <w:r>
+        <w:rPr>
+          <w:rFonts w:ascii="Arial" w:hAnsi="Arial"/>
+          <w:sz w:val="18"/>
+          <w:szCs w:val="18"/>
+          <w:lang w:val="en-US"/>
+        </w:rPr>
+      </w:r>
     </w:p>
     <w:p>
       <w:pPr>
+        <w:pStyle w:val="Normal"/>
         <w:rPr>
           <w:rFonts w:ascii="Arial" w:hAnsi="Arial"/>
           <w:b/>
@@ -817,16 +735,7 @@
           <w:sz w:val="28"/>
           <w:szCs w:val="28"/>
         </w:rPr>
-        <w:t>Счет на оплату № {{</w:t>
-      </w:r>
-      <w:r>
-        <w:rPr>
-          <w:rFonts w:ascii="Arial" w:hAnsi="Arial"/>
-          <w:b/>
-          <w:sz w:val="28"/>
-          <w:szCs w:val="28"/>
-        </w:rPr>
-        <w:t xml:space="preserve"> </w:t>
+        <w:t xml:space="preserve">Счет на оплату № {{ </w:t>
       </w:r>
       <w:r>
         <w:rPr>
@@ -864,25 +773,7 @@
           <w:sz w:val="28"/>
           <w:szCs w:val="28"/>
         </w:rPr>
-        <w:t xml:space="preserve"> </w:t>
-      </w:r>
-      <w:r>
-        <w:rPr>
-          <w:rFonts w:ascii="Arial" w:hAnsi="Arial"/>
-          <w:b/>
-          <w:sz w:val="28"/>
-          <w:szCs w:val="28"/>
-        </w:rPr>
-        <w:t>}} от {{</w:t>
-      </w:r>
-      <w:r>
-        <w:rPr>
-          <w:rFonts w:ascii="Arial" w:hAnsi="Arial"/>
-          <w:b/>
-          <w:sz w:val="28"/>
-          <w:szCs w:val="28"/>
-        </w:rPr>
-        <w:t xml:space="preserve"> </w:t>
+        <w:t xml:space="preserve"> }} от {{ </w:t>
       </w:r>
       <w:r>
         <w:rPr>
@@ -901,39 +792,32 @@
           <w:sz w:val="28"/>
           <w:szCs w:val="28"/>
         </w:rPr>
-        <w:t xml:space="preserve"> </w:t>
-      </w:r>
-      <w:r>
-        <w:rPr>
-          <w:rFonts w:ascii="Arial" w:hAnsi="Arial"/>
-          <w:b/>
-          <w:sz w:val="28"/>
-          <w:szCs w:val="28"/>
-        </w:rPr>
-        <w:t>}} г.</w:t>
+        <w:t xml:space="preserve"> }} г.</w:t>
       </w:r>
     </w:p>
     <w:tbl>
       <w:tblPr>
         <w:tblW w:w="9685" w:type="dxa"/>
+        <w:jc w:val="left"/>
+        <w:tblInd w:w="0" w:type="dxa"/>
         <w:tblLayout w:type="fixed"/>
         <w:tblCellMar>
+          <w:top w:w="0" w:type="dxa"/>
           <w:left w:w="0" w:type="dxa"/>
+          <w:bottom w:w="0" w:type="dxa"/>
           <w:right w:w="0" w:type="dxa"/>
         </w:tblCellMar>
-        <w:tblLook w:val="0000" w:firstRow="0" w:lastRow="0" w:firstColumn="0" w:lastColumn="0" w:noHBand="0" w:noVBand="0"/>
+        <w:tblLook w:firstRow="0" w:noVBand="0" w:lastRow="0" w:firstColumn="0" w:lastColumn="0" w:noHBand="0" w:val="0000"/>
       </w:tblPr>
       <w:tblGrid>
         <w:gridCol w:w="325"/>
         <w:gridCol w:w="1235"/>
         <w:gridCol w:w="8079"/>
-        <w:gridCol w:w="46"/>
+        <w:gridCol w:w="45"/>
       </w:tblGrid>
       <w:tr>
         <w:trPr>
-          <w:gridAfter w:val="1"/>
-          <w:wAfter w:w="46" w:type="dxa"/>
-          <w:trHeight w:val="140"/>
+          <w:trHeight w:val="140" w:hRule="atLeast"/>
         </w:trPr>
         <w:tc>
           <w:tcPr>
@@ -946,49 +830,132 @@
           </w:tcPr>
           <w:p>
             <w:pPr>
-              <w:snapToGrid w:val="0"/>
-              <w:rPr>
-                <w:rFonts w:ascii="Arial" w:hAnsi="Arial"/>
-                <w:sz w:val="16"/>
-              </w:rPr>
-            </w:pPr>
+              <w:pStyle w:val="Normal"/>
+              <w:widowControl w:val="false"/>
+              <w:snapToGrid w:val="false"/>
+              <w:rPr>
+                <w:rFonts w:ascii="Arial" w:hAnsi="Arial"/>
+                <w:sz w:val="16"/>
+              </w:rPr>
+            </w:pPr>
+            <w:r>
+              <w:rPr>
+                <w:rFonts w:ascii="Arial" w:hAnsi="Arial"/>
+                <w:sz w:val="16"/>
+              </w:rPr>
+            </w:r>
+          </w:p>
+        </w:tc>
+        <w:tc>
+          <w:tcPr>
+            <w:tcW w:w="45" w:type="dxa"/>
+            <w:tcBorders/>
+          </w:tcPr>
+          <w:p>
+            <w:pPr>
+              <w:pStyle w:val="Normal"/>
+              <w:widowControl w:val="false"/>
+              <w:rPr/>
+            </w:pPr>
+            <w:r>
+              <w:rPr/>
+            </w:r>
           </w:p>
         </w:tc>
       </w:tr>
       <w:tr>
         <w:trPr>
-          <w:gridAfter w:val="3"/>
-          <w:wAfter w:w="9360" w:type="dxa"/>
-          <w:trHeight w:val="140"/>
+          <w:trHeight w:val="140" w:hRule="atLeast"/>
         </w:trPr>
         <w:tc>
           <w:tcPr>
             <w:tcW w:w="325" w:type="dxa"/>
+            <w:tcBorders/>
             <w:vAlign w:val="bottom"/>
           </w:tcPr>
           <w:p>
             <w:pPr>
-              <w:snapToGrid w:val="0"/>
-              <w:rPr>
-                <w:rFonts w:ascii="Arial" w:hAnsi="Arial"/>
-                <w:b/>
-                <w:sz w:val="16"/>
-              </w:rPr>
-            </w:pPr>
+              <w:pStyle w:val="Normal"/>
+              <w:widowControl w:val="false"/>
+              <w:snapToGrid w:val="false"/>
+              <w:rPr>
+                <w:rFonts w:ascii="Arial" w:hAnsi="Arial"/>
+                <w:b/>
+                <w:sz w:val="16"/>
+              </w:rPr>
+            </w:pPr>
+            <w:r>
+              <w:rPr>
+                <w:rFonts w:ascii="Arial" w:hAnsi="Arial"/>
+                <w:b/>
+                <w:sz w:val="16"/>
+              </w:rPr>
+            </w:r>
+          </w:p>
+        </w:tc>
+        <w:tc>
+          <w:tcPr>
+            <w:tcW w:w="1235" w:type="dxa"/>
+            <w:tcBorders/>
+          </w:tcPr>
+          <w:p>
+            <w:pPr>
+              <w:pStyle w:val="Normal"/>
+              <w:widowControl w:val="false"/>
+              <w:rPr/>
+            </w:pPr>
+            <w:r>
+              <w:rPr/>
+            </w:r>
+          </w:p>
+        </w:tc>
+        <w:tc>
+          <w:tcPr>
+            <w:tcW w:w="8079" w:type="dxa"/>
+            <w:tcBorders/>
+          </w:tcPr>
+          <w:p>
+            <w:pPr>
+              <w:pStyle w:val="Normal"/>
+              <w:widowControl w:val="false"/>
+              <w:rPr/>
+            </w:pPr>
+            <w:r>
+              <w:rPr/>
+            </w:r>
+          </w:p>
+        </w:tc>
+        <w:tc>
+          <w:tcPr>
+            <w:tcW w:w="45" w:type="dxa"/>
+            <w:tcBorders/>
+          </w:tcPr>
+          <w:p>
+            <w:pPr>
+              <w:pStyle w:val="Normal"/>
+              <w:widowControl w:val="false"/>
+              <w:rPr/>
+            </w:pPr>
+            <w:r>
+              <w:rPr/>
+            </w:r>
           </w:p>
         </w:tc>
       </w:tr>
       <w:tr>
         <w:trPr>
-          <w:trHeight w:val="270"/>
+          <w:trHeight w:val="270" w:hRule="atLeast"/>
         </w:trPr>
         <w:tc>
           <w:tcPr>
             <w:tcW w:w="1560" w:type="dxa"/>
             <w:gridSpan w:val="2"/>
-          </w:tcPr>
-          <w:p>
-            <w:pPr>
+            <w:tcBorders/>
+          </w:tcPr>
+          <w:p>
+            <w:pPr>
+              <w:pStyle w:val="Normal"/>
+              <w:widowControl w:val="false"/>
               <w:rPr>
                 <w:rFonts w:ascii="Arial" w:hAnsi="Arial"/>
                 <w:b/>
@@ -1004,14 +971,6 @@
                 <w:szCs w:val="18"/>
               </w:rPr>
               <w:t>Поставщик</w:t>
-            </w:r>
-            <w:r>
-              <w:rPr>
-                <w:rFonts w:ascii="Arial" w:hAnsi="Arial"/>
-                <w:b/>
-                <w:sz w:val="18"/>
-                <w:szCs w:val="18"/>
-              </w:rPr>
               <w:br/>
               <w:t>(Исполнитель):</w:t>
             </w:r>
@@ -1019,12 +978,15 @@
         </w:tc>
         <w:tc>
           <w:tcPr>
-            <w:tcW w:w="8125" w:type="dxa"/>
+            <w:tcW w:w="8124" w:type="dxa"/>
             <w:gridSpan w:val="2"/>
-          </w:tcPr>
-          <w:p>
-            <w:pPr>
-              <w:snapToGrid w:val="0"/>
+            <w:tcBorders/>
+          </w:tcPr>
+          <w:p>
+            <w:pPr>
+              <w:pStyle w:val="Normal"/>
+              <w:widowControl w:val="false"/>
+              <w:snapToGrid w:val="false"/>
               <w:rPr>
                 <w:rFonts w:ascii="Arial" w:hAnsi="Arial"/>
                 <w:b/>
@@ -1049,7 +1011,6 @@
               </w:rPr>
               <w:t xml:space="preserve"> </w:t>
             </w:r>
-            <w:proofErr w:type="spellStart"/>
             <w:r>
               <w:rPr>
                 <w:rFonts w:ascii="Arial" w:hAnsi="Arial"/>
@@ -1059,7 +1020,6 @@
               </w:rPr>
               <w:t>company_full</w:t>
             </w:r>
-            <w:proofErr w:type="spellEnd"/>
             <w:r>
               <w:rPr>
                 <w:rFonts w:ascii="Arial" w:hAnsi="Arial"/>
@@ -1082,15 +1042,18 @@
       </w:tr>
       <w:tr>
         <w:trPr>
-          <w:trHeight w:val="270"/>
+          <w:trHeight w:val="270" w:hRule="atLeast"/>
         </w:trPr>
         <w:tc>
           <w:tcPr>
             <w:tcW w:w="1560" w:type="dxa"/>
             <w:gridSpan w:val="2"/>
-          </w:tcPr>
-          <w:p>
-            <w:pPr>
+            <w:tcBorders/>
+          </w:tcPr>
+          <w:p>
+            <w:pPr>
+              <w:pStyle w:val="Normal"/>
+              <w:widowControl w:val="false"/>
               <w:rPr>
                 <w:rFonts w:ascii="Arial" w:hAnsi="Arial"/>
                 <w:sz w:val="18"/>
@@ -1104,13 +1067,6 @@
                 <w:szCs w:val="18"/>
               </w:rPr>
               <w:t>Покупатель</w:t>
-            </w:r>
-            <w:r>
-              <w:rPr>
-                <w:rFonts w:ascii="Arial" w:hAnsi="Arial"/>
-                <w:sz w:val="18"/>
-                <w:szCs w:val="18"/>
-              </w:rPr>
               <w:br/>
               <w:t>(Заказчик):</w:t>
             </w:r>
@@ -1118,12 +1074,15 @@
         </w:tc>
         <w:tc>
           <w:tcPr>
-            <w:tcW w:w="8125" w:type="dxa"/>
+            <w:tcW w:w="8124" w:type="dxa"/>
             <w:gridSpan w:val="2"/>
-          </w:tcPr>
-          <w:p>
-            <w:pPr>
-              <w:snapToGrid w:val="0"/>
+            <w:tcBorders/>
+          </w:tcPr>
+          <w:p>
+            <w:pPr>
+              <w:pStyle w:val="Normal"/>
+              <w:widowControl w:val="false"/>
+              <w:snapToGrid w:val="false"/>
               <w:rPr>
                 <w:rFonts w:ascii="Arial" w:hAnsi="Arial"/>
                 <w:sz w:val="16"/>
@@ -1173,15 +1132,18 @@
       </w:tr>
       <w:tr>
         <w:trPr>
-          <w:trHeight w:val="255"/>
+          <w:trHeight w:val="255" w:hRule="atLeast"/>
         </w:trPr>
         <w:tc>
           <w:tcPr>
             <w:tcW w:w="1560" w:type="dxa"/>
             <w:gridSpan w:val="2"/>
-          </w:tcPr>
-          <w:p>
-            <w:pPr>
+            <w:tcBorders/>
+          </w:tcPr>
+          <w:p>
+            <w:pPr>
+              <w:pStyle w:val="Normal"/>
+              <w:widowControl w:val="false"/>
               <w:rPr>
                 <w:rFonts w:ascii="Arial" w:hAnsi="Arial"/>
                 <w:sz w:val="18"/>
@@ -1200,12 +1162,15 @@
         </w:tc>
         <w:tc>
           <w:tcPr>
-            <w:tcW w:w="8125" w:type="dxa"/>
+            <w:tcW w:w="8124" w:type="dxa"/>
             <w:gridSpan w:val="2"/>
-          </w:tcPr>
-          <w:p>
-            <w:pPr>
-              <w:snapToGrid w:val="0"/>
+            <w:tcBorders/>
+          </w:tcPr>
+          <w:p>
+            <w:pPr>
+              <w:pStyle w:val="Normal"/>
+              <w:widowControl w:val="false"/>
+              <w:snapToGrid w:val="false"/>
               <w:rPr>
                 <w:rFonts w:ascii="Arial" w:hAnsi="Arial"/>
                 <w:sz w:val="16"/>
@@ -1256,6 +1221,7 @@
     </w:tbl>
     <w:p>
       <w:pPr>
+        <w:pStyle w:val="Normal"/>
         <w:rPr>
           <w:rFonts w:ascii="Arial" w:hAnsi="Arial"/>
           <w:sz w:val="20"/>
@@ -1263,34 +1229,52 @@
           <w:lang w:val="en-US"/>
         </w:rPr>
       </w:pPr>
+      <w:r>
+        <w:rPr>
+          <w:rFonts w:ascii="Arial" w:hAnsi="Arial"/>
+          <w:sz w:val="20"/>
+          <w:szCs w:val="20"/>
+          <w:lang w:val="en-US"/>
+        </w:rPr>
+      </w:r>
     </w:p>
     <w:tbl>
       <w:tblPr>
         <w:tblStyle w:val="a7"/>
-        <w:tblW w:w="0" w:type="auto"/>
+        <w:tblW w:w="9854" w:type="dxa"/>
         <w:jc w:val="center"/>
+        <w:tblInd w:w="0" w:type="dxa"/>
         <w:tblLayout w:type="fixed"/>
-        <w:tblLook w:val="04A0" w:firstRow="1" w:lastRow="0" w:firstColumn="1" w:lastColumn="0" w:noHBand="0" w:noVBand="1"/>
+        <w:tblCellMar>
+          <w:top w:w="0" w:type="dxa"/>
+          <w:left w:w="108" w:type="dxa"/>
+          <w:bottom w:w="0" w:type="dxa"/>
+          <w:right w:w="108" w:type="dxa"/>
+        </w:tblCellMar>
+        <w:tblLook w:firstRow="1" w:noVBand="1" w:lastRow="0" w:firstColumn="1" w:lastColumn="0" w:noHBand="0" w:val="04a0"/>
       </w:tblPr>
       <w:tblGrid>
-        <w:gridCol w:w="817"/>
+        <w:gridCol w:w="816"/>
         <w:gridCol w:w="4536"/>
         <w:gridCol w:w="992"/>
-        <w:gridCol w:w="709"/>
-        <w:gridCol w:w="1276"/>
+        <w:gridCol w:w="710"/>
+        <w:gridCol w:w="1275"/>
         <w:gridCol w:w="1524"/>
       </w:tblGrid>
       <w:tr>
-        <w:trPr>
-          <w:jc w:val="center"/>
-        </w:trPr>
-        <w:tc>
-          <w:tcPr>
-            <w:tcW w:w="817" w:type="dxa"/>
+        <w:trPr/>
+        <w:tc>
+          <w:tcPr>
+            <w:tcW w:w="816" w:type="dxa"/>
+            <w:tcBorders/>
             <w:vAlign w:val="center"/>
           </w:tcPr>
           <w:p>
             <w:pPr>
+              <w:pStyle w:val="Normal"/>
+              <w:widowControl/>
+              <w:suppressAutoHyphens w:val="true"/>
+              <w:spacing w:before="0" w:after="0"/>
               <w:jc w:val="center"/>
               <w:rPr>
                 <w:rFonts w:ascii="Arial" w:hAnsi="Arial"/>
@@ -1301,10 +1285,12 @@
             </w:pPr>
             <w:r>
               <w:rPr>
-                <w:rFonts w:ascii="Arial" w:hAnsi="Arial"/>
-                <w:b/>
-                <w:sz w:val="18"/>
-                <w:szCs w:val="18"/>
+                <w:rFonts w:eastAsia="NSimSun" w:cs="Arial" w:ascii="Arial" w:hAnsi="Arial"/>
+                <w:b/>
+                <w:kern w:val="2"/>
+                <w:sz w:val="18"/>
+                <w:szCs w:val="18"/>
+                <w:lang w:val="ru-RU" w:eastAsia="zh-CN" w:bidi="hi-IN"/>
               </w:rPr>
               <w:t>№</w:t>
             </w:r>
@@ -1313,10 +1299,15 @@
         <w:tc>
           <w:tcPr>
             <w:tcW w:w="4536" w:type="dxa"/>
+            <w:tcBorders/>
             <w:vAlign w:val="center"/>
           </w:tcPr>
           <w:p>
             <w:pPr>
+              <w:pStyle w:val="Normal"/>
+              <w:widowControl/>
+              <w:suppressAutoHyphens w:val="true"/>
+              <w:spacing w:before="0" w:after="0"/>
               <w:jc w:val="center"/>
               <w:rPr>
                 <w:rFonts w:ascii="Arial" w:hAnsi="Arial"/>
@@ -1327,10 +1318,12 @@
             </w:pPr>
             <w:r>
               <w:rPr>
-                <w:rFonts w:ascii="Arial" w:hAnsi="Arial"/>
-                <w:b/>
-                <w:sz w:val="18"/>
-                <w:szCs w:val="18"/>
+                <w:rFonts w:eastAsia="NSimSun" w:cs="Arial" w:ascii="Arial" w:hAnsi="Arial"/>
+                <w:b/>
+                <w:kern w:val="2"/>
+                <w:sz w:val="18"/>
+                <w:szCs w:val="18"/>
+                <w:lang w:val="ru-RU" w:eastAsia="zh-CN" w:bidi="hi-IN"/>
               </w:rPr>
               <w:t>Товары (работы, услуги)</w:t>
             </w:r>
@@ -1339,10 +1332,15 @@
         <w:tc>
           <w:tcPr>
             <w:tcW w:w="992" w:type="dxa"/>
+            <w:tcBorders/>
             <w:vAlign w:val="center"/>
           </w:tcPr>
           <w:p>
             <w:pPr>
+              <w:pStyle w:val="Normal"/>
+              <w:widowControl/>
+              <w:suppressAutoHyphens w:val="true"/>
+              <w:spacing w:before="0" w:after="0"/>
               <w:jc w:val="center"/>
               <w:rPr>
                 <w:rFonts w:ascii="Arial" w:hAnsi="Arial"/>
@@ -1353,10 +1351,12 @@
             </w:pPr>
             <w:r>
               <w:rPr>
-                <w:rFonts w:ascii="Arial" w:hAnsi="Arial"/>
-                <w:b/>
-                <w:sz w:val="18"/>
-                <w:szCs w:val="18"/>
+                <w:rFonts w:eastAsia="NSimSun" w:cs="Arial" w:ascii="Arial" w:hAnsi="Arial"/>
+                <w:b/>
+                <w:kern w:val="2"/>
+                <w:sz w:val="18"/>
+                <w:szCs w:val="18"/>
+                <w:lang w:val="ru-RU" w:eastAsia="zh-CN" w:bidi="hi-IN"/>
               </w:rPr>
               <w:t>Кол-во</w:t>
             </w:r>
@@ -1364,11 +1364,16 @@
         </w:tc>
         <w:tc>
           <w:tcPr>
-            <w:tcW w:w="709" w:type="dxa"/>
+            <w:tcW w:w="710" w:type="dxa"/>
+            <w:tcBorders/>
             <w:vAlign w:val="center"/>
           </w:tcPr>
           <w:p>
             <w:pPr>
+              <w:pStyle w:val="Normal"/>
+              <w:widowControl/>
+              <w:suppressAutoHyphens w:val="true"/>
+              <w:spacing w:before="0" w:after="0"/>
               <w:jc w:val="center"/>
               <w:rPr>
                 <w:rFonts w:ascii="Arial" w:hAnsi="Arial"/>
@@ -1379,10 +1384,12 @@
             </w:pPr>
             <w:r>
               <w:rPr>
-                <w:rFonts w:ascii="Arial" w:hAnsi="Arial"/>
-                <w:b/>
-                <w:sz w:val="18"/>
-                <w:szCs w:val="18"/>
+                <w:rFonts w:eastAsia="NSimSun" w:cs="Arial" w:ascii="Arial" w:hAnsi="Arial"/>
+                <w:b/>
+                <w:kern w:val="2"/>
+                <w:sz w:val="18"/>
+                <w:szCs w:val="18"/>
+                <w:lang w:val="ru-RU" w:eastAsia="zh-CN" w:bidi="hi-IN"/>
               </w:rPr>
               <w:t>Ед.</w:t>
             </w:r>
@@ -1390,11 +1397,16 @@
         </w:tc>
         <w:tc>
           <w:tcPr>
-            <w:tcW w:w="1276" w:type="dxa"/>
+            <w:tcW w:w="1275" w:type="dxa"/>
+            <w:tcBorders/>
             <w:vAlign w:val="center"/>
           </w:tcPr>
           <w:p>
             <w:pPr>
+              <w:pStyle w:val="Normal"/>
+              <w:widowControl/>
+              <w:suppressAutoHyphens w:val="true"/>
+              <w:spacing w:before="0" w:after="0"/>
               <w:jc w:val="center"/>
               <w:rPr>
                 <w:rFonts w:ascii="Arial" w:hAnsi="Arial"/>
@@ -1405,10 +1417,12 @@
             </w:pPr>
             <w:r>
               <w:rPr>
-                <w:rFonts w:ascii="Arial" w:hAnsi="Arial"/>
-                <w:b/>
-                <w:sz w:val="18"/>
-                <w:szCs w:val="18"/>
+                <w:rFonts w:eastAsia="NSimSun" w:cs="Arial" w:ascii="Arial" w:hAnsi="Arial"/>
+                <w:b/>
+                <w:kern w:val="2"/>
+                <w:sz w:val="18"/>
+                <w:szCs w:val="18"/>
+                <w:lang w:val="ru-RU" w:eastAsia="zh-CN" w:bidi="hi-IN"/>
               </w:rPr>
               <w:t>Цена</w:t>
             </w:r>
@@ -1417,10 +1431,15 @@
         <w:tc>
           <w:tcPr>
             <w:tcW w:w="1524" w:type="dxa"/>
+            <w:tcBorders/>
             <w:vAlign w:val="center"/>
           </w:tcPr>
           <w:p>
             <w:pPr>
+              <w:pStyle w:val="Normal"/>
+              <w:widowControl/>
+              <w:suppressAutoHyphens w:val="true"/>
+              <w:spacing w:before="0" w:after="0"/>
               <w:jc w:val="center"/>
               <w:rPr>
                 <w:rFonts w:ascii="Arial" w:hAnsi="Arial"/>
@@ -1432,10 +1451,12 @@
             </w:pPr>
             <w:r>
               <w:rPr>
-                <w:rFonts w:ascii="Arial" w:hAnsi="Arial"/>
-                <w:b/>
-                <w:sz w:val="18"/>
-                <w:szCs w:val="18"/>
+                <w:rFonts w:eastAsia="NSimSun" w:cs="Arial" w:ascii="Arial" w:hAnsi="Arial"/>
+                <w:b/>
+                <w:kern w:val="2"/>
+                <w:sz w:val="18"/>
+                <w:szCs w:val="18"/>
+                <w:lang w:val="ru-RU" w:eastAsia="zh-CN" w:bidi="hi-IN"/>
               </w:rPr>
               <w:t>Сумма</w:t>
             </w:r>
@@ -1443,67 +1464,55 @@
         </w:tc>
       </w:tr>
       <w:tr>
-        <w:trPr>
-          <w:jc w:val="center"/>
-        </w:trPr>
-        <w:tc>
-          <w:tcPr>
-            <w:tcW w:w="9854" w:type="dxa"/>
+        <w:trPr/>
+        <w:tc>
+          <w:tcPr>
+            <w:tcW w:w="9853" w:type="dxa"/>
             <w:gridSpan w:val="6"/>
+            <w:tcBorders/>
             <w:vAlign w:val="bottom"/>
           </w:tcPr>
           <w:p>
             <w:pPr>
-              <w:rPr>
-                <w:rFonts w:ascii="Arial" w:hAnsi="Arial"/>
-                <w:sz w:val="16"/>
-                <w:szCs w:val="16"/>
-                <w:lang w:val="en-US"/>
-              </w:rPr>
-            </w:pPr>
-            <w:r>
-              <w:rPr>
-                <w:rFonts w:ascii="Arial" w:hAnsi="Arial"/>
-                <w:sz w:val="16"/>
-                <w:szCs w:val="16"/>
-                <w:lang w:val="en-US"/>
-              </w:rPr>
-              <w:t>{%</w:t>
-            </w:r>
-            <w:proofErr w:type="spellStart"/>
-            <w:r>
-              <w:rPr>
-                <w:rFonts w:ascii="Arial" w:hAnsi="Arial"/>
-                <w:sz w:val="16"/>
-                <w:szCs w:val="16"/>
-                <w:lang w:val="en-US"/>
-              </w:rPr>
-              <w:t>tr</w:t>
-            </w:r>
-            <w:proofErr w:type="spellEnd"/>
-            <w:r>
-              <w:rPr>
-                <w:rFonts w:ascii="Arial" w:hAnsi="Arial"/>
-                <w:sz w:val="16"/>
-                <w:szCs w:val="16"/>
-                <w:lang w:val="en-US"/>
-              </w:rPr>
-              <w:t xml:space="preserve"> for item in data %}</w:t>
+              <w:pStyle w:val="Normal"/>
+              <w:widowControl/>
+              <w:suppressAutoHyphens w:val="true"/>
+              <w:spacing w:before="0" w:after="0"/>
+              <w:jc w:val="left"/>
+              <w:rPr>
+                <w:rFonts w:ascii="Arial" w:hAnsi="Arial"/>
+                <w:sz w:val="16"/>
+                <w:szCs w:val="16"/>
+                <w:lang w:val="en-US"/>
+              </w:rPr>
+            </w:pPr>
+            <w:r>
+              <w:rPr>
+                <w:rFonts w:eastAsia="NSimSun" w:cs="Arial" w:ascii="Arial" w:hAnsi="Arial"/>
+                <w:kern w:val="2"/>
+                <w:sz w:val="16"/>
+                <w:szCs w:val="16"/>
+                <w:lang w:val="en-US" w:eastAsia="zh-CN" w:bidi="hi-IN"/>
+              </w:rPr>
+              <w:t>{%tr for item in data %}</w:t>
             </w:r>
           </w:p>
         </w:tc>
       </w:tr>
       <w:tr>
-        <w:trPr>
-          <w:jc w:val="center"/>
-        </w:trPr>
-        <w:tc>
-          <w:tcPr>
-            <w:tcW w:w="817" w:type="dxa"/>
+        <w:trPr/>
+        <w:tc>
+          <w:tcPr>
+            <w:tcW w:w="816" w:type="dxa"/>
+            <w:tcBorders/>
             <w:vAlign w:val="center"/>
           </w:tcPr>
           <w:p>
             <w:pPr>
+              <w:pStyle w:val="Normal"/>
+              <w:widowControl/>
+              <w:suppressAutoHyphens w:val="true"/>
+              <w:spacing w:before="0" w:after="0"/>
               <w:jc w:val="center"/>
               <w:rPr>
                 <w:rFonts w:ascii="Arial" w:hAnsi="Arial"/>
@@ -1514,64 +1523,43 @@
             </w:pPr>
             <w:r>
               <w:rPr>
-                <w:rFonts w:ascii="Arial" w:hAnsi="Arial"/>
-                <w:sz w:val="16"/>
-                <w:szCs w:val="16"/>
-                <w:lang w:val="en-US"/>
-              </w:rPr>
-              <w:t>{{</w:t>
-            </w:r>
-            <w:r>
-              <w:rPr>
-                <w:rFonts w:ascii="Arial" w:hAnsi="Arial"/>
-                <w:sz w:val="16"/>
-                <w:szCs w:val="16"/>
-                <w:lang w:val="en-US"/>
-              </w:rPr>
-              <w:t>item[‘</w:t>
-            </w:r>
-            <w:proofErr w:type="spellStart"/>
-            <w:r>
-              <w:rPr>
-                <w:rFonts w:ascii="Arial" w:hAnsi="Arial"/>
-                <w:sz w:val="16"/>
-                <w:szCs w:val="16"/>
-                <w:lang w:val="en-US"/>
-              </w:rPr>
-              <w:t>num</w:t>
-            </w:r>
-            <w:proofErr w:type="spellEnd"/>
-            <w:r>
-              <w:rPr>
-                <w:rFonts w:ascii="Arial" w:hAnsi="Arial"/>
-                <w:sz w:val="16"/>
-                <w:szCs w:val="16"/>
-                <w:lang w:val="en-US"/>
-              </w:rPr>
-              <w:t>’] }}</w:t>
+                <w:rFonts w:eastAsia="NSimSun" w:cs="Arial" w:ascii="Arial" w:hAnsi="Arial"/>
+                <w:kern w:val="2"/>
+                <w:sz w:val="16"/>
+                <w:szCs w:val="16"/>
+                <w:lang w:val="en-US" w:eastAsia="zh-CN" w:bidi="hi-IN"/>
+              </w:rPr>
+              <w:t>{{item[‘num’] }}</w:t>
             </w:r>
           </w:p>
         </w:tc>
         <w:tc>
           <w:tcPr>
             <w:tcW w:w="4536" w:type="dxa"/>
+            <w:tcBorders/>
             <w:vAlign w:val="center"/>
           </w:tcPr>
           <w:p>
             <w:pPr>
-              <w:rPr>
-                <w:rFonts w:ascii="Arial" w:hAnsi="Arial"/>
-                <w:sz w:val="16"/>
-                <w:szCs w:val="16"/>
-                <w:lang w:val="en-US"/>
-              </w:rPr>
-            </w:pPr>
-            <w:r>
-              <w:rPr>
-                <w:rFonts w:ascii="Arial" w:hAnsi="Arial"/>
-                <w:sz w:val="16"/>
-                <w:szCs w:val="16"/>
-                <w:lang w:val="en-US"/>
+              <w:pStyle w:val="Normal"/>
+              <w:widowControl/>
+              <w:suppressAutoHyphens w:val="true"/>
+              <w:spacing w:before="0" w:after="0"/>
+              <w:jc w:val="left"/>
+              <w:rPr>
+                <w:rFonts w:ascii="Arial" w:hAnsi="Arial"/>
+                <w:sz w:val="16"/>
+                <w:szCs w:val="16"/>
+                <w:lang w:val="en-US"/>
+              </w:rPr>
+            </w:pPr>
+            <w:r>
+              <w:rPr>
+                <w:rFonts w:eastAsia="NSimSun" w:cs="Arial" w:ascii="Arial" w:hAnsi="Arial"/>
+                <w:kern w:val="2"/>
+                <w:sz w:val="16"/>
+                <w:szCs w:val="16"/>
+                <w:lang w:val="en-US" w:eastAsia="zh-CN" w:bidi="hi-IN"/>
               </w:rPr>
               <w:t>{{ item[‘item’] }}</w:t>
             </w:r>
@@ -1580,10 +1568,15 @@
         <w:tc>
           <w:tcPr>
             <w:tcW w:w="992" w:type="dxa"/>
+            <w:tcBorders/>
             <w:vAlign w:val="center"/>
           </w:tcPr>
           <w:p>
             <w:pPr>
+              <w:pStyle w:val="Normal"/>
+              <w:widowControl/>
+              <w:suppressAutoHyphens w:val="true"/>
+              <w:spacing w:before="0" w:after="0"/>
               <w:jc w:val="center"/>
               <w:rPr>
                 <w:rFonts w:ascii="Arial" w:hAnsi="Arial"/>
@@ -1594,10 +1587,11 @@
             </w:pPr>
             <w:r>
               <w:rPr>
-                <w:rFonts w:ascii="Arial" w:hAnsi="Arial"/>
-                <w:sz w:val="16"/>
-                <w:szCs w:val="16"/>
-                <w:lang w:val="en-US"/>
+                <w:rFonts w:eastAsia="NSimSun" w:cs="Arial" w:ascii="Arial" w:hAnsi="Arial"/>
+                <w:kern w:val="2"/>
+                <w:sz w:val="16"/>
+                <w:szCs w:val="16"/>
+                <w:lang w:val="en-US" w:eastAsia="zh-CN" w:bidi="hi-IN"/>
               </w:rPr>
               <w:t>{{ item[‘count’] }}</w:t>
             </w:r>
@@ -1605,12 +1599,17 @@
         </w:tc>
         <w:tc>
           <w:tcPr>
-            <w:tcW w:w="709" w:type="dxa"/>
+            <w:tcW w:w="710" w:type="dxa"/>
+            <w:tcBorders/>
             <w:vAlign w:val="center"/>
           </w:tcPr>
           <w:p>
             <w:pPr>
-              <w:snapToGrid w:val="0"/>
+              <w:pStyle w:val="Normal"/>
+              <w:widowControl/>
+              <w:suppressAutoHyphens w:val="true"/>
+              <w:snapToGrid w:val="false"/>
+              <w:spacing w:before="0" w:after="0"/>
               <w:jc w:val="center"/>
               <w:rPr>
                 <w:rFonts w:ascii="Arial" w:hAnsi="Arial"/>
@@ -1620,9 +1619,11 @@
             </w:pPr>
             <w:r>
               <w:rPr>
-                <w:rFonts w:ascii="Arial" w:hAnsi="Arial"/>
-                <w:sz w:val="16"/>
-                <w:szCs w:val="16"/>
+                <w:rFonts w:eastAsia="NSimSun" w:cs="Arial" w:ascii="Arial" w:hAnsi="Arial"/>
+                <w:kern w:val="2"/>
+                <w:sz w:val="16"/>
+                <w:szCs w:val="16"/>
+                <w:lang w:val="ru-RU" w:eastAsia="zh-CN" w:bidi="hi-IN"/>
               </w:rPr>
               <w:t>Шт.</w:t>
             </w:r>
@@ -1630,11 +1631,16 @@
         </w:tc>
         <w:tc>
           <w:tcPr>
-            <w:tcW w:w="1276" w:type="dxa"/>
+            <w:tcW w:w="1275" w:type="dxa"/>
+            <w:tcBorders/>
             <w:vAlign w:val="center"/>
           </w:tcPr>
           <w:p>
             <w:pPr>
+              <w:pStyle w:val="Normal"/>
+              <w:widowControl/>
+              <w:suppressAutoHyphens w:val="true"/>
+              <w:spacing w:before="0" w:after="0"/>
               <w:jc w:val="right"/>
               <w:rPr>
                 <w:rFonts w:ascii="Arial" w:hAnsi="Arial"/>
@@ -1644,63 +1650,68 @@
             </w:pPr>
             <w:r>
               <w:rPr>
-                <w:rFonts w:ascii="Arial" w:hAnsi="Arial"/>
-                <w:sz w:val="16"/>
-                <w:szCs w:val="16"/>
+                <w:rFonts w:eastAsia="NSimSun" w:cs="Arial" w:ascii="Arial" w:hAnsi="Arial"/>
+                <w:kern w:val="2"/>
+                <w:sz w:val="16"/>
+                <w:szCs w:val="16"/>
+                <w:lang w:val="ru-RU" w:eastAsia="zh-CN" w:bidi="hi-IN"/>
               </w:rPr>
               <w:t xml:space="preserve">{{ </w:t>
             </w:r>
             <w:r>
               <w:rPr>
-                <w:rFonts w:ascii="Arial" w:hAnsi="Arial"/>
-                <w:sz w:val="16"/>
-                <w:szCs w:val="16"/>
-                <w:lang w:val="en-US"/>
+                <w:rFonts w:eastAsia="NSimSun" w:cs="Arial" w:ascii="Arial" w:hAnsi="Arial"/>
+                <w:kern w:val="2"/>
+                <w:sz w:val="16"/>
+                <w:szCs w:val="16"/>
+                <w:lang w:val="en-US" w:eastAsia="zh-CN" w:bidi="hi-IN"/>
               </w:rPr>
               <w:t>item</w:t>
             </w:r>
             <w:r>
               <w:rPr>
-                <w:rFonts w:ascii="Arial" w:hAnsi="Arial"/>
-                <w:sz w:val="16"/>
-                <w:szCs w:val="16"/>
+                <w:rFonts w:eastAsia="NSimSun" w:cs="Arial" w:ascii="Arial" w:hAnsi="Arial"/>
+                <w:kern w:val="2"/>
+                <w:sz w:val="16"/>
+                <w:szCs w:val="16"/>
+                <w:lang w:val="ru-RU" w:eastAsia="zh-CN" w:bidi="hi-IN"/>
               </w:rPr>
               <w:t>[‘</w:t>
             </w:r>
             <w:r>
               <w:rPr>
-                <w:rFonts w:ascii="Arial" w:hAnsi="Arial"/>
-                <w:sz w:val="16"/>
-                <w:szCs w:val="16"/>
-                <w:lang w:val="en-US"/>
+                <w:rFonts w:eastAsia="NSimSun" w:cs="Arial" w:ascii="Arial" w:hAnsi="Arial"/>
+                <w:kern w:val="2"/>
+                <w:sz w:val="16"/>
+                <w:szCs w:val="16"/>
+                <w:lang w:val="en-US" w:eastAsia="zh-CN" w:bidi="hi-IN"/>
               </w:rPr>
               <w:t>price</w:t>
             </w:r>
             <w:r>
               <w:rPr>
-                <w:rFonts w:ascii="Arial" w:hAnsi="Arial"/>
-                <w:sz w:val="16"/>
-                <w:szCs w:val="16"/>
-              </w:rPr>
-              <w:t>’] }}</w:t>
-            </w:r>
-            <w:r>
-              <w:rPr>
-                <w:rFonts w:ascii="Arial" w:hAnsi="Arial"/>
-                <w:sz w:val="16"/>
-                <w:szCs w:val="16"/>
-              </w:rPr>
-              <w:t xml:space="preserve"> руб.</w:t>
+                <w:rFonts w:eastAsia="NSimSun" w:cs="Arial" w:ascii="Arial" w:hAnsi="Arial"/>
+                <w:kern w:val="2"/>
+                <w:sz w:val="16"/>
+                <w:szCs w:val="16"/>
+                <w:lang w:val="ru-RU" w:eastAsia="zh-CN" w:bidi="hi-IN"/>
+              </w:rPr>
+              <w:t>’] }} руб.</w:t>
             </w:r>
           </w:p>
         </w:tc>
         <w:tc>
           <w:tcPr>
             <w:tcW w:w="1524" w:type="dxa"/>
+            <w:tcBorders/>
             <w:vAlign w:val="center"/>
           </w:tcPr>
           <w:p>
             <w:pPr>
+              <w:pStyle w:val="Normal"/>
+              <w:widowControl/>
+              <w:suppressAutoHyphens w:val="true"/>
+              <w:spacing w:before="0" w:after="0"/>
               <w:jc w:val="right"/>
               <w:rPr>
                 <w:rFonts w:ascii="Arial" w:hAnsi="Arial"/>
@@ -1710,120 +1721,126 @@
             </w:pPr>
             <w:r>
               <w:rPr>
-                <w:rFonts w:ascii="Arial" w:hAnsi="Arial"/>
-                <w:sz w:val="16"/>
-                <w:szCs w:val="16"/>
+                <w:rFonts w:eastAsia="NSimSun" w:cs="Arial" w:ascii="Arial" w:hAnsi="Arial"/>
+                <w:kern w:val="2"/>
+                <w:sz w:val="16"/>
+                <w:szCs w:val="16"/>
+                <w:lang w:val="ru-RU" w:eastAsia="zh-CN" w:bidi="hi-IN"/>
               </w:rPr>
               <w:t xml:space="preserve">{{ </w:t>
             </w:r>
             <w:r>
               <w:rPr>
-                <w:rFonts w:ascii="Arial" w:hAnsi="Arial"/>
-                <w:sz w:val="16"/>
-                <w:szCs w:val="16"/>
-                <w:lang w:val="en-US"/>
+                <w:rFonts w:eastAsia="NSimSun" w:cs="Arial" w:ascii="Arial" w:hAnsi="Arial"/>
+                <w:kern w:val="2"/>
+                <w:sz w:val="16"/>
+                <w:szCs w:val="16"/>
+                <w:lang w:val="en-US" w:eastAsia="zh-CN" w:bidi="hi-IN"/>
               </w:rPr>
               <w:t>item</w:t>
             </w:r>
             <w:r>
               <w:rPr>
-                <w:rFonts w:ascii="Arial" w:hAnsi="Arial"/>
-                <w:sz w:val="16"/>
-                <w:szCs w:val="16"/>
+                <w:rFonts w:eastAsia="NSimSun" w:cs="Arial" w:ascii="Arial" w:hAnsi="Arial"/>
+                <w:kern w:val="2"/>
+                <w:sz w:val="16"/>
+                <w:szCs w:val="16"/>
+                <w:lang w:val="ru-RU" w:eastAsia="zh-CN" w:bidi="hi-IN"/>
               </w:rPr>
               <w:t>[‘</w:t>
             </w:r>
-            <w:proofErr w:type="spellStart"/>
-            <w:r>
-              <w:rPr>
-                <w:rFonts w:ascii="Arial" w:hAnsi="Arial"/>
-                <w:sz w:val="16"/>
-                <w:szCs w:val="16"/>
-                <w:lang w:val="en-US"/>
+            <w:r>
+              <w:rPr>
+                <w:rFonts w:eastAsia="NSimSun" w:cs="Arial" w:ascii="Arial" w:hAnsi="Arial"/>
+                <w:kern w:val="2"/>
+                <w:sz w:val="16"/>
+                <w:szCs w:val="16"/>
+                <w:lang w:val="en-US" w:eastAsia="zh-CN" w:bidi="hi-IN"/>
               </w:rPr>
               <w:t>summ</w:t>
             </w:r>
-            <w:proofErr w:type="spellEnd"/>
-            <w:r>
-              <w:rPr>
-                <w:rFonts w:ascii="Arial" w:hAnsi="Arial"/>
-                <w:sz w:val="16"/>
-                <w:szCs w:val="16"/>
-              </w:rPr>
-              <w:t>’] }}</w:t>
-            </w:r>
-            <w:r>
-              <w:rPr>
-                <w:rFonts w:ascii="Arial" w:hAnsi="Arial"/>
-                <w:sz w:val="16"/>
-                <w:szCs w:val="16"/>
-              </w:rPr>
-              <w:t xml:space="preserve"> руб.</w:t>
+            <w:r>
+              <w:rPr>
+                <w:rFonts w:eastAsia="NSimSun" w:cs="Arial" w:ascii="Arial" w:hAnsi="Arial"/>
+                <w:kern w:val="2"/>
+                <w:sz w:val="16"/>
+                <w:szCs w:val="16"/>
+                <w:lang w:val="ru-RU" w:eastAsia="zh-CN" w:bidi="hi-IN"/>
+              </w:rPr>
+              <w:t>’] }} руб.</w:t>
             </w:r>
           </w:p>
         </w:tc>
       </w:tr>
       <w:tr>
-        <w:trPr>
-          <w:jc w:val="center"/>
-        </w:trPr>
-        <w:tc>
-          <w:tcPr>
-            <w:tcW w:w="9854" w:type="dxa"/>
+        <w:trPr/>
+        <w:tc>
+          <w:tcPr>
+            <w:tcW w:w="9853" w:type="dxa"/>
             <w:gridSpan w:val="6"/>
+            <w:tcBorders/>
             <w:vAlign w:val="bottom"/>
           </w:tcPr>
           <w:p>
             <w:pPr>
-              <w:rPr>
-                <w:rFonts w:ascii="Arial" w:hAnsi="Arial"/>
-                <w:sz w:val="16"/>
-                <w:szCs w:val="16"/>
-              </w:rPr>
-            </w:pPr>
-            <w:r>
-              <w:rPr>
-                <w:rFonts w:ascii="Arial" w:hAnsi="Arial"/>
-                <w:sz w:val="16"/>
-                <w:szCs w:val="16"/>
+              <w:pStyle w:val="Normal"/>
+              <w:widowControl/>
+              <w:suppressAutoHyphens w:val="true"/>
+              <w:spacing w:before="0" w:after="0"/>
+              <w:jc w:val="left"/>
+              <w:rPr>
+                <w:rFonts w:ascii="Arial" w:hAnsi="Arial"/>
+                <w:sz w:val="16"/>
+                <w:szCs w:val="16"/>
+              </w:rPr>
+            </w:pPr>
+            <w:r>
+              <w:rPr>
+                <w:rFonts w:eastAsia="NSimSun" w:cs="Arial" w:ascii="Arial" w:hAnsi="Arial"/>
+                <w:kern w:val="2"/>
+                <w:sz w:val="16"/>
+                <w:szCs w:val="16"/>
+                <w:lang w:val="ru-RU" w:eastAsia="zh-CN" w:bidi="hi-IN"/>
               </w:rPr>
               <w:t>{%</w:t>
             </w:r>
-            <w:proofErr w:type="spellStart"/>
-            <w:r>
-              <w:rPr>
-                <w:rFonts w:ascii="Arial" w:hAnsi="Arial"/>
-                <w:sz w:val="16"/>
-                <w:szCs w:val="16"/>
-                <w:lang w:val="en-US"/>
+            <w:r>
+              <w:rPr>
+                <w:rFonts w:eastAsia="NSimSun" w:cs="Arial" w:ascii="Arial" w:hAnsi="Arial"/>
+                <w:kern w:val="2"/>
+                <w:sz w:val="16"/>
+                <w:szCs w:val="16"/>
+                <w:lang w:val="en-US" w:eastAsia="zh-CN" w:bidi="hi-IN"/>
               </w:rPr>
               <w:t>tr</w:t>
             </w:r>
-            <w:proofErr w:type="spellEnd"/>
-            <w:r>
-              <w:rPr>
-                <w:rFonts w:ascii="Arial" w:hAnsi="Arial"/>
-                <w:sz w:val="16"/>
-                <w:szCs w:val="16"/>
+            <w:r>
+              <w:rPr>
+                <w:rFonts w:eastAsia="NSimSun" w:cs="Arial" w:ascii="Arial" w:hAnsi="Arial"/>
+                <w:kern w:val="2"/>
+                <w:sz w:val="16"/>
+                <w:szCs w:val="16"/>
+                <w:lang w:val="ru-RU" w:eastAsia="zh-CN" w:bidi="hi-IN"/>
               </w:rPr>
               <w:t xml:space="preserve"> </w:t>
             </w:r>
-            <w:proofErr w:type="spellStart"/>
-            <w:r>
-              <w:rPr>
-                <w:rFonts w:ascii="Arial" w:hAnsi="Arial"/>
-                <w:sz w:val="16"/>
-                <w:szCs w:val="16"/>
-                <w:lang w:val="en-US"/>
+            <w:r>
+              <w:rPr>
+                <w:rFonts w:eastAsia="NSimSun" w:cs="Arial" w:ascii="Arial" w:hAnsi="Arial"/>
+                <w:kern w:val="2"/>
+                <w:sz w:val="16"/>
+                <w:szCs w:val="16"/>
+                <w:lang w:val="en-US" w:eastAsia="zh-CN" w:bidi="hi-IN"/>
               </w:rPr>
               <w:t>endfor</w:t>
             </w:r>
-            <w:proofErr w:type="spellEnd"/>
-            <w:r>
-              <w:rPr>
-                <w:rFonts w:ascii="Arial" w:hAnsi="Arial"/>
-                <w:sz w:val="16"/>
-                <w:szCs w:val="16"/>
+            <w:r>
+              <w:rPr>
+                <w:rFonts w:eastAsia="NSimSun" w:cs="Arial" w:ascii="Arial" w:hAnsi="Arial"/>
+                <w:kern w:val="2"/>
+                <w:sz w:val="16"/>
+                <w:szCs w:val="16"/>
+                <w:lang w:val="ru-RU" w:eastAsia="zh-CN" w:bidi="hi-IN"/>
               </w:rPr>
               <w:t xml:space="preserve"> %}</w:t>
             </w:r>
@@ -1831,25 +1848,25 @@
         </w:tc>
       </w:tr>
       <w:tr>
-        <w:tblPrEx>
-          <w:jc w:val="left"/>
-          <w:tblBorders>
-            <w:top w:val="none" w:sz="0" w:space="0" w:color="auto"/>
-            <w:left w:val="none" w:sz="0" w:space="0" w:color="auto"/>
-            <w:bottom w:val="none" w:sz="0" w:space="0" w:color="auto"/>
-            <w:right w:val="none" w:sz="0" w:space="0" w:color="auto"/>
-            <w:insideH w:val="none" w:sz="0" w:space="0" w:color="auto"/>
-            <w:insideV w:val="none" w:sz="0" w:space="0" w:color="auto"/>
-          </w:tblBorders>
-        </w:tblPrEx>
-        <w:tc>
-          <w:tcPr>
-            <w:tcW w:w="8330" w:type="dxa"/>
+        <w:trPr/>
+        <w:tc>
+          <w:tcPr>
+            <w:tcW w:w="8329" w:type="dxa"/>
             <w:gridSpan w:val="5"/>
+            <w:tcBorders>
+              <w:top w:val="nil"/>
+              <w:left w:val="nil"/>
+              <w:bottom w:val="nil"/>
+              <w:right w:val="nil"/>
+            </w:tcBorders>
             <w:vAlign w:val="center"/>
           </w:tcPr>
           <w:p>
             <w:pPr>
+              <w:pStyle w:val="Normal"/>
+              <w:widowControl/>
+              <w:suppressAutoHyphens w:val="true"/>
+              <w:spacing w:before="0" w:after="0"/>
               <w:jc w:val="right"/>
               <w:rPr>
                 <w:rFonts w:ascii="Arial" w:hAnsi="Arial"/>
@@ -1860,10 +1877,12 @@
             </w:pPr>
             <w:r>
               <w:rPr>
-                <w:rFonts w:ascii="Arial" w:hAnsi="Arial"/>
-                <w:b/>
-                <w:sz w:val="16"/>
-                <w:szCs w:val="16"/>
+                <w:rFonts w:eastAsia="NSimSun" w:cs="Arial" w:ascii="Arial" w:hAnsi="Arial"/>
+                <w:b/>
+                <w:kern w:val="2"/>
+                <w:sz w:val="16"/>
+                <w:szCs w:val="16"/>
+                <w:lang w:val="ru-RU" w:eastAsia="zh-CN" w:bidi="hi-IN"/>
               </w:rPr>
               <w:t>Итого:</w:t>
             </w:r>
@@ -1872,11 +1891,21 @@
         <w:tc>
           <w:tcPr>
             <w:tcW w:w="1524" w:type="dxa"/>
+            <w:tcBorders>
+              <w:top w:val="nil"/>
+              <w:left w:val="nil"/>
+              <w:bottom w:val="nil"/>
+              <w:right w:val="nil"/>
+            </w:tcBorders>
             <w:vAlign w:val="center"/>
           </w:tcPr>
           <w:p>
             <w:pPr>
-              <w:snapToGrid w:val="0"/>
+              <w:pStyle w:val="Normal"/>
+              <w:widowControl/>
+              <w:suppressAutoHyphens w:val="true"/>
+              <w:snapToGrid w:val="false"/>
+              <w:spacing w:before="0" w:after="0"/>
               <w:jc w:val="right"/>
               <w:rPr>
                 <w:rFonts w:ascii="Arial" w:hAnsi="Arial"/>
@@ -1887,66 +1916,45 @@
             </w:pPr>
             <w:r>
               <w:rPr>
-                <w:rFonts w:ascii="Arial" w:hAnsi="Arial"/>
-                <w:b/>
-                <w:sz w:val="16"/>
-                <w:szCs w:val="16"/>
-              </w:rPr>
-              <w:t>{{</w:t>
-            </w:r>
-            <w:r>
-              <w:rPr>
-                <w:rFonts w:ascii="Arial" w:hAnsi="Arial"/>
-                <w:b/>
-                <w:sz w:val="16"/>
-                <w:szCs w:val="16"/>
-              </w:rPr>
-              <w:t xml:space="preserve"> </w:t>
-            </w:r>
-            <w:proofErr w:type="spellStart"/>
-            <w:r>
-              <w:rPr>
-                <w:rFonts w:ascii="Arial" w:hAnsi="Arial"/>
-                <w:b/>
-                <w:sz w:val="16"/>
-                <w:szCs w:val="16"/>
-                <w:lang w:val="en-US"/>
+                <w:rFonts w:eastAsia="NSimSun" w:cs="Arial" w:ascii="Arial" w:hAnsi="Arial"/>
+                <w:b/>
+                <w:kern w:val="2"/>
+                <w:sz w:val="16"/>
+                <w:szCs w:val="16"/>
+                <w:lang w:val="ru-RU" w:eastAsia="zh-CN" w:bidi="hi-IN"/>
+              </w:rPr>
+              <w:t xml:space="preserve">{{ </w:t>
+            </w:r>
+            <w:r>
+              <w:rPr>
+                <w:rFonts w:eastAsia="NSimSun" w:cs="Arial" w:ascii="Arial" w:hAnsi="Arial"/>
+                <w:b/>
+                <w:kern w:val="2"/>
+                <w:sz w:val="16"/>
+                <w:szCs w:val="16"/>
+                <w:lang w:val="en-US" w:eastAsia="zh-CN" w:bidi="hi-IN"/>
               </w:rPr>
               <w:t>summ</w:t>
             </w:r>
-            <w:proofErr w:type="spellEnd"/>
-            <w:r>
-              <w:rPr>
-                <w:rFonts w:ascii="Arial" w:hAnsi="Arial"/>
-                <w:b/>
-                <w:sz w:val="16"/>
-                <w:szCs w:val="16"/>
-              </w:rPr>
-              <w:t xml:space="preserve"> </w:t>
-            </w:r>
-            <w:r>
-              <w:rPr>
-                <w:rFonts w:ascii="Arial" w:hAnsi="Arial"/>
-                <w:b/>
-                <w:sz w:val="16"/>
-                <w:szCs w:val="16"/>
-              </w:rPr>
-              <w:t>}}</w:t>
-            </w:r>
-            <w:r>
-              <w:rPr>
-                <w:rFonts w:ascii="Arial" w:hAnsi="Arial"/>
-                <w:b/>
-                <w:sz w:val="16"/>
-                <w:szCs w:val="16"/>
-              </w:rPr>
-              <w:t xml:space="preserve"> </w:t>
-            </w:r>
-            <w:r>
-              <w:rPr>
-                <w:rFonts w:ascii="Arial" w:hAnsi="Arial"/>
-                <w:b/>
-                <w:sz w:val="16"/>
+            <w:r>
+              <w:rPr>
+                <w:rFonts w:eastAsia="NSimSun" w:cs="Arial" w:ascii="Arial" w:hAnsi="Arial"/>
+                <w:b/>
+                <w:kern w:val="2"/>
+                <w:sz w:val="16"/>
+                <w:szCs w:val="16"/>
+                <w:lang w:val="ru-RU" w:eastAsia="zh-CN" w:bidi="hi-IN"/>
+              </w:rPr>
+              <w:t xml:space="preserve"> }} </w:t>
+            </w:r>
+            <w:r>
+              <w:rPr>
+                <w:rFonts w:eastAsia="NSimSun" w:cs="Arial" w:ascii="Arial" w:hAnsi="Arial"/>
+                <w:b/>
+                <w:kern w:val="2"/>
+                <w:sz w:val="16"/>
+                <w:szCs w:val="24"/>
+                <w:lang w:val="ru-RU" w:eastAsia="zh-CN" w:bidi="hi-IN"/>
               </w:rPr>
               <w:t>руб.</w:t>
             </w:r>
@@ -1954,25 +1962,25 @@
         </w:tc>
       </w:tr>
       <w:tr>
-        <w:tblPrEx>
-          <w:jc w:val="left"/>
-          <w:tblBorders>
-            <w:top w:val="none" w:sz="0" w:space="0" w:color="auto"/>
-            <w:left w:val="none" w:sz="0" w:space="0" w:color="auto"/>
-            <w:bottom w:val="none" w:sz="0" w:space="0" w:color="auto"/>
-            <w:right w:val="none" w:sz="0" w:space="0" w:color="auto"/>
-            <w:insideH w:val="none" w:sz="0" w:space="0" w:color="auto"/>
-            <w:insideV w:val="none" w:sz="0" w:space="0" w:color="auto"/>
-          </w:tblBorders>
-        </w:tblPrEx>
-        <w:tc>
-          <w:tcPr>
-            <w:tcW w:w="8330" w:type="dxa"/>
+        <w:trPr/>
+        <w:tc>
+          <w:tcPr>
+            <w:tcW w:w="8329" w:type="dxa"/>
             <w:gridSpan w:val="5"/>
+            <w:tcBorders>
+              <w:top w:val="nil"/>
+              <w:left w:val="nil"/>
+              <w:bottom w:val="nil"/>
+              <w:right w:val="nil"/>
+            </w:tcBorders>
             <w:vAlign w:val="center"/>
           </w:tcPr>
           <w:p>
             <w:pPr>
+              <w:pStyle w:val="Normal"/>
+              <w:widowControl/>
+              <w:suppressAutoHyphens w:val="true"/>
+              <w:spacing w:before="0" w:after="0"/>
               <w:jc w:val="right"/>
               <w:rPr>
                 <w:rFonts w:ascii="Arial" w:hAnsi="Arial"/>
@@ -1983,10 +1991,12 @@
             </w:pPr>
             <w:r>
               <w:rPr>
-                <w:rFonts w:ascii="Arial" w:hAnsi="Arial"/>
-                <w:b/>
-                <w:sz w:val="16"/>
-                <w:szCs w:val="16"/>
+                <w:rFonts w:eastAsia="NSimSun" w:cs="Arial" w:ascii="Arial" w:hAnsi="Arial"/>
+                <w:b/>
+                <w:kern w:val="2"/>
+                <w:sz w:val="16"/>
+                <w:szCs w:val="16"/>
+                <w:lang w:val="ru-RU" w:eastAsia="zh-CN" w:bidi="hi-IN"/>
               </w:rPr>
               <w:t>В том числе НДС:</w:t>
             </w:r>
@@ -1995,11 +2005,21 @@
         <w:tc>
           <w:tcPr>
             <w:tcW w:w="1524" w:type="dxa"/>
+            <w:tcBorders>
+              <w:top w:val="nil"/>
+              <w:left w:val="nil"/>
+              <w:bottom w:val="nil"/>
+              <w:right w:val="nil"/>
+            </w:tcBorders>
             <w:vAlign w:val="center"/>
           </w:tcPr>
           <w:p>
             <w:pPr>
-              <w:snapToGrid w:val="0"/>
+              <w:pStyle w:val="Normal"/>
+              <w:widowControl/>
+              <w:suppressAutoHyphens w:val="true"/>
+              <w:snapToGrid w:val="false"/>
+              <w:spacing w:before="0" w:after="0"/>
               <w:jc w:val="right"/>
               <w:rPr>
                 <w:rFonts w:ascii="Arial" w:hAnsi="Arial"/>
@@ -2010,75 +2030,60 @@
             </w:pPr>
             <w:r>
               <w:rPr>
-                <w:rFonts w:ascii="Arial" w:hAnsi="Arial"/>
-                <w:b/>
-                <w:sz w:val="16"/>
-                <w:szCs w:val="16"/>
-              </w:rPr>
-              <w:t>{{</w:t>
-            </w:r>
-            <w:r>
-              <w:rPr>
-                <w:rFonts w:ascii="Arial" w:hAnsi="Arial"/>
-                <w:b/>
-                <w:sz w:val="16"/>
-                <w:szCs w:val="16"/>
-              </w:rPr>
-              <w:t xml:space="preserve"> </w:t>
-            </w:r>
-            <w:proofErr w:type="spellStart"/>
-            <w:r>
-              <w:rPr>
-                <w:rFonts w:ascii="Arial" w:hAnsi="Arial"/>
-                <w:b/>
-                <w:sz w:val="16"/>
-                <w:szCs w:val="16"/>
-                <w:lang w:val="en-US"/>
+                <w:rFonts w:eastAsia="NSimSun" w:cs="Arial" w:ascii="Arial" w:hAnsi="Arial"/>
+                <w:b/>
+                <w:kern w:val="2"/>
+                <w:sz w:val="16"/>
+                <w:szCs w:val="16"/>
+                <w:lang w:val="ru-RU" w:eastAsia="zh-CN" w:bidi="hi-IN"/>
+              </w:rPr>
+              <w:t xml:space="preserve">{{ </w:t>
+            </w:r>
+            <w:r>
+              <w:rPr>
+                <w:rFonts w:eastAsia="NSimSun" w:cs="Arial" w:ascii="Arial" w:hAnsi="Arial"/>
+                <w:b/>
+                <w:kern w:val="2"/>
+                <w:sz w:val="16"/>
+                <w:szCs w:val="16"/>
+                <w:lang w:val="en-US" w:eastAsia="zh-CN" w:bidi="hi-IN"/>
               </w:rPr>
               <w:t>nds</w:t>
             </w:r>
-            <w:proofErr w:type="spellEnd"/>
-            <w:r>
-              <w:rPr>
-                <w:rFonts w:ascii="Arial" w:hAnsi="Arial"/>
-                <w:b/>
-                <w:sz w:val="16"/>
-                <w:szCs w:val="16"/>
-              </w:rPr>
-              <w:t xml:space="preserve"> </w:t>
-            </w:r>
-            <w:r>
-              <w:rPr>
-                <w:rFonts w:ascii="Arial" w:hAnsi="Arial"/>
-                <w:b/>
-                <w:sz w:val="16"/>
-                <w:szCs w:val="16"/>
-              </w:rPr>
-              <w:t>}}</w:t>
+            <w:r>
+              <w:rPr>
+                <w:rFonts w:eastAsia="NSimSun" w:cs="Arial" w:ascii="Arial" w:hAnsi="Arial"/>
+                <w:b/>
+                <w:kern w:val="2"/>
+                <w:sz w:val="16"/>
+                <w:szCs w:val="16"/>
+                <w:lang w:val="ru-RU" w:eastAsia="zh-CN" w:bidi="hi-IN"/>
+              </w:rPr>
+              <w:t xml:space="preserve"> }}</w:t>
             </w:r>
           </w:p>
         </w:tc>
       </w:tr>
       <w:tr>
-        <w:tblPrEx>
-          <w:jc w:val="left"/>
-          <w:tblBorders>
-            <w:top w:val="none" w:sz="0" w:space="0" w:color="auto"/>
-            <w:left w:val="none" w:sz="0" w:space="0" w:color="auto"/>
-            <w:bottom w:val="none" w:sz="0" w:space="0" w:color="auto"/>
-            <w:right w:val="none" w:sz="0" w:space="0" w:color="auto"/>
-            <w:insideH w:val="none" w:sz="0" w:space="0" w:color="auto"/>
-            <w:insideV w:val="none" w:sz="0" w:space="0" w:color="auto"/>
-          </w:tblBorders>
-        </w:tblPrEx>
-        <w:tc>
-          <w:tcPr>
-            <w:tcW w:w="8330" w:type="dxa"/>
+        <w:trPr/>
+        <w:tc>
+          <w:tcPr>
+            <w:tcW w:w="8329" w:type="dxa"/>
             <w:gridSpan w:val="5"/>
+            <w:tcBorders>
+              <w:top w:val="nil"/>
+              <w:left w:val="nil"/>
+              <w:bottom w:val="nil"/>
+              <w:right w:val="nil"/>
+            </w:tcBorders>
             <w:vAlign w:val="center"/>
           </w:tcPr>
           <w:p>
             <w:pPr>
+              <w:pStyle w:val="Normal"/>
+              <w:widowControl/>
+              <w:suppressAutoHyphens w:val="true"/>
+              <w:spacing w:before="0" w:after="0"/>
               <w:jc w:val="right"/>
               <w:rPr>
                 <w:rFonts w:ascii="Arial" w:hAnsi="Arial"/>
@@ -2089,10 +2094,12 @@
             </w:pPr>
             <w:r>
               <w:rPr>
-                <w:rFonts w:ascii="Arial" w:hAnsi="Arial"/>
-                <w:b/>
-                <w:sz w:val="16"/>
-                <w:szCs w:val="16"/>
+                <w:rFonts w:eastAsia="NSimSun" w:cs="Arial" w:ascii="Arial" w:hAnsi="Arial"/>
+                <w:b/>
+                <w:kern w:val="2"/>
+                <w:sz w:val="16"/>
+                <w:szCs w:val="16"/>
+                <w:lang w:val="ru-RU" w:eastAsia="zh-CN" w:bidi="hi-IN"/>
               </w:rPr>
               <w:t>Всего к оплате:</w:t>
             </w:r>
@@ -2101,11 +2108,21 @@
         <w:tc>
           <w:tcPr>
             <w:tcW w:w="1524" w:type="dxa"/>
+            <w:tcBorders>
+              <w:top w:val="nil"/>
+              <w:left w:val="nil"/>
+              <w:bottom w:val="nil"/>
+              <w:right w:val="nil"/>
+            </w:tcBorders>
             <w:vAlign w:val="center"/>
           </w:tcPr>
           <w:p>
             <w:pPr>
-              <w:snapToGrid w:val="0"/>
+              <w:pStyle w:val="Normal"/>
+              <w:widowControl/>
+              <w:suppressAutoHyphens w:val="true"/>
+              <w:snapToGrid w:val="false"/>
+              <w:spacing w:before="0" w:after="0"/>
               <w:jc w:val="right"/>
               <w:rPr>
                 <w:rFonts w:ascii="Arial" w:hAnsi="Arial"/>
@@ -2116,66 +2133,45 @@
             </w:pPr>
             <w:r>
               <w:rPr>
-                <w:rFonts w:ascii="Arial" w:hAnsi="Arial"/>
-                <w:b/>
-                <w:sz w:val="16"/>
-                <w:szCs w:val="16"/>
-              </w:rPr>
-              <w:t>{{</w:t>
-            </w:r>
-            <w:r>
-              <w:rPr>
-                <w:rFonts w:ascii="Arial" w:hAnsi="Arial"/>
-                <w:b/>
-                <w:sz w:val="16"/>
-                <w:szCs w:val="16"/>
-              </w:rPr>
-              <w:t xml:space="preserve"> </w:t>
-            </w:r>
-            <w:proofErr w:type="spellStart"/>
-            <w:r>
-              <w:rPr>
-                <w:rFonts w:ascii="Arial" w:hAnsi="Arial"/>
-                <w:b/>
-                <w:sz w:val="16"/>
-                <w:szCs w:val="16"/>
-                <w:lang w:val="en-US"/>
+                <w:rFonts w:eastAsia="NSimSun" w:cs="Arial" w:ascii="Arial" w:hAnsi="Arial"/>
+                <w:b/>
+                <w:kern w:val="2"/>
+                <w:sz w:val="16"/>
+                <w:szCs w:val="16"/>
+                <w:lang w:val="ru-RU" w:eastAsia="zh-CN" w:bidi="hi-IN"/>
+              </w:rPr>
+              <w:t xml:space="preserve">{{ </w:t>
+            </w:r>
+            <w:r>
+              <w:rPr>
+                <w:rFonts w:eastAsia="NSimSun" w:cs="Arial" w:ascii="Arial" w:hAnsi="Arial"/>
+                <w:b/>
+                <w:kern w:val="2"/>
+                <w:sz w:val="16"/>
+                <w:szCs w:val="16"/>
+                <w:lang w:val="en-US" w:eastAsia="zh-CN" w:bidi="hi-IN"/>
               </w:rPr>
               <w:t>summ</w:t>
             </w:r>
-            <w:proofErr w:type="spellEnd"/>
-            <w:r>
-              <w:rPr>
-                <w:rFonts w:ascii="Arial" w:hAnsi="Arial"/>
-                <w:b/>
-                <w:sz w:val="16"/>
-                <w:szCs w:val="16"/>
-              </w:rPr>
-              <w:t xml:space="preserve"> </w:t>
-            </w:r>
-            <w:r>
-              <w:rPr>
-                <w:rFonts w:ascii="Arial" w:hAnsi="Arial"/>
-                <w:b/>
-                <w:sz w:val="16"/>
-                <w:szCs w:val="16"/>
-              </w:rPr>
-              <w:t>}}</w:t>
-            </w:r>
-            <w:r>
-              <w:rPr>
-                <w:rFonts w:ascii="Arial" w:hAnsi="Arial"/>
-                <w:b/>
-                <w:sz w:val="16"/>
-                <w:szCs w:val="16"/>
-              </w:rPr>
-              <w:t xml:space="preserve"> </w:t>
-            </w:r>
-            <w:r>
-              <w:rPr>
-                <w:rFonts w:ascii="Arial" w:hAnsi="Arial"/>
-                <w:b/>
-                <w:sz w:val="16"/>
+            <w:r>
+              <w:rPr>
+                <w:rFonts w:eastAsia="NSimSun" w:cs="Arial" w:ascii="Arial" w:hAnsi="Arial"/>
+                <w:b/>
+                <w:kern w:val="2"/>
+                <w:sz w:val="16"/>
+                <w:szCs w:val="16"/>
+                <w:lang w:val="ru-RU" w:eastAsia="zh-CN" w:bidi="hi-IN"/>
+              </w:rPr>
+              <w:t xml:space="preserve"> }} </w:t>
+            </w:r>
+            <w:r>
+              <w:rPr>
+                <w:rFonts w:eastAsia="NSimSun" w:cs="Arial" w:ascii="Arial" w:hAnsi="Arial"/>
+                <w:b/>
+                <w:kern w:val="2"/>
+                <w:sz w:val="16"/>
+                <w:szCs w:val="24"/>
+                <w:lang w:val="ru-RU" w:eastAsia="zh-CN" w:bidi="hi-IN"/>
               </w:rPr>
               <w:t>руб.</w:t>
             </w:r>
@@ -2185,6 +2181,7 @@
     </w:tbl>
     <w:p>
       <w:pPr>
+        <w:pStyle w:val="Normal"/>
         <w:rPr>
           <w:rFonts w:ascii="Arial" w:hAnsi="Arial"/>
         </w:rPr>
@@ -2199,55 +2196,70 @@
     <w:tbl>
       <w:tblPr>
         <w:tblW w:w="9813" w:type="dxa"/>
+        <w:jc w:val="left"/>
+        <w:tblInd w:w="0" w:type="dxa"/>
         <w:tblLayout w:type="fixed"/>
         <w:tblCellMar>
+          <w:top w:w="0" w:type="dxa"/>
           <w:left w:w="0" w:type="dxa"/>
+          <w:bottom w:w="0" w:type="dxa"/>
           <w:right w:w="0" w:type="dxa"/>
         </w:tblCellMar>
-        <w:tblLook w:val="0000" w:firstRow="0" w:lastRow="0" w:firstColumn="0" w:lastColumn="0" w:noHBand="0" w:noVBand="0"/>
+        <w:tblLook w:firstRow="0" w:noVBand="0" w:lastRow="0" w:firstColumn="0" w:lastColumn="0" w:noHBand="0" w:val="0000"/>
       </w:tblPr>
       <w:tblGrid>
-        <w:gridCol w:w="108"/>
+        <w:gridCol w:w="107"/>
         <w:gridCol w:w="217"/>
         <w:gridCol w:w="1200"/>
         <w:gridCol w:w="315"/>
         <w:gridCol w:w="315"/>
         <w:gridCol w:w="315"/>
         <w:gridCol w:w="315"/>
-        <w:gridCol w:w="2558"/>
+        <w:gridCol w:w="2559"/>
         <w:gridCol w:w="4296"/>
-        <w:gridCol w:w="174"/>
+        <w:gridCol w:w="173"/>
       </w:tblGrid>
       <w:tr>
         <w:trPr>
-          <w:gridAfter w:val="1"/>
-          <w:wAfter w:w="174" w:type="dxa"/>
-          <w:trHeight w:val="255"/>
+          <w:trHeight w:val="255" w:hRule="atLeast"/>
         </w:trPr>
         <w:tc>
           <w:tcPr>
-            <w:tcW w:w="108" w:type="dxa"/>
+            <w:tcW w:w="107" w:type="dxa"/>
+            <w:tcBorders/>
             <w:vAlign w:val="bottom"/>
           </w:tcPr>
           <w:p>
             <w:pPr>
-              <w:snapToGrid w:val="0"/>
-              <w:rPr>
-                <w:rFonts w:ascii="Arial" w:hAnsi="Arial"/>
-                <w:sz w:val="16"/>
-                <w:szCs w:val="16"/>
-              </w:rPr>
-            </w:pPr>
-          </w:p>
-        </w:tc>
-        <w:tc>
-          <w:tcPr>
-            <w:tcW w:w="9531" w:type="dxa"/>
+              <w:pStyle w:val="Normal"/>
+              <w:widowControl w:val="false"/>
+              <w:snapToGrid w:val="false"/>
+              <w:rPr>
+                <w:rFonts w:ascii="Arial" w:hAnsi="Arial"/>
+                <w:sz w:val="16"/>
+                <w:szCs w:val="16"/>
+              </w:rPr>
+            </w:pPr>
+            <w:r>
+              <w:rPr>
+                <w:rFonts w:ascii="Arial" w:hAnsi="Arial"/>
+                <w:sz w:val="16"/>
+                <w:szCs w:val="16"/>
+              </w:rPr>
+            </w:r>
+          </w:p>
+        </w:tc>
+        <w:tc>
+          <w:tcPr>
+            <w:tcW w:w="9532" w:type="dxa"/>
             <w:gridSpan w:val="8"/>
+            <w:tcBorders/>
             <w:vAlign w:val="bottom"/>
           </w:tcPr>
           <w:p>
             <w:pPr>
+              <w:pStyle w:val="Normal"/>
+              <w:widowControl w:val="false"/>
               <w:rPr>
                 <w:rFonts w:ascii="Arial" w:hAnsi="Arial"/>
                 <w:sz w:val="16"/>
@@ -2269,7 +2281,52 @@
                 <w:szCs w:val="16"/>
                 <w:lang w:val="en-US"/>
               </w:rPr>
-              <w:t>1</w:t>
+              <w:t>{{</w:t>
+            </w:r>
+            <w:r>
+              <w:rPr>
+                <w:rFonts w:ascii="Arial" w:hAnsi="Arial"/>
+                <w:sz w:val="16"/>
+                <w:szCs w:val="16"/>
+                <w:lang w:val="en-US"/>
+              </w:rPr>
+              <w:t xml:space="preserve"> </w:t>
+            </w:r>
+            <w:r>
+              <w:rPr>
+                <w:rFonts w:ascii="Arial" w:hAnsi="Arial"/>
+                <w:sz w:val="16"/>
+                <w:szCs w:val="16"/>
+                <w:lang w:val="ru-RU"/>
+              </w:rPr>
+              <w:t>c</w:t>
+            </w:r>
+            <w:r>
+              <w:rPr>
+                <w:rFonts w:ascii="Arial" w:hAnsi="Arial"/>
+                <w:sz w:val="16"/>
+                <w:szCs w:val="16"/>
+                <w:lang w:val="en-US"/>
+              </w:rPr>
+              <w:t>ount_items</w:t>
+            </w:r>
+            <w:r>
+              <w:rPr>
+                <w:rFonts w:ascii="Arial" w:hAnsi="Arial"/>
+                <w:sz w:val="16"/>
+                <w:szCs w:val="16"/>
+                <w:lang w:val="en-US"/>
+              </w:rPr>
+              <w:t xml:space="preserve"> </w:t>
+            </w:r>
+            <w:r>
+              <w:rPr>
+                <w:rFonts w:ascii="Arial" w:hAnsi="Arial"/>
+                <w:sz w:val="16"/>
+                <w:szCs w:val="16"/>
+                <w:lang w:val="en-US"/>
+              </w:rPr>
+              <w:t xml:space="preserve">}} </w:t>
             </w:r>
             <w:r>
               <w:rPr>
@@ -2278,37 +2335,66 @@
                 <w:szCs w:val="16"/>
               </w:rPr>
               <w:t>шт.</w:t>
+            </w:r>
+          </w:p>
+        </w:tc>
+        <w:tc>
+          <w:tcPr>
+            <w:tcW w:w="173" w:type="dxa"/>
+            <w:tcBorders/>
+          </w:tcPr>
+          <w:p>
+            <w:pPr>
+              <w:pStyle w:val="Normal"/>
+              <w:widowControl w:val="false"/>
+              <w:rPr/>
+            </w:pPr>
+            <w:r>
+              <w:rPr/>
             </w:r>
           </w:p>
         </w:tc>
       </w:tr>
       <w:tr>
         <w:trPr>
-          <w:trHeight w:val="255"/>
+          <w:trHeight w:val="255" w:hRule="atLeast"/>
         </w:trPr>
         <w:tc>
           <w:tcPr>
-            <w:tcW w:w="108" w:type="dxa"/>
+            <w:tcW w:w="107" w:type="dxa"/>
+            <w:tcBorders/>
             <w:vAlign w:val="bottom"/>
           </w:tcPr>
           <w:p>
             <w:pPr>
-              <w:snapToGrid w:val="0"/>
-              <w:rPr>
-                <w:rFonts w:ascii="Arial" w:hAnsi="Arial"/>
-                <w:sz w:val="16"/>
-                <w:szCs w:val="16"/>
-              </w:rPr>
-            </w:pPr>
+              <w:pStyle w:val="Normal"/>
+              <w:widowControl w:val="false"/>
+              <w:snapToGrid w:val="false"/>
+              <w:rPr>
+                <w:rFonts w:ascii="Arial" w:hAnsi="Arial"/>
+                <w:sz w:val="16"/>
+                <w:szCs w:val="16"/>
+              </w:rPr>
+            </w:pPr>
+            <w:r>
+              <w:rPr>
+                <w:rFonts w:ascii="Arial" w:hAnsi="Arial"/>
+                <w:sz w:val="16"/>
+                <w:szCs w:val="16"/>
+              </w:rPr>
+            </w:r>
           </w:p>
         </w:tc>
         <w:tc>
           <w:tcPr>
             <w:tcW w:w="9705" w:type="dxa"/>
             <w:gridSpan w:val="9"/>
-          </w:tcPr>
-          <w:p>
-            <w:pPr>
+            <w:tcBorders/>
+          </w:tcPr>
+          <w:p>
+            <w:pPr>
+              <w:pStyle w:val="Normal"/>
+              <w:widowControl w:val="false"/>
               <w:rPr>
                 <w:rFonts w:ascii="Arial" w:hAnsi="Arial"/>
                 <w:sz w:val="16"/>
@@ -2351,38 +2437,14 @@
                 <w:szCs w:val="16"/>
                 <w:lang w:val="en-US"/>
               </w:rPr>
-              <w:t xml:space="preserve">{{ </w:t>
-            </w:r>
-            <w:proofErr w:type="spellStart"/>
-            <w:r>
-              <w:rPr>
-                <w:rFonts w:ascii="Arial" w:hAnsi="Arial"/>
-                <w:b/>
-                <w:sz w:val="16"/>
-                <w:szCs w:val="16"/>
-                <w:lang w:val="en-US"/>
-              </w:rPr>
-              <w:t>propis</w:t>
-            </w:r>
-            <w:proofErr w:type="spellEnd"/>
-            <w:r>
-              <w:rPr>
-                <w:rFonts w:ascii="Arial" w:hAnsi="Arial"/>
-                <w:b/>
-                <w:sz w:val="16"/>
-                <w:szCs w:val="16"/>
-                <w:lang w:val="en-US"/>
-              </w:rPr>
-              <w:t xml:space="preserve"> }}</w:t>
+              <w:t>{{ propis }}</w:t>
             </w:r>
           </w:p>
         </w:tc>
       </w:tr>
       <w:tr>
         <w:trPr>
-          <w:gridAfter w:val="1"/>
-          <w:wAfter w:w="174" w:type="dxa"/>
-          <w:trHeight w:val="140"/>
+          <w:trHeight w:val="140" w:hRule="atLeast"/>
         </w:trPr>
         <w:tc>
           <w:tcPr>
@@ -2395,77 +2457,374 @@
           </w:tcPr>
           <w:p>
             <w:pPr>
-              <w:snapToGrid w:val="0"/>
-              <w:rPr>
-                <w:rFonts w:ascii="Arial" w:hAnsi="Arial"/>
-                <w:sz w:val="16"/>
-              </w:rPr>
-            </w:pPr>
+              <w:pStyle w:val="Normal"/>
+              <w:widowControl w:val="false"/>
+              <w:snapToGrid w:val="false"/>
+              <w:rPr>
+                <w:rFonts w:ascii="Arial" w:hAnsi="Arial"/>
+                <w:sz w:val="16"/>
+              </w:rPr>
+            </w:pPr>
+            <w:r>
+              <w:rPr>
+                <w:rFonts w:ascii="Arial" w:hAnsi="Arial"/>
+                <w:sz w:val="16"/>
+              </w:rPr>
+            </w:r>
+          </w:p>
+        </w:tc>
+        <w:tc>
+          <w:tcPr>
+            <w:tcW w:w="173" w:type="dxa"/>
+            <w:tcBorders/>
+          </w:tcPr>
+          <w:p>
+            <w:pPr>
+              <w:pStyle w:val="Normal"/>
+              <w:widowControl w:val="false"/>
+              <w:rPr/>
+            </w:pPr>
+            <w:r>
+              <w:rPr/>
+            </w:r>
           </w:p>
         </w:tc>
       </w:tr>
       <w:tr>
         <w:trPr>
-          <w:gridAfter w:val="8"/>
-          <w:wAfter w:w="9488" w:type="dxa"/>
-          <w:trHeight w:val="140"/>
+          <w:trHeight w:val="140" w:hRule="atLeast"/>
         </w:trPr>
         <w:tc>
           <w:tcPr>
-            <w:tcW w:w="325" w:type="dxa"/>
+            <w:tcW w:w="324" w:type="dxa"/>
             <w:gridSpan w:val="2"/>
+            <w:tcBorders/>
             <w:vAlign w:val="bottom"/>
           </w:tcPr>
           <w:p>
             <w:pPr>
-              <w:snapToGrid w:val="0"/>
-              <w:rPr>
-                <w:rFonts w:ascii="Arial" w:hAnsi="Arial"/>
-                <w:b/>
-                <w:sz w:val="16"/>
-              </w:rPr>
-            </w:pPr>
+              <w:pStyle w:val="Normal"/>
+              <w:widowControl w:val="false"/>
+              <w:snapToGrid w:val="false"/>
+              <w:rPr>
+                <w:rFonts w:ascii="Arial" w:hAnsi="Arial"/>
+                <w:b/>
+                <w:sz w:val="16"/>
+              </w:rPr>
+            </w:pPr>
+            <w:r>
+              <w:rPr>
+                <w:rFonts w:ascii="Arial" w:hAnsi="Arial"/>
+                <w:b/>
+                <w:sz w:val="16"/>
+              </w:rPr>
+            </w:r>
+          </w:p>
+        </w:tc>
+        <w:tc>
+          <w:tcPr>
+            <w:tcW w:w="1200" w:type="dxa"/>
+            <w:tcBorders/>
+          </w:tcPr>
+          <w:p>
+            <w:pPr>
+              <w:pStyle w:val="Normal"/>
+              <w:widowControl w:val="false"/>
+              <w:rPr/>
+            </w:pPr>
+            <w:r>
+              <w:rPr/>
+            </w:r>
+          </w:p>
+        </w:tc>
+        <w:tc>
+          <w:tcPr>
+            <w:tcW w:w="315" w:type="dxa"/>
+            <w:tcBorders/>
+          </w:tcPr>
+          <w:p>
+            <w:pPr>
+              <w:pStyle w:val="Normal"/>
+              <w:widowControl w:val="false"/>
+              <w:rPr/>
+            </w:pPr>
+            <w:r>
+              <w:rPr/>
+            </w:r>
+          </w:p>
+        </w:tc>
+        <w:tc>
+          <w:tcPr>
+            <w:tcW w:w="315" w:type="dxa"/>
+            <w:tcBorders/>
+          </w:tcPr>
+          <w:p>
+            <w:pPr>
+              <w:pStyle w:val="Normal"/>
+              <w:widowControl w:val="false"/>
+              <w:rPr/>
+            </w:pPr>
+            <w:r>
+              <w:rPr/>
+            </w:r>
+          </w:p>
+        </w:tc>
+        <w:tc>
+          <w:tcPr>
+            <w:tcW w:w="315" w:type="dxa"/>
+            <w:tcBorders/>
+          </w:tcPr>
+          <w:p>
+            <w:pPr>
+              <w:pStyle w:val="Normal"/>
+              <w:widowControl w:val="false"/>
+              <w:rPr/>
+            </w:pPr>
+            <w:r>
+              <w:rPr/>
+            </w:r>
+          </w:p>
+        </w:tc>
+        <w:tc>
+          <w:tcPr>
+            <w:tcW w:w="315" w:type="dxa"/>
+            <w:tcBorders/>
+          </w:tcPr>
+          <w:p>
+            <w:pPr>
+              <w:pStyle w:val="Normal"/>
+              <w:widowControl w:val="false"/>
+              <w:rPr/>
+            </w:pPr>
+            <w:r>
+              <w:rPr/>
+            </w:r>
+          </w:p>
+        </w:tc>
+        <w:tc>
+          <w:tcPr>
+            <w:tcW w:w="2559" w:type="dxa"/>
+            <w:tcBorders/>
+          </w:tcPr>
+          <w:p>
+            <w:pPr>
+              <w:pStyle w:val="Normal"/>
+              <w:widowControl w:val="false"/>
+              <w:rPr/>
+            </w:pPr>
+            <w:r>
+              <w:rPr/>
+            </w:r>
+          </w:p>
+        </w:tc>
+        <w:tc>
+          <w:tcPr>
+            <w:tcW w:w="4296" w:type="dxa"/>
+            <w:tcBorders/>
+          </w:tcPr>
+          <w:p>
+            <w:pPr>
+              <w:pStyle w:val="Normal"/>
+              <w:widowControl w:val="false"/>
+              <w:rPr/>
+            </w:pPr>
+            <w:r>
+              <w:rPr/>
+            </w:r>
+          </w:p>
+        </w:tc>
+        <w:tc>
+          <w:tcPr>
+            <w:tcW w:w="173" w:type="dxa"/>
+            <w:tcBorders/>
+          </w:tcPr>
+          <w:p>
+            <w:pPr>
+              <w:pStyle w:val="Normal"/>
+              <w:widowControl w:val="false"/>
+              <w:rPr/>
+            </w:pPr>
+            <w:r>
+              <w:rPr/>
+            </w:r>
           </w:p>
         </w:tc>
       </w:tr>
       <w:tr>
         <w:trPr>
-          <w:gridAfter w:val="8"/>
-          <w:wAfter w:w="9488" w:type="dxa"/>
-          <w:trHeight w:val="140"/>
+          <w:trHeight w:val="140" w:hRule="atLeast"/>
         </w:trPr>
         <w:tc>
           <w:tcPr>
-            <w:tcW w:w="325" w:type="dxa"/>
+            <w:tcW w:w="324" w:type="dxa"/>
             <w:gridSpan w:val="2"/>
+            <w:tcBorders/>
             <w:vAlign w:val="bottom"/>
           </w:tcPr>
           <w:p>
             <w:pPr>
-              <w:snapToGrid w:val="0"/>
-              <w:rPr>
-                <w:rFonts w:ascii="Arial" w:hAnsi="Arial"/>
-                <w:b/>
-                <w:sz w:val="16"/>
-              </w:rPr>
-            </w:pPr>
+              <w:pStyle w:val="Normal"/>
+              <w:widowControl w:val="false"/>
+              <w:snapToGrid w:val="false"/>
+              <w:rPr>
+                <w:rFonts w:ascii="Arial" w:hAnsi="Arial"/>
+                <w:b/>
+                <w:sz w:val="16"/>
+              </w:rPr>
+            </w:pPr>
+            <w:r>
+              <w:rPr>
+                <w:rFonts w:ascii="Arial" w:hAnsi="Arial"/>
+                <w:b/>
+                <w:sz w:val="16"/>
+              </w:rPr>
+            </w:r>
+          </w:p>
+        </w:tc>
+        <w:tc>
+          <w:tcPr>
+            <w:tcW w:w="1200" w:type="dxa"/>
+            <w:tcBorders/>
+          </w:tcPr>
+          <w:p>
+            <w:pPr>
+              <w:pStyle w:val="Normal"/>
+              <w:widowControl w:val="false"/>
+              <w:rPr/>
+            </w:pPr>
+            <w:r>
+              <w:rPr/>
+            </w:r>
+          </w:p>
+        </w:tc>
+        <w:tc>
+          <w:tcPr>
+            <w:tcW w:w="315" w:type="dxa"/>
+            <w:tcBorders/>
+          </w:tcPr>
+          <w:p>
+            <w:pPr>
+              <w:pStyle w:val="Normal"/>
+              <w:widowControl w:val="false"/>
+              <w:rPr/>
+            </w:pPr>
+            <w:r>
+              <w:rPr/>
+            </w:r>
+          </w:p>
+        </w:tc>
+        <w:tc>
+          <w:tcPr>
+            <w:tcW w:w="315" w:type="dxa"/>
+            <w:tcBorders/>
+          </w:tcPr>
+          <w:p>
+            <w:pPr>
+              <w:pStyle w:val="Normal"/>
+              <w:widowControl w:val="false"/>
+              <w:rPr/>
+            </w:pPr>
+            <w:r>
+              <w:rPr/>
+            </w:r>
+          </w:p>
+        </w:tc>
+        <w:tc>
+          <w:tcPr>
+            <w:tcW w:w="315" w:type="dxa"/>
+            <w:tcBorders/>
+          </w:tcPr>
+          <w:p>
+            <w:pPr>
+              <w:pStyle w:val="Normal"/>
+              <w:widowControl w:val="false"/>
+              <w:rPr/>
+            </w:pPr>
+            <w:r>
+              <w:rPr/>
+            </w:r>
+          </w:p>
+        </w:tc>
+        <w:tc>
+          <w:tcPr>
+            <w:tcW w:w="315" w:type="dxa"/>
+            <w:tcBorders/>
+          </w:tcPr>
+          <w:p>
+            <w:pPr>
+              <w:pStyle w:val="Normal"/>
+              <w:widowControl w:val="false"/>
+              <w:rPr/>
+            </w:pPr>
+            <w:r>
+              <w:rPr/>
+            </w:r>
+          </w:p>
+        </w:tc>
+        <w:tc>
+          <w:tcPr>
+            <w:tcW w:w="2559" w:type="dxa"/>
+            <w:tcBorders/>
+          </w:tcPr>
+          <w:p>
+            <w:pPr>
+              <w:pStyle w:val="Normal"/>
+              <w:widowControl w:val="false"/>
+              <w:rPr/>
+            </w:pPr>
+            <w:r>
+              <w:rPr/>
+            </w:r>
+          </w:p>
+        </w:tc>
+        <w:tc>
+          <w:tcPr>
+            <w:tcW w:w="4296" w:type="dxa"/>
+            <w:tcBorders/>
+          </w:tcPr>
+          <w:p>
+            <w:pPr>
+              <w:pStyle w:val="Normal"/>
+              <w:widowControl w:val="false"/>
+              <w:rPr/>
+            </w:pPr>
+            <w:r>
+              <w:rPr/>
+            </w:r>
+          </w:p>
+        </w:tc>
+        <w:tc>
+          <w:tcPr>
+            <w:tcW w:w="173" w:type="dxa"/>
+            <w:tcBorders/>
+          </w:tcPr>
+          <w:p>
+            <w:pPr>
+              <w:pStyle w:val="Normal"/>
+              <w:widowControl w:val="false"/>
+              <w:rPr/>
+            </w:pPr>
+            <w:r>
+              <w:rPr/>
+            </w:r>
           </w:p>
         </w:tc>
       </w:tr>
       <w:tr>
         <w:trPr>
-          <w:gridAfter w:val="2"/>
-          <w:wAfter w:w="4470" w:type="dxa"/>
-          <w:trHeight w:val="255"/>
+          <w:trHeight w:val="255" w:hRule="atLeast"/>
         </w:trPr>
         <w:tc>
           <w:tcPr>
-            <w:tcW w:w="1525" w:type="dxa"/>
+            <w:tcW w:w="1524" w:type="dxa"/>
             <w:gridSpan w:val="3"/>
+            <w:tcBorders/>
             <w:vAlign w:val="bottom"/>
           </w:tcPr>
           <w:p>
             <w:pPr>
+              <w:pStyle w:val="Normal"/>
+              <w:widowControl w:val="false"/>
               <w:rPr>
                 <w:rFonts w:ascii="Arial" w:hAnsi="Arial"/>
                 <w:b/>
@@ -2494,12 +2853,20 @@
           </w:tcPr>
           <w:p>
             <w:pPr>
-              <w:snapToGrid w:val="0"/>
-              <w:rPr>
-                <w:rFonts w:ascii="Arial" w:hAnsi="Arial"/>
-                <w:sz w:val="16"/>
-              </w:rPr>
-            </w:pPr>
+              <w:pStyle w:val="Normal"/>
+              <w:widowControl w:val="false"/>
+              <w:snapToGrid w:val="false"/>
+              <w:rPr>
+                <w:rFonts w:ascii="Arial" w:hAnsi="Arial"/>
+                <w:sz w:val="16"/>
+              </w:rPr>
+            </w:pPr>
+            <w:r>
+              <w:rPr>
+                <w:rFonts w:ascii="Arial" w:hAnsi="Arial"/>
+                <w:sz w:val="16"/>
+              </w:rPr>
+            </w:r>
           </w:p>
         </w:tc>
         <w:tc>
@@ -2512,12 +2879,20 @@
           </w:tcPr>
           <w:p>
             <w:pPr>
-              <w:snapToGrid w:val="0"/>
-              <w:rPr>
-                <w:rFonts w:ascii="Arial" w:hAnsi="Arial"/>
-                <w:sz w:val="16"/>
-              </w:rPr>
-            </w:pPr>
+              <w:pStyle w:val="Normal"/>
+              <w:widowControl w:val="false"/>
+              <w:snapToGrid w:val="false"/>
+              <w:rPr>
+                <w:rFonts w:ascii="Arial" w:hAnsi="Arial"/>
+                <w:sz w:val="16"/>
+              </w:rPr>
+            </w:pPr>
+            <w:r>
+              <w:rPr>
+                <w:rFonts w:ascii="Arial" w:hAnsi="Arial"/>
+                <w:sz w:val="16"/>
+              </w:rPr>
+            </w:r>
           </w:p>
         </w:tc>
         <w:tc>
@@ -2530,12 +2905,20 @@
           </w:tcPr>
           <w:p>
             <w:pPr>
-              <w:snapToGrid w:val="0"/>
-              <w:rPr>
-                <w:rFonts w:ascii="Arial" w:hAnsi="Arial"/>
-                <w:sz w:val="16"/>
-              </w:rPr>
-            </w:pPr>
+              <w:pStyle w:val="Normal"/>
+              <w:widowControl w:val="false"/>
+              <w:snapToGrid w:val="false"/>
+              <w:rPr>
+                <w:rFonts w:ascii="Arial" w:hAnsi="Arial"/>
+                <w:sz w:val="16"/>
+              </w:rPr>
+            </w:pPr>
+            <w:r>
+              <w:rPr>
+                <w:rFonts w:ascii="Arial" w:hAnsi="Arial"/>
+                <w:sz w:val="16"/>
+              </w:rPr>
+            </w:r>
           </w:p>
         </w:tc>
         <w:tc>
@@ -2548,17 +2931,25 @@
           </w:tcPr>
           <w:p>
             <w:pPr>
-              <w:snapToGrid w:val="0"/>
-              <w:rPr>
-                <w:rFonts w:ascii="Arial" w:hAnsi="Arial"/>
-                <w:sz w:val="16"/>
-              </w:rPr>
-            </w:pPr>
-          </w:p>
-        </w:tc>
-        <w:tc>
-          <w:tcPr>
-            <w:tcW w:w="2558" w:type="dxa"/>
+              <w:pStyle w:val="Normal"/>
+              <w:widowControl w:val="false"/>
+              <w:snapToGrid w:val="false"/>
+              <w:rPr>
+                <w:rFonts w:ascii="Arial" w:hAnsi="Arial"/>
+                <w:sz w:val="16"/>
+              </w:rPr>
+            </w:pPr>
+            <w:r>
+              <w:rPr>
+                <w:rFonts w:ascii="Arial" w:hAnsi="Arial"/>
+                <w:sz w:val="16"/>
+              </w:rPr>
+            </w:r>
+          </w:p>
+        </w:tc>
+        <w:tc>
+          <w:tcPr>
+            <w:tcW w:w="2559" w:type="dxa"/>
             <w:tcBorders>
               <w:bottom w:val="single" w:sz="4" w:space="0" w:color="000000"/>
             </w:tcBorders>
@@ -2566,37 +2957,53 @@
           </w:tcPr>
           <w:p>
             <w:pPr>
-              <w:rPr>
-                <w:rFonts w:ascii="Arial" w:hAnsi="Arial"/>
-                <w:sz w:val="16"/>
-                <w:lang w:val="en-US"/>
-              </w:rPr>
-            </w:pPr>
-            <w:r>
-              <w:rPr>
-                <w:rFonts w:ascii="Arial" w:hAnsi="Arial"/>
-                <w:sz w:val="16"/>
-                <w:lang w:val="en-US"/>
-              </w:rPr>
-              <w:t xml:space="preserve">{{ </w:t>
-            </w:r>
-            <w:proofErr w:type="spellStart"/>
-            <w:r>
-              <w:rPr>
-                <w:rFonts w:ascii="Arial" w:hAnsi="Arial"/>
-                <w:sz w:val="16"/>
-                <w:lang w:val="en-US"/>
-              </w:rPr>
-              <w:t>ruk</w:t>
-            </w:r>
-            <w:proofErr w:type="spellEnd"/>
-            <w:r>
-              <w:rPr>
-                <w:rFonts w:ascii="Arial" w:hAnsi="Arial"/>
-                <w:sz w:val="16"/>
-                <w:lang w:val="en-US"/>
-              </w:rPr>
-              <w:t xml:space="preserve"> }}</w:t>
+              <w:pStyle w:val="Normal"/>
+              <w:widowControl w:val="false"/>
+              <w:rPr>
+                <w:rFonts w:ascii="Arial" w:hAnsi="Arial"/>
+                <w:sz w:val="16"/>
+                <w:lang w:val="en-US"/>
+              </w:rPr>
+            </w:pPr>
+            <w:r>
+              <w:rPr>
+                <w:rFonts w:ascii="Arial" w:hAnsi="Arial"/>
+                <w:sz w:val="16"/>
+                <w:lang w:val="en-US"/>
+              </w:rPr>
+              <w:t>{{ ruk }}</w:t>
+            </w:r>
+          </w:p>
+        </w:tc>
+        <w:tc>
+          <w:tcPr>
+            <w:tcW w:w="4296" w:type="dxa"/>
+            <w:tcBorders/>
+          </w:tcPr>
+          <w:p>
+            <w:pPr>
+              <w:pStyle w:val="Normal"/>
+              <w:widowControl w:val="false"/>
+              <w:rPr/>
+            </w:pPr>
+            <w:r>
+              <w:rPr/>
+            </w:r>
+          </w:p>
+        </w:tc>
+        <w:tc>
+          <w:tcPr>
+            <w:tcW w:w="173" w:type="dxa"/>
+            <w:tcBorders/>
+          </w:tcPr>
+          <w:p>
+            <w:pPr>
+              <w:pStyle w:val="Normal"/>
+              <w:widowControl w:val="false"/>
+              <w:rPr/>
+            </w:pPr>
+            <w:r>
+              <w:rPr/>
             </w:r>
           </w:p>
         </w:tc>
@@ -2604,31 +3011,38 @@
     </w:tbl>
     <w:p>
       <w:pPr>
+        <w:pStyle w:val="Normal"/>
         <w:rPr>
           <w:rFonts w:ascii="Arial" w:hAnsi="Arial"/>
           <w:lang w:val="en-US"/>
         </w:rPr>
       </w:pPr>
+      <w:r>
+        <w:rPr/>
+      </w:r>
       <w:bookmarkStart w:id="0" w:name="_GoBack"/>
-      <w:bookmarkEnd w:id="0"/>
+      <w:bookmarkStart w:id="1" w:name="_GoBack"/>
+      <w:bookmarkEnd w:id="1"/>
     </w:p>
     <w:sectPr>
+      <w:type w:val="nextPage"/>
       <w:pgSz w:w="11906" w:h="16838"/>
-      <w:pgMar w:top="1134" w:right="1134" w:bottom="1134" w:left="1134" w:header="0" w:footer="0" w:gutter="0"/>
-      <w:cols w:space="720"/>
-      <w:formProt w:val="0"/>
-      <w:docGrid w:linePitch="100"/>
+      <w:pgMar w:left="1134" w:right="1134" w:gutter="0" w:header="0" w:top="1134" w:footer="0" w:bottom="1134"/>
+      <w:pgNumType w:fmt="decimal"/>
+      <w:formProt w:val="false"/>
+      <w:textDirection w:val="lrTb"/>
+      <w:docGrid w:type="default" w:linePitch="100" w:charSpace="0"/>
     </w:sectPr>
   </w:body>
 </w:document>
 </file>
 
 <file path=word/styles.xml><?xml version="1.0" encoding="utf-8"?>
-<w:styles xmlns:mc="http://schemas.openxmlformats.org/markup-compatibility/2006" xmlns:r="http://schemas.openxmlformats.org/officeDocument/2006/relationships" xmlns:w="http://schemas.openxmlformats.org/wordprocessingml/2006/main" xmlns:w14="http://schemas.microsoft.com/office/word/2010/wordml" xmlns:w15="http://schemas.microsoft.com/office/word/2012/wordml" xmlns:w16se="http://schemas.microsoft.com/office/word/2015/wordml/symex" mc:Ignorable="w14 w15 w16se">
+<w:styles xmlns:w="http://schemas.openxmlformats.org/wordprocessingml/2006/main" xmlns:w14="http://schemas.microsoft.com/office/word/2010/wordml" xmlns:mc="http://schemas.openxmlformats.org/markup-compatibility/2006" mc:Ignorable="w14">
   <w:docDefaults>
     <w:rPrDefault>
       <w:rPr>
-        <w:rFonts w:ascii="Liberation Serif" w:eastAsia="NSimSun" w:hAnsi="Liberation Serif" w:cs="Arial"/>
+        <w:rFonts w:ascii="Liberation Serif" w:hAnsi="Liberation Serif" w:eastAsia="NSimSun" w:cs="Arial"/>
         <w:kern w:val="2"/>
         <w:sz w:val="24"/>
         <w:szCs w:val="24"/>
@@ -2637,21 +3051,21 @@
     </w:rPrDefault>
     <w:pPrDefault>
       <w:pPr>
-        <w:suppressAutoHyphens/>
+        <w:suppressAutoHyphens w:val="true"/>
       </w:pPr>
     </w:pPrDefault>
   </w:docDefaults>
   <w:latentStyles w:defLockedState="0" w:defUIPriority="99" w:defSemiHidden="0" w:defUnhideWhenUsed="0" w:defQFormat="0" w:count="371">
     <w:lsdException w:name="Normal" w:uiPriority="0" w:qFormat="1"/>
     <w:lsdException w:name="heading 1" w:uiPriority="9" w:qFormat="1"/>
-    <w:lsdException w:name="heading 2" w:semiHidden="1" w:uiPriority="9" w:unhideWhenUsed="1" w:qFormat="1"/>
-    <w:lsdException w:name="heading 3" w:semiHidden="1" w:uiPriority="9" w:unhideWhenUsed="1" w:qFormat="1"/>
-    <w:lsdException w:name="heading 4" w:semiHidden="1" w:uiPriority="9" w:unhideWhenUsed="1" w:qFormat="1"/>
-    <w:lsdException w:name="heading 5" w:semiHidden="1" w:uiPriority="9" w:unhideWhenUsed="1" w:qFormat="1"/>
-    <w:lsdException w:name="heading 6" w:semiHidden="1" w:uiPriority="9" w:unhideWhenUsed="1" w:qFormat="1"/>
-    <w:lsdException w:name="heading 7" w:semiHidden="1" w:uiPriority="9" w:unhideWhenUsed="1" w:qFormat="1"/>
-    <w:lsdException w:name="heading 8" w:semiHidden="1" w:uiPriority="9" w:unhideWhenUsed="1" w:qFormat="1"/>
-    <w:lsdException w:name="heading 9" w:semiHidden="1" w:uiPriority="9" w:unhideWhenUsed="1" w:qFormat="1"/>
+    <w:lsdException w:name="heading 2" w:uiPriority="9" w:semiHidden="1" w:unhideWhenUsed="1" w:qFormat="1"/>
+    <w:lsdException w:name="heading 3" w:uiPriority="9" w:semiHidden="1" w:unhideWhenUsed="1" w:qFormat="1"/>
+    <w:lsdException w:name="heading 4" w:uiPriority="9" w:semiHidden="1" w:unhideWhenUsed="1" w:qFormat="1"/>
+    <w:lsdException w:name="heading 5" w:uiPriority="9" w:semiHidden="1" w:unhideWhenUsed="1" w:qFormat="1"/>
+    <w:lsdException w:name="heading 6" w:uiPriority="9" w:semiHidden="1" w:unhideWhenUsed="1" w:qFormat="1"/>
+    <w:lsdException w:name="heading 7" w:uiPriority="9" w:semiHidden="1" w:unhideWhenUsed="1" w:qFormat="1"/>
+    <w:lsdException w:name="heading 8" w:uiPriority="9" w:semiHidden="1" w:unhideWhenUsed="1" w:qFormat="1"/>
+    <w:lsdException w:name="heading 9" w:uiPriority="9" w:semiHidden="1" w:unhideWhenUsed="1" w:qFormat="1"/>
     <w:lsdException w:name="index 1" w:semiHidden="1" w:unhideWhenUsed="1"/>
     <w:lsdException w:name="index 2" w:semiHidden="1" w:unhideWhenUsed="1"/>
     <w:lsdException w:name="index 3" w:semiHidden="1" w:unhideWhenUsed="1"/>
@@ -2661,22 +3075,22 @@
     <w:lsdException w:name="index 7" w:semiHidden="1" w:unhideWhenUsed="1"/>
     <w:lsdException w:name="index 8" w:semiHidden="1" w:unhideWhenUsed="1"/>
     <w:lsdException w:name="index 9" w:semiHidden="1" w:unhideWhenUsed="1"/>
-    <w:lsdException w:name="toc 1" w:semiHidden="1" w:uiPriority="39" w:unhideWhenUsed="1"/>
-    <w:lsdException w:name="toc 2" w:semiHidden="1" w:uiPriority="39" w:unhideWhenUsed="1"/>
-    <w:lsdException w:name="toc 3" w:semiHidden="1" w:uiPriority="39" w:unhideWhenUsed="1"/>
-    <w:lsdException w:name="toc 4" w:semiHidden="1" w:uiPriority="39" w:unhideWhenUsed="1"/>
-    <w:lsdException w:name="toc 5" w:semiHidden="1" w:uiPriority="39" w:unhideWhenUsed="1"/>
-    <w:lsdException w:name="toc 6" w:semiHidden="1" w:uiPriority="39" w:unhideWhenUsed="1"/>
-    <w:lsdException w:name="toc 7" w:semiHidden="1" w:uiPriority="39" w:unhideWhenUsed="1"/>
-    <w:lsdException w:name="toc 8" w:semiHidden="1" w:uiPriority="39" w:unhideWhenUsed="1"/>
-    <w:lsdException w:name="toc 9" w:semiHidden="1" w:uiPriority="39" w:unhideWhenUsed="1"/>
+    <w:lsdException w:name="toc 1" w:uiPriority="39" w:semiHidden="1" w:unhideWhenUsed="1"/>
+    <w:lsdException w:name="toc 2" w:uiPriority="39" w:semiHidden="1" w:unhideWhenUsed="1"/>
+    <w:lsdException w:name="toc 3" w:uiPriority="39" w:semiHidden="1" w:unhideWhenUsed="1"/>
+    <w:lsdException w:name="toc 4" w:uiPriority="39" w:semiHidden="1" w:unhideWhenUsed="1"/>
+    <w:lsdException w:name="toc 5" w:uiPriority="39" w:semiHidden="1" w:unhideWhenUsed="1"/>
+    <w:lsdException w:name="toc 6" w:uiPriority="39" w:semiHidden="1" w:unhideWhenUsed="1"/>
+    <w:lsdException w:name="toc 7" w:uiPriority="39" w:semiHidden="1" w:unhideWhenUsed="1"/>
+    <w:lsdException w:name="toc 8" w:uiPriority="39" w:semiHidden="1" w:unhideWhenUsed="1"/>
+    <w:lsdException w:name="toc 9" w:uiPriority="39" w:semiHidden="1" w:unhideWhenUsed="1"/>
     <w:lsdException w:name="Normal Indent" w:semiHidden="1" w:unhideWhenUsed="1"/>
     <w:lsdException w:name="footnote text" w:semiHidden="1" w:unhideWhenUsed="1"/>
     <w:lsdException w:name="annotation text" w:semiHidden="1" w:unhideWhenUsed="1"/>
     <w:lsdException w:name="header" w:semiHidden="1" w:unhideWhenUsed="1"/>
     <w:lsdException w:name="footer" w:semiHidden="1" w:unhideWhenUsed="1"/>
     <w:lsdException w:name="index heading" w:semiHidden="1" w:unhideWhenUsed="1"/>
-    <w:lsdException w:name="caption" w:semiHidden="1" w:uiPriority="35" w:unhideWhenUsed="1" w:qFormat="1"/>
+    <w:lsdException w:name="caption" w:uiPriority="35" w:semiHidden="1" w:unhideWhenUsed="1" w:qFormat="1"/>
     <w:lsdException w:name="table of figures" w:semiHidden="1" w:unhideWhenUsed="1"/>
     <w:lsdException w:name="envelope address" w:semiHidden="1" w:unhideWhenUsed="1"/>
     <w:lsdException w:name="envelope return" w:semiHidden="1" w:unhideWhenUsed="1"/>
@@ -2707,7 +3121,7 @@
     <w:lsdException w:name="Title" w:uiPriority="10" w:qFormat="1"/>
     <w:lsdException w:name="Closing" w:semiHidden="1" w:unhideWhenUsed="1"/>
     <w:lsdException w:name="Signature" w:semiHidden="1" w:unhideWhenUsed="1"/>
-    <w:lsdException w:name="Default Paragraph Font" w:semiHidden="1" w:uiPriority="1" w:unhideWhenUsed="1"/>
+    <w:lsdException w:name="Default Paragraph Font" w:uiPriority="1" w:semiHidden="1" w:unhideWhenUsed="1"/>
     <w:lsdException w:name="Body Text" w:semiHidden="1" w:unhideWhenUsed="1"/>
     <w:lsdException w:name="Body Text Indent" w:semiHidden="1" w:unhideWhenUsed="1"/>
     <w:lsdException w:name="List Continue" w:semiHidden="1" w:unhideWhenUsed="1"/>
@@ -2907,8 +3321,8 @@
     <w:lsdException w:name="Subtle Reference" w:uiPriority="31" w:qFormat="1"/>
     <w:lsdException w:name="Intense Reference" w:uiPriority="32" w:qFormat="1"/>
     <w:lsdException w:name="Book Title" w:uiPriority="33" w:qFormat="1"/>
-    <w:lsdException w:name="Bibliography" w:semiHidden="1" w:uiPriority="37" w:unhideWhenUsed="1"/>
-    <w:lsdException w:name="TOC Heading" w:semiHidden="1" w:uiPriority="39" w:unhideWhenUsed="1" w:qFormat="1"/>
+    <w:lsdException w:name="Bibliography" w:uiPriority="37" w:semiHidden="1" w:unhideWhenUsed="1"/>
+    <w:lsdException w:name="TOC Heading" w:uiPriority="39" w:semiHidden="1" w:unhideWhenUsed="1" w:qFormat="1"/>
     <w:lsdException w:name="Plain Table 1" w:uiPriority="41"/>
     <w:lsdException w:name="Plain Table 2" w:uiPriority="42"/>
     <w:lsdException w:name="Plain Table 3" w:uiPriority="43"/>
@@ -3014,66 +3428,107 @@
     <w:lsdException w:name="List Table 6 Colorful Accent 6" w:uiPriority="51"/>
     <w:lsdException w:name="List Table 7 Colorful Accent 6" w:uiPriority="52"/>
   </w:latentStyles>
-  <w:style w:type="paragraph" w:default="1" w:styleId="a">
+  <w:style w:type="paragraph" w:styleId="Normal" w:default="1">
     <w:name w:val="Normal"/>
     <w:qFormat/>
+    <w:pPr>
+      <w:widowControl/>
+      <w:suppressAutoHyphens w:val="true"/>
+      <w:bidi w:val="0"/>
+      <w:spacing w:before="0" w:after="0"/>
+      <w:jc w:val="left"/>
+    </w:pPr>
+    <w:rPr>
+      <w:rFonts w:ascii="Liberation Serif" w:hAnsi="Liberation Serif" w:eastAsia="NSimSun" w:cs="Arial"/>
+      <w:color w:val="auto"/>
+      <w:kern w:val="2"/>
+      <w:sz w:val="24"/>
+      <w:szCs w:val="24"/>
+      <w:lang w:val="ru-RU" w:eastAsia="zh-CN" w:bidi="hi-IN"/>
+    </w:rPr>
   </w:style>
-  <w:style w:type="character" w:default="1" w:styleId="a0">
+  <w:style w:type="character" w:styleId="DefaultParagraphFont" w:default="1">
     <w:name w:val="Default Paragraph Font"/>
     <w:uiPriority w:val="1"/>
     <w:semiHidden/>
     <w:unhideWhenUsed/>
+    <w:qFormat/>
+    <w:rPr/>
   </w:style>
-  <w:style w:type="table" w:default="1" w:styleId="a1">
-    <w:name w:val="Normal Table"/>
-    <w:uiPriority w:val="99"/>
-    <w:semiHidden/>
-    <w:unhideWhenUsed/>
-    <w:tblPr>
-      <w:tblInd w:w="0" w:type="dxa"/>
-      <w:tblCellMar>
-        <w:top w:w="0" w:type="dxa"/>
-        <w:left w:w="108" w:type="dxa"/>
-        <w:bottom w:w="0" w:type="dxa"/>
-        <w:right w:w="108" w:type="dxa"/>
-      </w:tblCellMar>
-    </w:tblPr>
-  </w:style>
-  <w:style w:type="numbering" w:default="1" w:styleId="a2">
-    <w:name w:val="No List"/>
-    <w:uiPriority w:val="99"/>
-    <w:semiHidden/>
-    <w:unhideWhenUsed/>
-  </w:style>
-  <w:style w:type="paragraph" w:customStyle="1" w:styleId="1">
-    <w:name w:val="Заголовок1"/>
-    <w:basedOn w:val="a"/>
-    <w:next w:val="a3"/>
+  <w:style w:type="paragraph" w:styleId="Style14">
+    <w:name w:val="Заголовок"/>
+    <w:basedOn w:val="Normal"/>
+    <w:next w:val="Style15"/>
     <w:qFormat/>
     <w:pPr>
-      <w:keepNext/>
+      <w:keepNext w:val="true"/>
       <w:spacing w:before="240" w:after="120"/>
     </w:pPr>
     <w:rPr>
-      <w:rFonts w:ascii="Liberation Sans" w:eastAsia="Microsoft YaHei" w:hAnsi="Liberation Sans"/>
+      <w:rFonts w:ascii="Liberation Sans" w:hAnsi="Liberation Sans" w:eastAsia="Microsoft YaHei" w:cs="Arial"/>
       <w:sz w:val="28"/>
       <w:szCs w:val="28"/>
     </w:rPr>
   </w:style>
-  <w:style w:type="paragraph" w:styleId="a3">
+  <w:style w:type="paragraph" w:styleId="Style15">
     <w:name w:val="Body Text"/>
-    <w:basedOn w:val="a"/>
+    <w:basedOn w:val="Normal"/>
     <w:pPr>
-      <w:spacing w:after="140" w:line="276" w:lineRule="auto"/>
+      <w:spacing w:lineRule="auto" w:line="276" w:before="0" w:after="140"/>
     </w:pPr>
+    <w:rPr/>
   </w:style>
-  <w:style w:type="paragraph" w:styleId="a4">
+  <w:style w:type="paragraph" w:styleId="Style16">
     <w:name w:val="List"/>
-    <w:basedOn w:val="a3"/>
+    <w:basedOn w:val="Style15"/>
+    <w:pPr/>
+    <w:rPr/>
   </w:style>
-  <w:style w:type="paragraph" w:styleId="a5">
+  <w:style w:type="paragraph" w:styleId="Style17">
+    <w:name w:val="Caption"/>
+    <w:basedOn w:val="Normal"/>
+    <w:qFormat/>
+    <w:pPr>
+      <w:suppressLineNumbers/>
+      <w:spacing w:before="120" w:after="120"/>
+    </w:pPr>
+    <w:rPr>
+      <w:rFonts w:cs="Arial"/>
+      <w:i/>
+      <w:iCs/>
+      <w:sz w:val="24"/>
+      <w:szCs w:val="24"/>
+    </w:rPr>
+  </w:style>
+  <w:style w:type="paragraph" w:styleId="Style18">
+    <w:name w:val="Указатель"/>
+    <w:basedOn w:val="Normal"/>
+    <w:qFormat/>
+    <w:pPr>
+      <w:suppressLineNumbers/>
+    </w:pPr>
+    <w:rPr>
+      <w:rFonts w:cs="Arial"/>
+    </w:rPr>
+  </w:style>
+  <w:style w:type="paragraph" w:styleId="1" w:customStyle="1">
+    <w:name w:val="Заголовок1"/>
+    <w:basedOn w:val="Normal"/>
+    <w:next w:val="Style15"/>
+    <w:qFormat/>
+    <w:pPr>
+      <w:keepNext w:val="true"/>
+      <w:spacing w:before="240" w:after="120"/>
+    </w:pPr>
+    <w:rPr>
+      <w:rFonts w:ascii="Liberation Sans" w:hAnsi="Liberation Sans" w:eastAsia="Microsoft YaHei"/>
+      <w:sz w:val="28"/>
+      <w:szCs w:val="28"/>
+    </w:rPr>
+  </w:style>
+  <w:style w:type="paragraph" w:styleId="Caption">
     <w:name w:val="caption"/>
-    <w:basedOn w:val="a"/>
+    <w:basedOn w:val="Normal"/>
     <w:qFormat/>
     <w:pPr>
       <w:suppressLineNumbers/>
@@ -3084,13 +3539,35 @@
       <w:iCs/>
     </w:rPr>
   </w:style>
-  <w:style w:type="paragraph" w:styleId="a6">
+  <w:style w:type="paragraph" w:styleId="Indexheading">
     <w:name w:val="index heading"/>
-    <w:basedOn w:val="a"/>
+    <w:basedOn w:val="Normal"/>
     <w:qFormat/>
     <w:pPr>
       <w:suppressLineNumbers/>
     </w:pPr>
+    <w:rPr/>
+  </w:style>
+  <w:style w:type="numbering" w:styleId="NoList" w:default="1">
+    <w:name w:val="No List"/>
+    <w:uiPriority w:val="99"/>
+    <w:semiHidden/>
+    <w:unhideWhenUsed/>
+    <w:qFormat/>
+  </w:style>
+  <w:style w:type="table" w:default="1" w:styleId="a1">
+    <w:name w:val="Normal Table"/>
+    <w:uiPriority w:val="99"/>
+    <w:semiHidden/>
+    <w:unhideWhenUsed/>
+    <w:tblPr>
+      <w:tblCellMar>
+        <w:top w:w="0" w:type="dxa"/>
+        <w:left w:w="108" w:type="dxa"/>
+        <w:bottom w:w="0" w:type="dxa"/>
+        <w:right w:w="108" w:type="dxa"/>
+      </w:tblCellMar>
+    </w:tblPr>
   </w:style>
   <w:style w:type="table" w:styleId="a7">
     <w:name w:val="Table Grid"/>
@@ -3099,12 +3576,12 @@
     <w:rsid w:val="00887142"/>
     <w:tblPr>
       <w:tblBorders>
-        <w:top w:val="single" w:sz="4" w:space="0" w:color="auto"/>
-        <w:left w:val="single" w:sz="4" w:space="0" w:color="auto"/>
-        <w:bottom w:val="single" w:sz="4" w:space="0" w:color="auto"/>
-        <w:right w:val="single" w:sz="4" w:space="0" w:color="auto"/>
-        <w:insideH w:val="single" w:sz="4" w:space="0" w:color="auto"/>
-        <w:insideV w:val="single" w:sz="4" w:space="0" w:color="auto"/>
+        <w:top w:val="single" w:color="auto" w:sz="4" w:space="0"/>
+        <w:left w:val="single" w:color="auto" w:sz="4" w:space="0"/>
+        <w:bottom w:val="single" w:color="auto" w:sz="4" w:space="0"/>
+        <w:right w:val="single" w:color="auto" w:sz="4" w:space="0"/>
+        <w:insideH w:val="single" w:color="auto" w:sz="4" w:space="0"/>
+        <w:insideV w:val="single" w:color="auto" w:sz="4" w:space="0"/>
       </w:tblBorders>
     </w:tblPr>
   </w:style>
